--- a/templates/BM1_BCDX.docx
+++ b/templates/BM1_BCDX.docx
@@ -173,15 +173,7 @@
                 <w:szCs w:val="25"/>
                 <w:u w:val="single"/>
               </w:rPr>
-              <w:t xml:space="preserve">CHI NHÁNH </w:t>
-            </w:r>
-            <w:r>
-              <w:rPr>
-                <w:sz w:val="24"/>
-                <w:szCs w:val="24"/>
-                <w:u w:val="single"/>
-              </w:rPr>
-              <w:t>TRÀNG TIỀN - HÀ NỘI</w:t>
+              <w:t>CHI NHÁNH TRÀNG TIỀN - HÀ NỘI</w:t>
             </w:r>
           </w:p>
           <w:p>
@@ -298,19 +290,7 @@
                 <w:sz w:val="25"/>
                 <w:szCs w:val="25"/>
               </w:rPr>
-              <w:t xml:space="preserve">Độc lập - Tự do </w:t>
-            </w:r>
-            <w:r>
-              <w:rPr>
-                <w:rFonts w:eastAsia="Times New Roman"/>
-                <w:b/>
-                <w:bCs/>
-                <w:color w:val="000000" w:themeColor="text1"/>
-                <w:sz w:val="25"/>
-                <w:szCs w:val="25"/>
-              </w:rPr>
-              <w:softHyphen/>
-              <w:t>- Hạnh phúc</w:t>
+              <w:t>Độc lập - Tự do - Hạnh phúc</w:t>
             </w:r>
           </w:p>
           <w:bookmarkStart w:id="0" w:name="_Toc535570207"/>
@@ -440,31 +420,8 @@
           <w:sz w:val="26"/>
           <w:szCs w:val="26"/>
         </w:rPr>
-        <w:t>BÁO CÁO ĐỀ XUẤT TÍN DỤNG</w:t>
-      </w:r>
-      <w:r>
-        <w:rPr>
-          <w:b/>
-          <w:bCs/>
-          <w:color w:val="000000" w:themeColor="text1"/>
-          <w:sz w:val="26"/>
-          <w:szCs w:val="26"/>
-        </w:rPr>
-        <w:br/>
-      </w:r>
-      <w:r>
-        <w:rPr>
-          <w:sz w:val="24"/>
-          <w:szCs w:val="24"/>
-        </w:rPr>
-        <w:t>PCA</w:t>
-      </w:r>
-      <w:r>
-        <w:rPr>
-          <w:sz w:val="24"/>
-          <w:szCs w:val="24"/>
-        </w:rPr>
-        <w:t>………………..</w:t>
+        <w:t>BÁO CÁO ĐỀ XUẤT TÍN DỤNG
+PCA………………..</w:t>
       </w:r>
     </w:p>
     <w:p>
@@ -636,82 +593,7 @@
                 <w:szCs w:val="24"/>
               </w:rPr>
             </w:pPr>
-            <w:r>
-              <w:rPr>
-                <w:bCs/>
-                <w:sz w:val="24"/>
-                <w:szCs w:val="24"/>
-              </w:rPr>
-              <w:t>- Tên khách hàng:</w:t>
-            </w:r>
-            <w:r>
-              <w:rPr>
-                <w:bCs/>
-                <w:sz w:val="24"/>
-                <w:szCs w:val="24"/>
-                <w:lang w:val="vi-VN"/>
-              </w:rPr>
-              <w:t xml:space="preserve"> </w:t>
-            </w:r>
-            <w:r>
-              <w:rPr>
-                <w:sz w:val="24"/>
-                <w:szCs w:val="24"/>
-                <w:lang w:val="vi-VN"/>
-              </w:rPr>
-              <w:t>&lt;&lt;</w:t>
-            </w:r>
-            <w:r>
-              <w:t xml:space="preserve"> </w:t>
-            </w:r>
-            <w:r>
-              <w:rPr>
-                <w:sz w:val="24"/>
-                <w:szCs w:val="24"/>
-                <w:lang w:val="vi-VN"/>
-              </w:rPr>
-              <w:t>2 - Họ và tên người 1</w:t>
-            </w:r>
-            <w:r>
-              <w:rPr>
-                <w:sz w:val="24"/>
-                <w:szCs w:val="24"/>
-                <w:lang w:val="vi-VN"/>
-              </w:rPr>
-              <w:t>&gt;</w:t>
-            </w:r>
             <w:proofErr w:type="gramStart"/>
-            <w:r>
-              <w:rPr>
-                <w:sz w:val="24"/>
-                <w:szCs w:val="24"/>
-                <w:lang w:val="vi-VN"/>
-              </w:rPr>
-              <w:t>&gt;</w:t>
-            </w:r>
-            <w:r>
-              <w:rPr>
-                <w:sz w:val="24"/>
-                <w:szCs w:val="24"/>
-              </w:rPr>
-              <w:t xml:space="preserve"> </w:t>
-            </w:r>
-            <w:r>
-              <w:rPr>
-                <w:noProof/>
-                <w:sz w:val="24"/>
-                <w:szCs w:val="24"/>
-              </w:rPr>
-              <w:t xml:space="preserve"> </w:t>
-            </w:r>
-            <w:r>
-              <w:rPr>
-                <w:bCs/>
-                <w:sz w:val="24"/>
-                <w:szCs w:val="24"/>
-              </w:rPr>
-              <w:t>CIF</w:t>
-            </w:r>
             <w:proofErr w:type="gramEnd"/>
             <w:r>
               <w:rPr>
@@ -719,75 +601,7 @@
                 <w:sz w:val="24"/>
                 <w:szCs w:val="24"/>
               </w:rPr>
-              <w:t xml:space="preserve">: </w:t>
-            </w:r>
-            <w:r>
-              <w:rPr>
-                <w:sz w:val="24"/>
-                <w:szCs w:val="24"/>
-                <w:lang w:val="vi-VN"/>
-              </w:rPr>
-              <w:t>&lt;&lt;</w:t>
-            </w:r>
-            <w:r>
-              <w:t xml:space="preserve"> </w:t>
-            </w:r>
-            <w:r>
-              <w:rPr>
-                <w:sz w:val="24"/>
-                <w:szCs w:val="24"/>
-                <w:lang w:val="vi-VN"/>
-              </w:rPr>
-              <w:t>4- Mã CIF người 1</w:t>
-            </w:r>
-            <w:r>
-              <w:rPr>
-                <w:sz w:val="24"/>
-                <w:szCs w:val="24"/>
-                <w:lang w:val="vi-VN"/>
-              </w:rPr>
-              <w:t>&gt;&gt;</w:t>
-            </w:r>
-            <w:r>
-              <w:rPr>
-                <w:sz w:val="24"/>
-                <w:szCs w:val="24"/>
-              </w:rPr>
-              <w:t xml:space="preserve"> </w:t>
-            </w:r>
-            <w:r>
-              <w:rPr>
-                <w:sz w:val="24"/>
-                <w:szCs w:val="24"/>
-              </w:rPr>
-              <w:t xml:space="preserve">Sinh ngày: </w:t>
-            </w:r>
-            <w:r>
-              <w:rPr>
-                <w:sz w:val="24"/>
-                <w:szCs w:val="24"/>
-                <w:lang w:val="vi-VN"/>
-              </w:rPr>
-              <w:t>&lt;&lt;</w:t>
-            </w:r>
-            <w:r>
-              <w:t xml:space="preserve"> </w:t>
-            </w:r>
-            <w:r>
-              <w:rPr>
-                <w:sz w:val="24"/>
-                <w:szCs w:val="24"/>
-                <w:lang w:val="vi-VN"/>
-              </w:rPr>
-              <w:t>5 - Ngày tháng năm sinh người 1</w:t>
-            </w:r>
-            <w:r>
-              <w:rPr>
-                <w:sz w:val="24"/>
-                <w:szCs w:val="24"/>
-                <w:lang w:val="vi-VN"/>
-              </w:rPr>
-              <w:t>&gt;&gt;</w:t>
+              <w:t>- Tên khách hàng: &lt;&lt; 2 - Họ và tên người 1&gt;&gt;  CIF: &lt;&lt; 4- Mã CIF người 1&gt;&gt; Sinh ngày: &lt;&lt; 5 - Ngày tháng năm sinh người 1&gt;&gt;</w:t>
             </w:r>
           </w:p>
           <w:p>
@@ -804,155 +618,15 @@
                 <w:szCs w:val="24"/>
               </w:rPr>
             </w:pPr>
-            <w:r>
-              <w:rPr>
-                <w:bCs/>
-                <w:sz w:val="24"/>
-                <w:szCs w:val="24"/>
-              </w:rPr>
-              <w:t xml:space="preserve">- </w:t>
-            </w:r>
-            <w:r>
-              <w:rPr>
-                <w:sz w:val="24"/>
-                <w:szCs w:val="24"/>
-              </w:rPr>
-              <w:t>CCCD số:</w:t>
-            </w:r>
-            <w:r>
-              <w:rPr>
-                <w:noProof/>
-                <w:sz w:val="24"/>
-                <w:szCs w:val="24"/>
-              </w:rPr>
-              <w:t xml:space="preserve"> </w:t>
-            </w:r>
-            <w:r>
-              <w:rPr>
-                <w:sz w:val="24"/>
-                <w:szCs w:val="24"/>
-                <w:lang w:val="vi-VN"/>
-              </w:rPr>
-              <w:t>&lt;&lt;</w:t>
-            </w:r>
-            <w:r>
-              <w:t xml:space="preserve"> </w:t>
-            </w:r>
-            <w:r>
-              <w:rPr>
-                <w:sz w:val="24"/>
-                <w:szCs w:val="24"/>
-                <w:lang w:val="vi-VN"/>
-              </w:rPr>
-              <w:t>'7 - Số CCCD/CC người 1</w:t>
-            </w:r>
-            <w:r>
-              <w:rPr>
-                <w:sz w:val="24"/>
-                <w:szCs w:val="24"/>
-                <w:lang w:val="vi-VN"/>
-              </w:rPr>
-              <w:t>&gt;&gt;</w:t>
-            </w:r>
-            <w:r>
-              <w:rPr>
-                <w:sz w:val="24"/>
-                <w:szCs w:val="24"/>
-              </w:rPr>
-              <w:t xml:space="preserve"> Ngày cấp: </w:t>
-            </w:r>
-            <w:r>
-              <w:rPr>
-                <w:sz w:val="24"/>
-                <w:szCs w:val="24"/>
-                <w:lang w:val="vi-VN"/>
-              </w:rPr>
-              <w:t>&lt;&lt;</w:t>
-            </w:r>
-            <w:r>
-              <w:t xml:space="preserve"> </w:t>
-            </w:r>
-            <w:r>
-              <w:rPr>
-                <w:sz w:val="24"/>
-                <w:szCs w:val="24"/>
-                <w:lang w:val="vi-VN"/>
-              </w:rPr>
-              <w:t>'9- Ngày cấp CCCD/CC người 1</w:t>
-            </w:r>
-            <w:r>
-              <w:rPr>
-                <w:sz w:val="24"/>
-                <w:szCs w:val="24"/>
-                <w:lang w:val="vi-VN"/>
-              </w:rPr>
-              <w:t>&gt;</w:t>
-            </w:r>
             <w:proofErr w:type="gramStart"/>
-            <w:r>
-              <w:rPr>
-                <w:sz w:val="24"/>
-                <w:szCs w:val="24"/>
-                <w:lang w:val="vi-VN"/>
-              </w:rPr>
-              <w:t>&gt;</w:t>
-            </w:r>
-            <w:r>
-              <w:rPr>
-                <w:sz w:val="24"/>
-                <w:szCs w:val="24"/>
-              </w:rPr>
-              <w:t xml:space="preserve">  Nơi</w:t>
-            </w:r>
             <w:proofErr w:type="gramEnd"/>
             <w:r>
               <w:rPr>
-                <w:sz w:val="24"/>
-                <w:szCs w:val="24"/>
-              </w:rPr>
-              <w:t xml:space="preserve"> cấp:</w:t>
-            </w:r>
-            <w:r>
-              <w:rPr>
-                <w:noProof/>
-                <w:sz w:val="24"/>
-                <w:szCs w:val="24"/>
-              </w:rPr>
-              <w:t xml:space="preserve"> </w:t>
-            </w:r>
-            <w:r>
-              <w:rPr>
-                <w:sz w:val="24"/>
-                <w:szCs w:val="24"/>
-                <w:lang w:val="vi-VN"/>
-              </w:rPr>
-              <w:t>&lt;&lt;</w:t>
-            </w:r>
-            <w:r>
-              <w:t xml:space="preserve"> </w:t>
-            </w:r>
-            <w:r>
-              <w:rPr>
-                <w:sz w:val="24"/>
-                <w:szCs w:val="24"/>
-                <w:lang w:val="vi-VN"/>
-              </w:rPr>
-              <w:t>'8- Nơi cấp CCCD/CC người 1</w:t>
-            </w:r>
-            <w:r>
-              <w:rPr>
-                <w:sz w:val="24"/>
-                <w:szCs w:val="24"/>
-                <w:lang w:val="vi-VN"/>
-              </w:rPr>
-              <w:t>&gt;&gt;.</w:t>
-            </w:r>
-            <w:r>
-              <w:rPr>
-                <w:sz w:val="24"/>
-                <w:szCs w:val="24"/>
-              </w:rPr>
-              <w:t xml:space="preserve"> </w:t>
+                <w:bCs/>
+                <w:sz w:val="24"/>
+                <w:szCs w:val="24"/>
+              </w:rPr>
+              <w:t xml:space="preserve">- CCCD số: &lt;&lt; '7 - Số CCCD/CC người 1&gt;&gt; Ngày cấp: &lt;&lt; '9- Ngày cấp CCCD/CC người 1&gt;&gt;  Nơi cấp: &lt;&lt; '8- Nơi cấp CCCD/CC người 1&gt;&gt;. </w:t>
             </w:r>
           </w:p>
           <w:p>
@@ -974,42 +648,7 @@
                 <w:sz w:val="24"/>
                 <w:szCs w:val="24"/>
               </w:rPr>
-              <w:t>- Địa chỉ thường trú:</w:t>
-            </w:r>
-            <w:r>
-              <w:rPr>
-                <w:noProof/>
-                <w:sz w:val="24"/>
-                <w:szCs w:val="24"/>
-              </w:rPr>
-              <w:t xml:space="preserve"> </w:t>
-            </w:r>
-            <w:r>
-              <w:rPr>
-                <w:sz w:val="24"/>
-                <w:szCs w:val="24"/>
-                <w:lang w:val="vi-VN"/>
-              </w:rPr>
-              <w:t>&lt;&lt;</w:t>
-            </w:r>
-            <w:r>
-              <w:t xml:space="preserve"> </w:t>
-            </w:r>
-            <w:r>
-              <w:rPr>
-                <w:sz w:val="24"/>
-                <w:szCs w:val="24"/>
-                <w:lang w:val="vi-VN"/>
-              </w:rPr>
-              <w:t>10- Địa chỉ thường trú người 1</w:t>
-            </w:r>
-            <w:r>
-              <w:rPr>
-                <w:sz w:val="24"/>
-                <w:szCs w:val="24"/>
-                <w:lang w:val="vi-VN"/>
-              </w:rPr>
-              <w:t>&gt;&gt;.</w:t>
+              <w:t>- Địa chỉ thường trú: &lt;&lt; 10- Địa chỉ thường trú người 1&gt;&gt;.</w:t>
             </w:r>
           </w:p>
           <w:p>
@@ -1033,34 +672,7 @@
                 <w:sz w:val="24"/>
                 <w:szCs w:val="24"/>
               </w:rPr>
-              <w:t xml:space="preserve">- Địa chỉ cư trú hiện tại: </w:t>
-            </w:r>
-            <w:r>
-              <w:rPr>
-                <w:sz w:val="24"/>
-                <w:szCs w:val="24"/>
-                <w:lang w:val="vi-VN"/>
-              </w:rPr>
-              <w:t>&lt;&lt;</w:t>
-            </w:r>
-            <w:r>
-              <w:t xml:space="preserve"> </w:t>
-            </w:r>
-            <w:r>
-              <w:rPr>
-                <w:sz w:val="24"/>
-                <w:szCs w:val="24"/>
-                <w:lang w:val="vi-VN"/>
-              </w:rPr>
-              <w:t>11 - Địa chỉ liên hệ người 1</w:t>
-            </w:r>
-            <w:r>
-              <w:rPr>
-                <w:sz w:val="24"/>
-                <w:szCs w:val="24"/>
-                <w:lang w:val="vi-VN"/>
-              </w:rPr>
-              <w:t>&gt;&gt;.</w:t>
+              <w:t>- Địa chỉ cư trú hiện tại: &lt;&lt; 11 - Địa chỉ liên hệ người 1&gt;&gt;.</w:t>
             </w:r>
           </w:p>
           <w:p>
@@ -1081,42 +693,7 @@
                 <w:sz w:val="24"/>
                 <w:szCs w:val="24"/>
               </w:rPr>
-              <w:t>- Điện thoại di động:</w:t>
-            </w:r>
-            <w:r>
-              <w:rPr>
-                <w:noProof/>
-                <w:sz w:val="24"/>
-                <w:szCs w:val="24"/>
-              </w:rPr>
-              <w:t xml:space="preserve"> </w:t>
-            </w:r>
-            <w:r>
-              <w:rPr>
-                <w:sz w:val="24"/>
-                <w:szCs w:val="24"/>
-                <w:lang w:val="vi-VN"/>
-              </w:rPr>
-              <w:t>&lt;&lt;</w:t>
-            </w:r>
-            <w:r>
-              <w:t xml:space="preserve"> </w:t>
-            </w:r>
-            <w:r>
-              <w:rPr>
-                <w:sz w:val="24"/>
-                <w:szCs w:val="24"/>
-                <w:lang w:val="vi-VN"/>
-              </w:rPr>
-              <w:t>12 - ĐT liên hệ người 1</w:t>
-            </w:r>
-            <w:r>
-              <w:rPr>
-                <w:sz w:val="24"/>
-                <w:szCs w:val="24"/>
-                <w:lang w:val="vi-VN"/>
-              </w:rPr>
-              <w:t>&gt;&gt;.</w:t>
+              <w:t>- Điện thoại di động: &lt;&lt; 12 - ĐT liên hệ người 1&gt;&gt;.</w:t>
             </w:r>
           </w:p>
           <w:p>
@@ -1138,67 +715,7 @@
                 <w:sz w:val="24"/>
                 <w:szCs w:val="24"/>
               </w:rPr>
-              <w:t>- Tình trạng hôn nhân:</w:t>
-            </w:r>
-            <w:r>
-              <w:rPr>
-                <w:sz w:val="24"/>
-                <w:szCs w:val="24"/>
-              </w:rPr>
-              <w:t xml:space="preserve">    </w:t>
-            </w:r>
-            <w:r>
-              <w:rPr>
-                <w:rFonts w:ascii="Wingdings" w:eastAsia="Wingdings" w:hAnsi="Wingdings"/>
-                <w:sz w:val="24"/>
-                <w:szCs w:val="24"/>
-              </w:rPr>
-              <w:t></w:t>
-            </w:r>
-            <w:r>
-              <w:rPr>
-                <w:sz w:val="24"/>
-                <w:szCs w:val="24"/>
-              </w:rPr>
-              <w:t xml:space="preserve"> Kết</w:t>
-            </w:r>
-            <w:r>
-              <w:rPr>
-                <w:sz w:val="24"/>
-                <w:szCs w:val="24"/>
-                <w:lang w:val="vi-VN"/>
-              </w:rPr>
-              <w:t xml:space="preserve"> Hôn </w:t>
-            </w:r>
-            <w:r>
-              <w:rPr>
-                <w:sz w:val="24"/>
-                <w:szCs w:val="24"/>
-              </w:rPr>
-              <w:t xml:space="preserve">    </w:t>
-            </w:r>
-            <w:r>
-              <w:rPr>
-                <w:rFonts w:ascii="Wingdings" w:eastAsia="Wingdings" w:hAnsi="Wingdings"/>
-                <w:sz w:val="24"/>
-                <w:szCs w:val="24"/>
-              </w:rPr>
-              <w:t></w:t>
-            </w:r>
-            <w:r>
-              <w:rPr>
-                <w:sz w:val="24"/>
-                <w:szCs w:val="24"/>
-              </w:rPr>
-              <w:t xml:space="preserve"> Độc</w:t>
-            </w:r>
-            <w:r>
-              <w:rPr>
-                <w:sz w:val="24"/>
-                <w:szCs w:val="24"/>
-                <w:lang w:val="vi-VN"/>
-              </w:rPr>
-              <w:t xml:space="preserve"> Thân</w:t>
+              <w:t>- Tình trạng hôn nhân:     Kết Hôn      Độc Thân</w:t>
             </w:r>
           </w:p>
           <w:p>
@@ -1213,106 +730,20 @@
                 <w:lang w:val="vi-VN"/>
               </w:rPr>
             </w:pPr>
-            <w:r>
-              <w:rPr>
-                <w:bCs/>
-                <w:sz w:val="24"/>
-                <w:szCs w:val="24"/>
-              </w:rPr>
-              <w:t>- Cơ quan công tác:</w:t>
-            </w:r>
-            <w:r>
-              <w:rPr>
-                <w:noProof/>
-                <w:sz w:val="24"/>
-                <w:szCs w:val="24"/>
-              </w:rPr>
-              <w:t xml:space="preserve"> </w:t>
-            </w:r>
-            <w:r>
-              <w:rPr>
-                <w:sz w:val="24"/>
-                <w:szCs w:val="24"/>
-                <w:lang w:val="vi-VN"/>
-              </w:rPr>
-              <w:t>&lt;&lt;</w:t>
-            </w:r>
-            <w:r>
-              <w:t xml:space="preserve"> </w:t>
-            </w:r>
-            <w:r>
-              <w:rPr>
-                <w:sz w:val="24"/>
-                <w:szCs w:val="24"/>
-                <w:lang w:val="vi-VN"/>
-              </w:rPr>
-              <w:t>'13-Đơn vị công tác 1 người 1</w:t>
-            </w:r>
-            <w:r>
-              <w:rPr>
-                <w:sz w:val="24"/>
-                <w:szCs w:val="24"/>
-                <w:lang w:val="vi-VN"/>
-              </w:rPr>
-              <w:t>&gt;</w:t>
-            </w:r>
             <w:proofErr w:type="gramStart"/>
-            <w:r>
-              <w:rPr>
-                <w:sz w:val="24"/>
-                <w:szCs w:val="24"/>
-                <w:lang w:val="vi-VN"/>
-              </w:rPr>
-              <w:t>&gt;</w:t>
-            </w:r>
-            <w:r>
-              <w:rPr>
-                <w:sz w:val="24"/>
-                <w:szCs w:val="24"/>
-              </w:rPr>
-              <w:t xml:space="preserve">  </w:t>
-            </w:r>
-            <w:r>
-              <w:rPr>
-                <w:sz w:val="24"/>
-                <w:szCs w:val="24"/>
-              </w:rPr>
-              <w:t>Vị</w:t>
-            </w:r>
             <w:proofErr w:type="gramEnd"/>
             <w:r>
               <w:rPr>
-                <w:sz w:val="24"/>
-                <w:szCs w:val="24"/>
-              </w:rPr>
-              <w:t xml:space="preserve"> trí: </w:t>
-            </w:r>
-            <w:r>
-              <w:rPr>
-                <w:sz w:val="24"/>
-                <w:szCs w:val="24"/>
-                <w:lang w:val="vi-VN"/>
-              </w:rPr>
-              <w:t>&lt;&lt;</w:t>
-            </w:r>
-            <w:r>
-              <w:t xml:space="preserve"> </w:t>
-            </w:r>
-            <w:r>
-              <w:rPr>
-                <w:sz w:val="24"/>
-                <w:szCs w:val="24"/>
-                <w:lang w:val="vi-VN"/>
-              </w:rPr>
-              <w:t>'16- Chức vụ 1 người 1</w:t>
-            </w:r>
-            <w:r>
-              <w:rPr>
-                <w:sz w:val="24"/>
-                <w:szCs w:val="24"/>
-                <w:lang w:val="vi-VN"/>
-              </w:rPr>
-              <w:t>&gt;&gt;</w:t>
+                <w:bCs/>
+                <w:sz w:val="24"/>
+                <w:szCs w:val="24"/>
+              </w:rPr>
+              <w:t>- Cơ quan công tác: &lt;&lt; '13-Đơn vị công tác 1 người 1&gt;&gt;  Vị trí: &lt;&lt; '16- Chức vụ 1 người 1&gt;&gt;</w:t>
+            </w:r>
+          </w:p>
+          <w:p>
+            <w:r>
+              <w:t>&lt;&lt; CO_BORROWER_START &gt;&gt;</w:t>
             </w:r>
           </w:p>
           <w:p>
@@ -1353,73 +784,7 @@
                 <w:szCs w:val="24"/>
               </w:rPr>
             </w:pPr>
-            <w:r>
-              <w:rPr>
-                <w:bCs/>
-                <w:sz w:val="24"/>
-                <w:szCs w:val="24"/>
-              </w:rPr>
-              <w:t>- Tên khách hàng:</w:t>
-            </w:r>
-            <w:r>
-              <w:rPr>
-                <w:noProof/>
-                <w:sz w:val="24"/>
-                <w:szCs w:val="24"/>
-              </w:rPr>
-              <w:t xml:space="preserve"> </w:t>
-            </w:r>
-            <w:r>
-              <w:rPr>
-                <w:sz w:val="24"/>
-                <w:szCs w:val="24"/>
-                <w:lang w:val="vi-VN"/>
-              </w:rPr>
-              <w:t>&lt;&lt;</w:t>
-            </w:r>
-            <w:r>
-              <w:t xml:space="preserve"> </w:t>
-            </w:r>
-            <w:r>
-              <w:rPr>
-                <w:sz w:val="24"/>
-                <w:szCs w:val="24"/>
-                <w:lang w:val="vi-VN"/>
-              </w:rPr>
-              <w:t>22 - Họ và tên người 2</w:t>
-            </w:r>
-            <w:r>
-              <w:rPr>
-                <w:sz w:val="24"/>
-                <w:szCs w:val="24"/>
-                <w:lang w:val="vi-VN"/>
-              </w:rPr>
-              <w:t>&gt;</w:t>
-            </w:r>
             <w:proofErr w:type="gramStart"/>
-            <w:r>
-              <w:rPr>
-                <w:sz w:val="24"/>
-                <w:szCs w:val="24"/>
-                <w:lang w:val="vi-VN"/>
-              </w:rPr>
-              <w:t>&gt;</w:t>
-            </w:r>
-            <w:r>
-              <w:rPr>
-                <w:sz w:val="24"/>
-                <w:szCs w:val="24"/>
-              </w:rPr>
-              <w:t xml:space="preserve">  </w:t>
-            </w:r>
-            <w:r>
-              <w:rPr>
-                <w:bCs/>
-                <w:sz w:val="24"/>
-                <w:szCs w:val="24"/>
-              </w:rPr>
-              <w:t>Mã</w:t>
-            </w:r>
             <w:proofErr w:type="gramEnd"/>
             <w:r>
               <w:rPr>
@@ -1427,82 +792,7 @@
                 <w:sz w:val="24"/>
                 <w:szCs w:val="24"/>
               </w:rPr>
-              <w:t xml:space="preserve"> CIF: </w:t>
-            </w:r>
-            <w:r>
-              <w:rPr>
-                <w:sz w:val="24"/>
-                <w:szCs w:val="24"/>
-                <w:lang w:val="vi-VN"/>
-              </w:rPr>
-              <w:t>&lt;&lt;</w:t>
-            </w:r>
-            <w:r>
-              <w:t xml:space="preserve"> </w:t>
-            </w:r>
-            <w:r>
-              <w:rPr>
-                <w:sz w:val="24"/>
-                <w:szCs w:val="24"/>
-                <w:lang w:val="vi-VN"/>
-              </w:rPr>
-              <w:t>24 - mã CIF người 2</w:t>
-            </w:r>
-            <w:r>
-              <w:rPr>
-                <w:sz w:val="24"/>
-                <w:szCs w:val="24"/>
-                <w:lang w:val="vi-VN"/>
-              </w:rPr>
-              <w:t>&gt;&gt;</w:t>
-            </w:r>
-            <w:r>
-              <w:rPr>
-                <w:sz w:val="24"/>
-                <w:szCs w:val="24"/>
-              </w:rPr>
-              <w:t xml:space="preserve">.                  </w:t>
-            </w:r>
-            <w:r>
-              <w:rPr>
-                <w:sz w:val="24"/>
-                <w:szCs w:val="24"/>
-              </w:rPr>
-              <w:t xml:space="preserve"> </w:t>
-            </w:r>
-            <w:r>
-              <w:rPr>
-                <w:sz w:val="24"/>
-                <w:szCs w:val="24"/>
-              </w:rPr>
-              <w:t xml:space="preserve">Sinh ngày: </w:t>
-            </w:r>
-            <w:r>
-              <w:rPr>
-                <w:sz w:val="24"/>
-                <w:szCs w:val="24"/>
-                <w:lang w:val="vi-VN"/>
-              </w:rPr>
-              <w:t>&lt;&lt;</w:t>
-            </w:r>
-            <w:r>
-              <w:t xml:space="preserve"> </w:t>
-            </w:r>
-            <w:r>
-              <w:rPr>
-                <w:sz w:val="24"/>
-                <w:szCs w:val="24"/>
-                <w:lang w:val="vi-VN"/>
-              </w:rPr>
-              <w:t>'25 - Ngày sinh người 2</w:t>
-            </w:r>
-            <w:r>
-              <w:rPr>
-                <w:sz w:val="24"/>
-                <w:szCs w:val="24"/>
-                <w:lang w:val="vi-VN"/>
-              </w:rPr>
-              <w:t>&gt;&gt;</w:t>
+              <w:t>- Tên khách hàng: &lt;&lt; 22 - Họ và tên người 2&gt;&gt;  Mã CIF: &lt;&lt; 24 - mã CIF người 2&gt;&gt;.                   Sinh ngày: &lt;&lt; '25 - Ngày sinh người 2&gt;&gt;</w:t>
             </w:r>
           </w:p>
           <w:p>
@@ -1525,132 +815,7 @@
                 <w:sz w:val="24"/>
                 <w:szCs w:val="24"/>
               </w:rPr>
-              <w:t xml:space="preserve">- </w:t>
-            </w:r>
-            <w:r>
-              <w:rPr>
-                <w:sz w:val="24"/>
-                <w:szCs w:val="24"/>
-              </w:rPr>
-              <w:t>CCCD số:</w:t>
-            </w:r>
-            <w:r>
-              <w:rPr>
-                <w:noProof/>
-                <w:sz w:val="24"/>
-                <w:szCs w:val="24"/>
-              </w:rPr>
-              <w:t xml:space="preserve"> </w:t>
-            </w:r>
-            <w:r>
-              <w:rPr>
-                <w:sz w:val="24"/>
-                <w:szCs w:val="24"/>
-                <w:lang w:val="vi-VN"/>
-              </w:rPr>
-              <w:t>&lt;&lt;</w:t>
-            </w:r>
-            <w:r>
-              <w:t xml:space="preserve"> </w:t>
-            </w:r>
-            <w:r>
-              <w:rPr>
-                <w:sz w:val="24"/>
-                <w:szCs w:val="24"/>
-                <w:lang w:val="vi-VN"/>
-              </w:rPr>
-              <w:t>'27 - Số CCCD/CC người 2</w:t>
-            </w:r>
-            <w:r>
-              <w:rPr>
-                <w:sz w:val="24"/>
-                <w:szCs w:val="24"/>
-                <w:lang w:val="vi-VN"/>
-              </w:rPr>
-              <w:t xml:space="preserve">&gt;&gt; </w:t>
-            </w:r>
-            <w:r>
-              <w:rPr>
-                <w:sz w:val="24"/>
-                <w:szCs w:val="24"/>
-              </w:rPr>
-              <w:t xml:space="preserve">Ngày cấp: </w:t>
-            </w:r>
-            <w:r>
-              <w:rPr>
-                <w:sz w:val="24"/>
-                <w:szCs w:val="24"/>
-                <w:lang w:val="vi-VN"/>
-              </w:rPr>
-              <w:t>&lt;&lt;</w:t>
-            </w:r>
-            <w:r>
-              <w:t xml:space="preserve"> </w:t>
-            </w:r>
-            <w:r>
-              <w:rPr>
-                <w:sz w:val="24"/>
-                <w:szCs w:val="24"/>
-                <w:lang w:val="vi-VN"/>
-              </w:rPr>
-              <w:t>'29- Ngày cấp CCCD/CC người 2</w:t>
-            </w:r>
-            <w:r>
-              <w:rPr>
-                <w:sz w:val="24"/>
-                <w:szCs w:val="24"/>
-                <w:lang w:val="vi-VN"/>
-              </w:rPr>
-              <w:t xml:space="preserve">&gt;&gt; </w:t>
-            </w:r>
-            <w:r>
-              <w:rPr>
-                <w:sz w:val="24"/>
-                <w:szCs w:val="24"/>
-              </w:rPr>
-              <w:t>Nơi cấp:</w:t>
-            </w:r>
-            <w:r>
-              <w:rPr>
-                <w:noProof/>
-                <w:sz w:val="24"/>
-                <w:szCs w:val="24"/>
-              </w:rPr>
-              <w:t xml:space="preserve"> </w:t>
-            </w:r>
-            <w:r>
-              <w:rPr>
-                <w:sz w:val="24"/>
-                <w:szCs w:val="24"/>
-                <w:lang w:val="vi-VN"/>
-              </w:rPr>
-              <w:t>&lt;&lt;</w:t>
-            </w:r>
-            <w:r>
-              <w:t xml:space="preserve"> </w:t>
-            </w:r>
-            <w:r>
-              <w:rPr>
-                <w:sz w:val="24"/>
-                <w:szCs w:val="24"/>
-                <w:lang w:val="vi-VN"/>
-              </w:rPr>
-              <w:t>'28- Nơi cấp CCCD/CC người 2</w:t>
-            </w:r>
-            <w:r>
-              <w:rPr>
-                <w:sz w:val="24"/>
-                <w:szCs w:val="24"/>
-                <w:lang w:val="vi-VN"/>
-              </w:rPr>
-              <w:t>&gt;&gt;</w:t>
-            </w:r>
-            <w:r>
-              <w:rPr>
-                <w:sz w:val="24"/>
-                <w:szCs w:val="24"/>
-              </w:rPr>
-              <w:t>.</w:t>
+              <w:t>- CCCD số: &lt;&lt; '27 - Số CCCD/CC người 2&gt;&gt; Ngày cấp: &lt;&lt; '29- Ngày cấp CCCD/CC người 2&gt;&gt; Nơi cấp: &lt;&lt; '28- Nơi cấp CCCD/CC người 2&gt;&gt;.</w:t>
             </w:r>
           </w:p>
           <w:p>
@@ -1672,49 +837,7 @@
                 <w:sz w:val="24"/>
                 <w:szCs w:val="24"/>
               </w:rPr>
-              <w:t>- Địa chỉ thường trú:</w:t>
-            </w:r>
-            <w:r>
-              <w:rPr>
-                <w:noProof/>
-                <w:sz w:val="24"/>
-                <w:szCs w:val="24"/>
-              </w:rPr>
-              <w:t xml:space="preserve"> </w:t>
-            </w:r>
-            <w:r>
-              <w:rPr>
-                <w:sz w:val="24"/>
-                <w:szCs w:val="24"/>
-                <w:lang w:val="vi-VN"/>
-              </w:rPr>
-              <w:t>&lt;&lt;</w:t>
-            </w:r>
-            <w:r>
-              <w:t xml:space="preserve"> </w:t>
-            </w:r>
-            <w:r>
-              <w:rPr>
-                <w:sz w:val="24"/>
-                <w:szCs w:val="24"/>
-                <w:lang w:val="vi-VN"/>
-              </w:rPr>
-              <w:t>'30 - Địa chỉ thường trú người 2</w:t>
-            </w:r>
-            <w:r>
-              <w:rPr>
-                <w:sz w:val="24"/>
-                <w:szCs w:val="24"/>
-                <w:lang w:val="vi-VN"/>
-              </w:rPr>
-              <w:t>&gt;&gt;</w:t>
-            </w:r>
-            <w:r>
-              <w:rPr>
-                <w:sz w:val="24"/>
-                <w:szCs w:val="24"/>
-              </w:rPr>
-              <w:t>.</w:t>
+              <w:t>- Địa chỉ thường trú: &lt;&lt; '30 - Địa chỉ thường trú người 2&gt;&gt;.</w:t>
             </w:r>
           </w:p>
           <w:p>
@@ -1738,41 +861,7 @@
                 <w:sz w:val="24"/>
                 <w:szCs w:val="24"/>
               </w:rPr>
-              <w:t xml:space="preserve">- Địa chỉ cư trú hiện tại: </w:t>
-            </w:r>
-            <w:r>
-              <w:rPr>
-                <w:sz w:val="24"/>
-                <w:szCs w:val="24"/>
-                <w:lang w:val="vi-VN"/>
-              </w:rPr>
-              <w:t>&lt;&lt;</w:t>
-            </w:r>
-            <w:r>
-              <w:t xml:space="preserve"> </w:t>
-            </w:r>
-            <w:r>
-              <w:rPr>
-                <w:sz w:val="24"/>
-                <w:szCs w:val="24"/>
-                <w:lang w:val="vi-VN"/>
-              </w:rPr>
-              <w:t>'31 - Địa chỉ liên hệ người 2</w:t>
-            </w:r>
-            <w:r>
-              <w:rPr>
-                <w:sz w:val="24"/>
-                <w:szCs w:val="24"/>
-                <w:lang w:val="vi-VN"/>
-              </w:rPr>
-              <w:t>&gt;&gt;</w:t>
-            </w:r>
-            <w:r>
-              <w:rPr>
-                <w:sz w:val="24"/>
-                <w:szCs w:val="24"/>
-              </w:rPr>
-              <w:t>.</w:t>
+              <w:t>- Địa chỉ cư trú hiện tại: &lt;&lt; '31 - Địa chỉ liên hệ người 2&gt;&gt;.</w:t>
             </w:r>
           </w:p>
           <w:p>
@@ -1793,34 +882,7 @@
                 <w:sz w:val="24"/>
                 <w:szCs w:val="24"/>
               </w:rPr>
-              <w:t>- Điện thoại di động:</w:t>
-            </w:r>
-            <w:r>
-              <w:rPr>
-                <w:sz w:val="24"/>
-                <w:szCs w:val="24"/>
-                <w:lang w:val="vi-VN"/>
-              </w:rPr>
-              <w:t xml:space="preserve"> &lt;&lt;</w:t>
-            </w:r>
-            <w:r>
-              <w:t xml:space="preserve"> </w:t>
-            </w:r>
-            <w:r>
-              <w:rPr>
-                <w:sz w:val="24"/>
-                <w:szCs w:val="24"/>
-                <w:lang w:val="vi-VN"/>
-              </w:rPr>
-              <w:t>'32 - ĐT liên hệ người 2</w:t>
-            </w:r>
-            <w:r>
-              <w:rPr>
-                <w:sz w:val="24"/>
-                <w:szCs w:val="24"/>
-                <w:lang w:val="vi-VN"/>
-              </w:rPr>
-              <w:t>&gt;&gt;.</w:t>
+              <w:t>- Điện thoại di động: &lt;&lt; '32 - ĐT liên hệ người 2&gt;&gt;.</w:t>
             </w:r>
           </w:p>
           <w:p>
@@ -1841,67 +903,7 @@
                 <w:sz w:val="24"/>
                 <w:szCs w:val="24"/>
               </w:rPr>
-              <w:t xml:space="preserve">- </w:t>
-            </w:r>
-            <w:r>
-              <w:rPr>
-                <w:sz w:val="24"/>
-                <w:szCs w:val="24"/>
-              </w:rPr>
-              <w:t xml:space="preserve">Tình trạng hôn nhân:    </w:t>
-            </w:r>
-            <w:r>
-              <w:rPr>
-                <w:rFonts w:ascii="Wingdings" w:eastAsia="Wingdings" w:hAnsi="Wingdings"/>
-                <w:sz w:val="24"/>
-                <w:szCs w:val="24"/>
-              </w:rPr>
-              <w:t></w:t>
-            </w:r>
-            <w:r>
-              <w:rPr>
-                <w:sz w:val="24"/>
-                <w:szCs w:val="24"/>
-              </w:rPr>
-              <w:t xml:space="preserve"> Kết</w:t>
-            </w:r>
-            <w:r>
-              <w:rPr>
-                <w:sz w:val="24"/>
-                <w:szCs w:val="24"/>
-                <w:lang w:val="vi-VN"/>
-              </w:rPr>
-              <w:t xml:space="preserve"> Hôn </w:t>
-            </w:r>
-            <w:r>
-              <w:rPr>
-                <w:sz w:val="24"/>
-                <w:szCs w:val="24"/>
-              </w:rPr>
-              <w:t xml:space="preserve">    </w:t>
-            </w:r>
-            <w:r>
-              <w:rPr>
-                <w:rFonts w:ascii="Wingdings" w:eastAsia="Wingdings" w:hAnsi="Wingdings"/>
-                <w:sz w:val="24"/>
-                <w:szCs w:val="24"/>
-              </w:rPr>
-              <w:t></w:t>
-            </w:r>
-            <w:r>
-              <w:rPr>
-                <w:sz w:val="24"/>
-                <w:szCs w:val="24"/>
-              </w:rPr>
-              <w:t xml:space="preserve"> Độc</w:t>
-            </w:r>
-            <w:r>
-              <w:rPr>
-                <w:sz w:val="24"/>
-                <w:szCs w:val="24"/>
-                <w:lang w:val="vi-VN"/>
-              </w:rPr>
-              <w:t xml:space="preserve"> Thân</w:t>
+              <w:t>- Tình trạng hôn nhân:     Kết Hôn      Độc Thân</w:t>
             </w:r>
           </w:p>
           <w:p>
@@ -1924,83 +926,12 @@
                 <w:sz w:val="24"/>
                 <w:szCs w:val="24"/>
               </w:rPr>
-              <w:t>- Cơ quan công tác:</w:t>
-            </w:r>
-            <w:r>
-              <w:rPr>
-                <w:noProof/>
-                <w:sz w:val="24"/>
-                <w:szCs w:val="24"/>
-              </w:rPr>
-              <w:t xml:space="preserve"> </w:t>
-            </w:r>
-            <w:r>
-              <w:rPr>
-                <w:sz w:val="24"/>
-                <w:szCs w:val="24"/>
-                <w:lang w:val="vi-VN"/>
-              </w:rPr>
-              <w:t>&lt;&lt;</w:t>
-            </w:r>
-            <w:r>
-              <w:t xml:space="preserve"> </w:t>
-            </w:r>
-            <w:r>
-              <w:rPr>
-                <w:sz w:val="24"/>
-                <w:szCs w:val="24"/>
-                <w:lang w:val="vi-VN"/>
-              </w:rPr>
-              <w:t>'33-Đơn vị công tác 1 người 2</w:t>
-            </w:r>
-            <w:r>
-              <w:rPr>
-                <w:sz w:val="24"/>
-                <w:szCs w:val="24"/>
-                <w:lang w:val="vi-VN"/>
-              </w:rPr>
-              <w:t>&gt;&gt;</w:t>
-            </w:r>
-            <w:r>
-              <w:rPr>
-                <w:sz w:val="24"/>
-                <w:szCs w:val="24"/>
-              </w:rPr>
-              <w:t xml:space="preserve">. Vị trí: </w:t>
-            </w:r>
-            <w:r>
-              <w:rPr>
-                <w:sz w:val="24"/>
-                <w:szCs w:val="24"/>
-                <w:lang w:val="vi-VN"/>
-              </w:rPr>
-              <w:t>&lt;&lt;</w:t>
-            </w:r>
-            <w:r>
-              <w:t xml:space="preserve"> </w:t>
-            </w:r>
-            <w:r>
-              <w:rPr>
-                <w:sz w:val="24"/>
-                <w:szCs w:val="24"/>
-                <w:lang w:val="vi-VN"/>
-              </w:rPr>
-              <w:t>'36- Chức vụ 1 người 2</w:t>
-            </w:r>
-            <w:r>
-              <w:rPr>
-                <w:sz w:val="24"/>
-                <w:szCs w:val="24"/>
-                <w:lang w:val="vi-VN"/>
-              </w:rPr>
-              <w:t>&gt;&gt;</w:t>
-            </w:r>
-            <w:r>
-              <w:rPr>
-                <w:sz w:val="24"/>
-                <w:szCs w:val="24"/>
-              </w:rPr>
-              <w:t>.</w:t>
+              <w:t>- Cơ quan công tác: &lt;&lt; '33-Đơn vị công tác 1 người 2&gt;&gt;. Vị trí: &lt;&lt; '36- Chức vụ 1 người 2&gt;&gt;.</w:t>
+            </w:r>
+          </w:p>
+          <w:p>
+            <w:r>
+              <w:t>&lt;&lt; CO_BORROWER_END &gt;&gt;</w:t>
             </w:r>
           </w:p>
         </w:tc>
@@ -2079,41 +1010,7 @@
           <w:sz w:val="24"/>
           <w:szCs w:val="24"/>
         </w:rPr>
-        <w:t>Số tiền/hạn mức vay:</w:t>
-      </w:r>
-      <w:r>
-        <w:rPr>
-          <w:sz w:val="24"/>
-          <w:szCs w:val="24"/>
-          <w:lang w:val="vi-VN"/>
-        </w:rPr>
-        <w:t xml:space="preserve"> &lt;&lt;</w:t>
-      </w:r>
-      <w:r>
-        <w:t xml:space="preserve"> </w:t>
-      </w:r>
-      <w:r>
-        <w:rPr>
-          <w:sz w:val="24"/>
-          <w:szCs w:val="24"/>
-          <w:lang w:val="vi-VN"/>
-        </w:rPr>
-        <w:t>'52 - Số tiền/ Hạn mức vay</w:t>
-      </w:r>
-      <w:r>
-        <w:rPr>
-          <w:sz w:val="24"/>
-          <w:szCs w:val="24"/>
-          <w:lang w:val="vi-VN"/>
-        </w:rPr>
-        <w:t>&gt;&gt;</w:t>
-      </w:r>
-      <w:r>
-        <w:rPr>
-          <w:sz w:val="24"/>
-          <w:szCs w:val="24"/>
-        </w:rPr>
-        <w:t xml:space="preserve"> VNĐ</w:t>
+        <w:t>Số tiền/hạn mức vay: &lt;&lt; '52 - Số tiền/ Hạn mức vay&gt;&gt; VNĐ</w:t>
       </w:r>
     </w:p>
     <w:p>
@@ -2132,60 +1029,7 @@
           <w:sz w:val="24"/>
           <w:szCs w:val="24"/>
         </w:rPr>
-        <w:t xml:space="preserve">Mục đích: </w:t>
-      </w:r>
-      <w:r>
-        <w:rPr>
-          <w:sz w:val="24"/>
-          <w:szCs w:val="24"/>
-        </w:rPr>
-        <w:t>Thanh</w:t>
-      </w:r>
-      <w:r>
-        <w:rPr>
-          <w:sz w:val="24"/>
-          <w:szCs w:val="24"/>
-          <w:lang w:val="vi-VN"/>
-        </w:rPr>
-        <w:t xml:space="preserve"> toán tiền mua &lt;&lt;</w:t>
-      </w:r>
-      <w:r>
-        <w:t xml:space="preserve"> </w:t>
-      </w:r>
-      <w:r>
-        <w:rPr>
-          <w:sz w:val="24"/>
-          <w:szCs w:val="24"/>
-          <w:lang w:val="vi-VN"/>
-        </w:rPr>
-        <w:t>'43 - số Căn hộ số</w:t>
-      </w:r>
-      <w:r>
-        <w:rPr>
-          <w:sz w:val="24"/>
-          <w:szCs w:val="24"/>
-          <w:lang w:val="vi-VN"/>
-        </w:rPr>
-        <w:t>&gt;&gt; &lt;&lt;</w:t>
-      </w:r>
-      <w:r>
-        <w:t xml:space="preserve"> </w:t>
-      </w:r>
-      <w:r>
-        <w:rPr>
-          <w:sz w:val="24"/>
-          <w:szCs w:val="24"/>
-          <w:lang w:val="vi-VN"/>
-        </w:rPr>
-        <w:t>'44- Tầng căn hộ</w:t>
-      </w:r>
-      <w:r>
-        <w:rPr>
-          <w:sz w:val="24"/>
-          <w:szCs w:val="24"/>
-          <w:lang w:val="vi-VN"/>
-        </w:rPr>
-        <w:t>&gt;&gt; dự án Prima Bay</w:t>
+        <w:t>Mục đích: Thanh toán tiền mua &lt;&lt; '43 - số Căn hộ số&gt;&gt; &lt;&lt; '44- Tầng căn hộ&gt;&gt; dự án Prima Bay</w:t>
       </w:r>
     </w:p>
     <w:p>
@@ -2198,74 +1042,15 @@
           <w:lang w:val="fr-FR"/>
         </w:rPr>
       </w:pPr>
+      <w:proofErr w:type="gramStart"/>
+      <w:proofErr w:type="gramEnd"/>
       <w:r>
         <w:rPr>
           <w:bCs/>
           <w:sz w:val="24"/>
           <w:szCs w:val="24"/>
         </w:rPr>
-        <w:t xml:space="preserve">Sản phẩm Tín dụng: </w:t>
-      </w:r>
-      <w:r>
-        <w:rPr>
-          <w:rFonts w:ascii="Wingdings" w:eastAsia="Wingdings" w:hAnsi="Wingdings"/>
-          <w:sz w:val="24"/>
-          <w:szCs w:val="24"/>
-        </w:rPr>
-        <w:t></w:t>
-      </w:r>
-      <w:r>
-        <w:rPr>
-          <w:sz w:val="24"/>
-          <w:szCs w:val="24"/>
-        </w:rPr>
-        <w:t xml:space="preserve"> </w:t>
-      </w:r>
-      <w:proofErr w:type="gramStart"/>
-      <w:r>
-        <w:rPr>
-          <w:sz w:val="24"/>
-          <w:szCs w:val="24"/>
-        </w:rPr>
-        <w:t>Cho  vay</w:t>
-      </w:r>
-      <w:proofErr w:type="gramEnd"/>
-      <w:r>
-        <w:rPr>
-          <w:sz w:val="24"/>
-          <w:szCs w:val="24"/>
-        </w:rPr>
-        <w:t xml:space="preserve">    </w:t>
-      </w:r>
-      <w:r>
-        <w:rPr>
-          <w:rFonts w:ascii="Wingdings" w:eastAsia="Wingdings" w:hAnsi="Wingdings"/>
-          <w:sz w:val="24"/>
-          <w:szCs w:val="24"/>
-        </w:rPr>
-        <w:t></w:t>
-      </w:r>
-      <w:r>
-        <w:rPr>
-          <w:sz w:val="24"/>
-          <w:szCs w:val="24"/>
-        </w:rPr>
-        <w:t xml:space="preserve"> Bảo lãnh    </w:t>
-      </w:r>
-      <w:r>
-        <w:rPr>
-          <w:rFonts w:ascii="Wingdings" w:eastAsia="Wingdings" w:hAnsi="Wingdings"/>
-          <w:sz w:val="24"/>
-          <w:szCs w:val="24"/>
-        </w:rPr>
-        <w:t></w:t>
-      </w:r>
-      <w:r>
-        <w:rPr>
-          <w:sz w:val="24"/>
-          <w:szCs w:val="24"/>
-        </w:rPr>
-        <w:t xml:space="preserve"> Thẻ</w:t>
+        <w:t>Sản phẩm Tín dụng:  Cho  vay     Bảo lãnh     Thẻ</w:t>
       </w:r>
     </w:p>
     <w:p>
@@ -2289,34 +1074,7 @@
           <w:sz w:val="24"/>
           <w:szCs w:val="24"/>
         </w:rPr>
-        <w:t xml:space="preserve">Thời hạn: </w:t>
-      </w:r>
-      <w:r>
-        <w:rPr>
-          <w:sz w:val="24"/>
-          <w:szCs w:val="24"/>
-          <w:lang w:val="vi-VN"/>
-        </w:rPr>
-        <w:t>&lt;&lt;</w:t>
-      </w:r>
-      <w:r>
-        <w:t xml:space="preserve"> </w:t>
-      </w:r>
-      <w:r>
-        <w:rPr>
-          <w:sz w:val="24"/>
-          <w:szCs w:val="24"/>
-          <w:lang w:val="vi-VN"/>
-        </w:rPr>
-        <w:t>'58 - Thời gian vay</w:t>
-      </w:r>
-      <w:r>
-        <w:rPr>
-          <w:sz w:val="24"/>
-          <w:szCs w:val="24"/>
-          <w:lang w:val="vi-VN"/>
-        </w:rPr>
-        <w:t>&gt;&gt;</w:t>
+        <w:t>Thời hạn: &lt;&lt; '58 - Thời gian vay&gt;&gt;</w:t>
       </w:r>
     </w:p>
     <w:p>
@@ -2340,16 +1098,7 @@
           <w:sz w:val="24"/>
           <w:szCs w:val="24"/>
         </w:rPr>
-        <w:t>Các điều kiện TD khác</w:t>
-      </w:r>
-      <w:r>
-        <w:rPr>
-          <w:bCs/>
-          <w:sz w:val="24"/>
-          <w:szCs w:val="24"/>
-          <w:lang w:val="vi-VN"/>
-        </w:rPr>
-        <w:t xml:space="preserve">: </w:t>
+        <w:t xml:space="preserve">Các điều kiện TD khác: </w:t>
       </w:r>
     </w:p>
     <w:p>
@@ -2369,16 +1118,7 @@
           <w:sz w:val="26"/>
           <w:szCs w:val="26"/>
         </w:rPr>
-        <w:t xml:space="preserve">2. </w:t>
-      </w:r>
-      <w:r>
-        <w:rPr>
-          <w:i/>
-          <w:color w:val="000000" w:themeColor="text1"/>
-          <w:sz w:val="24"/>
-          <w:szCs w:val="24"/>
-        </w:rPr>
-        <w:t>Biện pháp bảo đảm tín dụng:</w:t>
+        <w:t>2. Biện pháp bảo đảm tín dụng:</w:t>
       </w:r>
     </w:p>
     <w:tbl>
@@ -2612,286 +1352,27 @@
                 <w:lang w:val="vi-VN"/>
               </w:rPr>
             </w:pPr>
-            <w:r>
-              <w:rPr>
-                <w:sz w:val="24"/>
-                <w:szCs w:val="24"/>
-              </w:rPr>
-              <w:t xml:space="preserve">Quyền tài sản phát sinh </w:t>
-            </w:r>
             <w:proofErr w:type="gramStart"/>
-            <w:r>
-              <w:rPr>
-                <w:sz w:val="24"/>
-                <w:szCs w:val="24"/>
-              </w:rPr>
-              <w:t xml:space="preserve">từ </w:t>
-            </w:r>
-            <w:r>
-              <w:rPr>
-                <w:sz w:val="24"/>
-                <w:szCs w:val="24"/>
-              </w:rPr>
-              <w:t xml:space="preserve"> </w:t>
-            </w:r>
-            <w:r>
-              <w:rPr>
-                <w:sz w:val="24"/>
-                <w:szCs w:val="24"/>
-              </w:rPr>
-              <w:t>Hợp</w:t>
-            </w:r>
             <w:proofErr w:type="gramEnd"/>
             <w:r>
               <w:rPr>
                 <w:sz w:val="24"/>
                 <w:szCs w:val="24"/>
               </w:rPr>
-              <w:t xml:space="preserve"> Đồng Mua Bán Nhà Ở </w:t>
-            </w:r>
-            <w:r>
-              <w:rPr>
-                <w:sz w:val="24"/>
-                <w:szCs w:val="24"/>
-              </w:rPr>
-              <w:t>số</w:t>
-            </w:r>
-            <w:r>
-              <w:rPr>
-                <w:sz w:val="24"/>
-                <w:szCs w:val="24"/>
-              </w:rPr>
-              <w:t xml:space="preserve">: </w:t>
-            </w:r>
-            <w:r>
-              <w:rPr>
-                <w:sz w:val="24"/>
-                <w:szCs w:val="24"/>
-                <w:lang w:val="vi-VN"/>
-              </w:rPr>
-              <w:t>&lt;&lt;</w:t>
-            </w:r>
-            <w:r>
-              <w:rPr>
-                <w:sz w:val="24"/>
-                <w:szCs w:val="24"/>
-                <w:lang w:val="vi-VN"/>
-              </w:rPr>
-              <w:t>'41 - Số hợp đồng mua bán căn hộ</w:t>
-            </w:r>
-            <w:r>
-              <w:rPr>
-                <w:sz w:val="24"/>
-                <w:szCs w:val="24"/>
-                <w:lang w:val="vi-VN"/>
-              </w:rPr>
-              <w:t xml:space="preserve">&gt;&gt; </w:t>
-            </w:r>
-            <w:r>
-              <w:rPr>
-                <w:sz w:val="24"/>
-                <w:szCs w:val="24"/>
-              </w:rPr>
-              <w:t xml:space="preserve">ký ngày </w:t>
-            </w:r>
-            <w:r>
-              <w:rPr>
-                <w:sz w:val="24"/>
-                <w:szCs w:val="24"/>
-                <w:lang w:val="vi-VN"/>
-              </w:rPr>
-              <w:t>&lt;&lt;</w:t>
-            </w:r>
-            <w:r>
-              <w:rPr>
-                <w:sz w:val="24"/>
-                <w:szCs w:val="24"/>
-                <w:lang w:val="vi-VN"/>
-              </w:rPr>
-              <w:t>'42 - Ngày ký hợp đồng mua bán căn hộ</w:t>
-            </w:r>
-            <w:r>
-              <w:rPr>
-                <w:sz w:val="24"/>
-                <w:szCs w:val="24"/>
-                <w:lang w:val="vi-VN"/>
-              </w:rPr>
-              <w:t>&gt;&gt;</w:t>
-            </w:r>
-            <w:r>
-              <w:rPr>
-                <w:sz w:val="24"/>
-                <w:szCs w:val="24"/>
-              </w:rPr>
-              <w:t xml:space="preserve"> giữa Bên bán nhà ở là </w:t>
-            </w:r>
-            <w:r>
-              <w:rPr>
-                <w:sz w:val="24"/>
-                <w:szCs w:val="24"/>
-              </w:rPr>
-              <w:t xml:space="preserve">Công ty </w:t>
-            </w:r>
-            <w:r>
-              <w:rPr>
-                <w:sz w:val="24"/>
-                <w:szCs w:val="24"/>
-              </w:rPr>
-              <w:t>TNHH</w:t>
-            </w:r>
-            <w:r>
-              <w:rPr>
-                <w:sz w:val="24"/>
-                <w:szCs w:val="24"/>
-              </w:rPr>
-              <w:t xml:space="preserve"> </w:t>
-            </w:r>
-            <w:r>
-              <w:rPr>
-                <w:sz w:val="24"/>
-                <w:szCs w:val="24"/>
-              </w:rPr>
-              <w:t>ĐTPT</w:t>
-            </w:r>
-            <w:r>
-              <w:rPr>
-                <w:sz w:val="24"/>
-                <w:szCs w:val="24"/>
-                <w:lang w:val="vi-VN"/>
-              </w:rPr>
-              <w:t xml:space="preserve"> SX Hạ Long</w:t>
-            </w:r>
-            <w:r>
-              <w:rPr>
-                <w:sz w:val="24"/>
-                <w:szCs w:val="24"/>
-              </w:rPr>
-              <w:t xml:space="preserve"> và Bên mua </w:t>
-            </w:r>
-            <w:r>
-              <w:rPr>
-                <w:sz w:val="24"/>
-                <w:szCs w:val="24"/>
-              </w:rPr>
-              <w:lastRenderedPageBreak/>
-              <w:t xml:space="preserve">nhà ở là </w:t>
-            </w:r>
-            <w:r>
-              <w:rPr>
-                <w:sz w:val="24"/>
-                <w:szCs w:val="24"/>
-                <w:lang w:val="vi-VN"/>
-              </w:rPr>
-              <w:t>&lt;&lt;</w:t>
-            </w:r>
-            <w:r>
-              <w:rPr>
-                <w:sz w:val="24"/>
-                <w:szCs w:val="24"/>
-                <w:lang w:val="vi-VN"/>
-              </w:rPr>
-              <w:t>1 - Danh xưng người 1</w:t>
-            </w:r>
-            <w:r>
-              <w:rPr>
-                <w:sz w:val="24"/>
-                <w:szCs w:val="24"/>
-                <w:lang w:val="vi-VN"/>
-              </w:rPr>
-              <w:t>&gt;&gt;</w:t>
-            </w:r>
-            <w:r>
-              <w:rPr>
-                <w:sz w:val="24"/>
-                <w:szCs w:val="24"/>
-              </w:rPr>
-              <w:t xml:space="preserve"> </w:t>
-            </w:r>
-            <w:r>
-              <w:rPr>
-                <w:sz w:val="24"/>
-                <w:szCs w:val="24"/>
-                <w:lang w:val="vi-VN"/>
-              </w:rPr>
-              <w:t>&lt;&lt;</w:t>
-            </w:r>
-            <w:r>
-              <w:rPr>
-                <w:sz w:val="24"/>
-                <w:szCs w:val="24"/>
-                <w:lang w:val="vi-VN"/>
-              </w:rPr>
-              <w:t>2 - Họ và tên người 1</w:t>
-            </w:r>
-            <w:r>
-              <w:rPr>
-                <w:sz w:val="24"/>
-                <w:szCs w:val="24"/>
-                <w:lang w:val="vi-VN"/>
-              </w:rPr>
-              <w:t>&gt;&gt;</w:t>
-            </w:r>
-            <w:r>
-              <w:rPr>
-                <w:sz w:val="24"/>
-                <w:szCs w:val="24"/>
-              </w:rPr>
-              <w:t xml:space="preserve"> và </w:t>
-            </w:r>
-            <w:r>
-              <w:rPr>
-                <w:sz w:val="24"/>
-                <w:szCs w:val="24"/>
-                <w:lang w:val="vi-VN"/>
-              </w:rPr>
-              <w:t>&lt;&lt;</w:t>
-            </w:r>
-            <w:r>
-              <w:rPr>
-                <w:sz w:val="24"/>
-                <w:szCs w:val="24"/>
-                <w:lang w:val="vi-VN"/>
-              </w:rPr>
-              <w:t>21 - Danh xưng người 2</w:t>
-            </w:r>
-            <w:r>
-              <w:rPr>
-                <w:sz w:val="24"/>
-                <w:szCs w:val="24"/>
-                <w:lang w:val="vi-VN"/>
-              </w:rPr>
-              <w:t>&gt;&gt;</w:t>
-            </w:r>
-            <w:r>
-              <w:rPr>
-                <w:sz w:val="24"/>
-                <w:szCs w:val="24"/>
-              </w:rPr>
-              <w:t xml:space="preserve"> </w:t>
-            </w:r>
-            <w:r>
-              <w:rPr>
-                <w:sz w:val="24"/>
-                <w:szCs w:val="24"/>
-                <w:lang w:val="vi-VN"/>
-              </w:rPr>
-              <w:t>&lt;&lt;</w:t>
-            </w:r>
-            <w:r>
-              <w:rPr>
-                <w:sz w:val="24"/>
-                <w:szCs w:val="24"/>
-                <w:lang w:val="vi-VN"/>
-              </w:rPr>
-              <w:t>22 - Họ và tên người 2</w:t>
-            </w:r>
-            <w:r>
-              <w:rPr>
-                <w:sz w:val="24"/>
-                <w:szCs w:val="24"/>
-                <w:lang w:val="vi-VN"/>
-              </w:rPr>
-              <w:t>&gt;&gt;</w:t>
+              <w:t xml:space="preserve">Quyền tài sản phát sinh từ  Hợp Đồng Mua Bán Nhà Ở số: &lt;&lt;'41 - Số hợp đồng mua bán căn hộ&gt;&gt; ký ngày &lt;&lt;'42 - Ngày ký hợp đồng mua bán căn hộ&gt;&gt; giữa Bên bán nhà ở là Công ty TNHH ĐTPT SX Hạ Long và Bên mua nhà ở là &lt;&lt;1 - Danh xưng người 1&gt;&gt; &lt;&lt;2 - Họ và tên người 1&gt;&gt;</w:t>
+            </w:r>
+            <w:r>
+              <w:t>&lt;&lt; CO_BORROWER_INLINE_START &gt;&gt;</w:t>
+            </w:r>
+            <w:r>
+              <w:rPr>
+                <w:sz w:val="24"/>
+                <w:szCs w:val="24"/>
+              </w:rPr>
+              <w:t xml:space="preserve"> và &lt;&lt;21 - Danh xưng người 2&gt;&gt; &lt;&lt;22 - Họ và tên người 2&gt;&gt;</w:t>
+            </w:r>
+            <w:r>
+              <w:t>&lt;&lt; CO_BORROWER_INLINE_END &gt;&gt;</w:t>
             </w:r>
           </w:p>
         </w:tc>
@@ -2945,23 +1426,7 @@
                 <w:szCs w:val="24"/>
                 <w:lang w:val="vi-VN"/>
               </w:rPr>
-              <w:t>&lt;&lt;</w:t>
-            </w:r>
-            <w:r>
-              <w:rPr>
-                <w:sz w:val="24"/>
-                <w:szCs w:val="24"/>
-                <w:lang w:val="vi-VN"/>
-              </w:rPr>
-              <w:t>'49 - Trị giá HDMB căn hộ (Không bao gồm kinh phí bảo trì)</w:t>
-            </w:r>
-            <w:r>
-              <w:rPr>
-                <w:sz w:val="24"/>
-                <w:szCs w:val="24"/>
-                <w:lang w:val="vi-VN"/>
-              </w:rPr>
-              <w:t>&gt;&gt;</w:t>
+              <w:t>&lt;&lt;'49 - Trị giá HDMB căn hộ (Không bao gồm kinh phí bảo trì)&gt;&gt;</w:t>
             </w:r>
           </w:p>
         </w:tc>
@@ -2989,23 +1454,7 @@
                 <w:szCs w:val="24"/>
                 <w:lang w:val="vi-VN"/>
               </w:rPr>
-              <w:t>&lt;&lt;</w:t>
-            </w:r>
-            <w:r>
-              <w:rPr>
-                <w:sz w:val="24"/>
-                <w:szCs w:val="24"/>
-                <w:lang w:val="vi-VN"/>
-              </w:rPr>
-              <w:t xml:space="preserve">'51 - Giá trị đã quy đổi theo hệ số (70%) căn hộ </w:t>
-            </w:r>
-            <w:r>
-              <w:rPr>
-                <w:sz w:val="24"/>
-                <w:szCs w:val="24"/>
-                <w:lang w:val="vi-VN"/>
-              </w:rPr>
-              <w:t>&gt;&gt;</w:t>
+              <w:t>&lt;&lt;'51 - Giá trị đã quy đổi theo hệ số (70%) căn hộ &gt;&gt;</w:t>
             </w:r>
           </w:p>
         </w:tc>
@@ -3031,14 +1480,7 @@
                 <w:sz w:val="24"/>
                 <w:szCs w:val="24"/>
               </w:rPr>
-              <w:t>70</w:t>
-            </w:r>
-            <w:r>
-              <w:rPr>
-                <w:sz w:val="24"/>
-                <w:szCs w:val="24"/>
-              </w:rPr>
-              <w:t xml:space="preserve"> %</w:t>
+              <w:t>70 %</w:t>
             </w:r>
           </w:p>
         </w:tc>
@@ -3249,23 +1691,7 @@
                 <w:szCs w:val="24"/>
                 <w:lang w:val="vi-VN"/>
               </w:rPr>
-              <w:t>&lt;&lt;</w:t>
-            </w:r>
-            <w:r>
-              <w:rPr>
-                <w:sz w:val="24"/>
-                <w:szCs w:val="24"/>
-                <w:lang w:val="vi-VN"/>
-              </w:rPr>
-              <w:t>'49 - Trị giá HDMB căn hộ (Không bao gồm kinh phí bảo trì)</w:t>
-            </w:r>
-            <w:r>
-              <w:rPr>
-                <w:sz w:val="24"/>
-                <w:szCs w:val="24"/>
-                <w:lang w:val="vi-VN"/>
-              </w:rPr>
-              <w:t>&gt;&gt;</w:t>
+              <w:t>&lt;&lt;'49 - Trị giá HDMB căn hộ (Không bao gồm kinh phí bảo trì)&gt;&gt;</w:t>
             </w:r>
           </w:p>
         </w:tc>
@@ -3295,23 +1721,7 @@
                 <w:szCs w:val="24"/>
                 <w:lang w:val="vi-VN"/>
               </w:rPr>
-              <w:t>&lt;&lt;</w:t>
-            </w:r>
-            <w:r>
-              <w:rPr>
-                <w:sz w:val="24"/>
-                <w:szCs w:val="24"/>
-                <w:lang w:val="vi-VN"/>
-              </w:rPr>
-              <w:t xml:space="preserve">'51 - Giá trị đã quy đổi theo hệ số (70%) căn hộ </w:t>
-            </w:r>
-            <w:r>
-              <w:rPr>
-                <w:sz w:val="24"/>
-                <w:szCs w:val="24"/>
-                <w:lang w:val="vi-VN"/>
-              </w:rPr>
-              <w:t>&gt;&gt;</w:t>
+              <w:t>&lt;&lt;'51 - Giá trị đã quy đổi theo hệ số (70%) căn hộ &gt;&gt;</w:t>
             </w:r>
           </w:p>
         </w:tc>
@@ -3340,14 +1750,7 @@
                 <w:sz w:val="24"/>
                 <w:szCs w:val="24"/>
               </w:rPr>
-              <w:t>70</w:t>
-            </w:r>
-            <w:r>
-              <w:rPr>
-                <w:sz w:val="24"/>
-                <w:szCs w:val="24"/>
-              </w:rPr>
-              <w:t xml:space="preserve"> %</w:t>
+              <w:t>70 %</w:t>
             </w:r>
           </w:p>
         </w:tc>
@@ -3387,17 +1790,7 @@
           <w:sz w:val="24"/>
           <w:szCs w:val="24"/>
         </w:rPr>
-        <w:t>3. Nguồn trả nợ</w:t>
-      </w:r>
-      <w:r>
-        <w:rPr>
-          <w:bCs/>
-          <w:i/>
-          <w:color w:val="000000" w:themeColor="text1"/>
-          <w:sz w:val="25"/>
-          <w:szCs w:val="25"/>
-        </w:rPr>
-        <w:t xml:space="preserve"> của khách hàng:</w:t>
+        <w:t>3. Nguồn trả nợ của khách hàng:</w:t>
       </w:r>
     </w:p>
     <w:p>
@@ -3422,9 +1815,16 @@
           <w:sz w:val="25"/>
           <w:szCs w:val="25"/>
         </w:rPr>
-        <w:t>- Các nguồn thu nhập:</w:t>
+        <w:t>- Các nguồn thu nhập: …………………</w:t>
       </w:r>
-      <w:r>
+    </w:p>
+    <w:p>
+      <w:pPr>
+        <w:tabs>
+          <w:tab w:val="left" w:leader="dot" w:pos="9072"/>
+        </w:tabs>
+        <w:spacing w:after="0" w:line="240" w:lineRule="auto"/>
+        <w:jc w:val="both"/>
         <w:rPr>
           <w:bCs/>
           <w:color w:val="000000" w:themeColor="text1"/>
@@ -3432,51 +1832,15 @@
           <w:szCs w:val="25"/>
           <w:lang w:val="vi-VN"/>
         </w:rPr>
-        <w:t xml:space="preserve"> …………………</w:t>
-      </w:r>
-    </w:p>
-    <w:p>
-      <w:pPr>
-        <w:tabs>
-          <w:tab w:val="left" w:leader="dot" w:pos="9072"/>
-        </w:tabs>
-        <w:spacing w:after="0" w:line="240" w:lineRule="auto"/>
-        <w:jc w:val="both"/>
+      </w:pPr>
+      <w:r>
         <w:rPr>
           <w:bCs/>
           <w:color w:val="000000" w:themeColor="text1"/>
           <w:sz w:val="25"/>
           <w:szCs w:val="25"/>
-          <w:lang w:val="vi-VN"/>
-        </w:rPr>
-      </w:pPr>
-      <w:r>
-        <w:rPr>
-          <w:bCs/>
-          <w:color w:val="000000" w:themeColor="text1"/>
-          <w:sz w:val="25"/>
-          <w:szCs w:val="25"/>
-        </w:rPr>
-        <w:t>- Phần thu nhập được dùng để trả nợ</w:t>
-      </w:r>
-      <w:r>
-        <w:rPr>
-          <w:bCs/>
-          <w:color w:val="000000" w:themeColor="text1"/>
-          <w:sz w:val="25"/>
-          <w:szCs w:val="25"/>
-        </w:rPr>
-        <w:t xml:space="preserve">: </w:t>
-      </w:r>
-      <w:r>
-        <w:rPr>
-          <w:bCs/>
-          <w:color w:val="000000" w:themeColor="text1"/>
-          <w:sz w:val="25"/>
-          <w:szCs w:val="25"/>
-          <w:lang w:val="vi-VN"/>
-        </w:rPr>
-        <w:t>…………………</w:t>
+        </w:rPr>
+        <w:t>- Phần thu nhập được dùng để trả nợ: …………………</w:t>
       </w:r>
     </w:p>
     <w:p>
@@ -3550,17 +1914,37 @@
           <w:sz w:val="24"/>
           <w:szCs w:val="24"/>
         </w:rPr>
-        <w:t>- Thông tin chung:</w:t>
+        <w:t>- Thông tin chung: …………………</w:t>
       </w:r>
-      <w:r>
+    </w:p>
+    <w:p>
+      <w:pPr>
+        <w:tabs>
+          <w:tab w:val="left" w:leader="dot" w:pos="9072"/>
+        </w:tabs>
+        <w:spacing w:after="0" w:line="240" w:lineRule="auto"/>
+        <w:jc w:val="both"/>
         <w:rPr>
           <w:sz w:val="24"/>
           <w:szCs w:val="24"/>
           <w:lang w:val="vi-VN"/>
         </w:rPr>
-        <w:t xml:space="preserve"> </w:t>
+      </w:pPr>
+      <w:r>
+        <w:rPr>
+          <w:sz w:val="24"/>
+          <w:szCs w:val="24"/>
+        </w:rPr>
+        <w:t>- Đánh giá về lịch sử tín dụng của KH (nếu có): …………………</w:t>
       </w:r>
-      <w:r>
+    </w:p>
+    <w:p>
+      <w:pPr>
+        <w:tabs>
+          <w:tab w:val="left" w:leader="dot" w:pos="9072"/>
+        </w:tabs>
+        <w:spacing w:after="0" w:line="240" w:lineRule="auto"/>
+        <w:jc w:val="both"/>
         <w:rPr>
           <w:bCs/>
           <w:color w:val="000000" w:themeColor="text1"/>
@@ -3568,7 +1952,13 @@
           <w:szCs w:val="25"/>
           <w:lang w:val="vi-VN"/>
         </w:rPr>
-        <w:t>…………………</w:t>
+      </w:pPr>
+      <w:r>
+        <w:rPr>
+          <w:sz w:val="24"/>
+          <w:szCs w:val="24"/>
+        </w:rPr>
+        <w:t xml:space="preserve"> - Tổng giới hạn tín dụng của khách hàng tại BIDV (bao gồm cả đề xuất lần này): …………………</w:t>
       </w:r>
     </w:p>
     <w:p>
@@ -3581,7 +1971,6 @@
         <w:rPr>
           <w:sz w:val="24"/>
           <w:szCs w:val="24"/>
-          <w:lang w:val="vi-VN"/>
         </w:rPr>
       </w:pPr>
       <w:r>
@@ -3589,17 +1978,7 @@
           <w:sz w:val="24"/>
           <w:szCs w:val="24"/>
         </w:rPr>
-        <w:t xml:space="preserve">- Đánh giá về lịch sử tín dụng của KH (nếu có): </w:t>
-      </w:r>
-      <w:r>
-        <w:rPr>
-          <w:bCs/>
-          <w:color w:val="000000" w:themeColor="text1"/>
-          <w:sz w:val="25"/>
-          <w:szCs w:val="25"/>
-          <w:lang w:val="vi-VN"/>
-        </w:rPr>
-        <w:t>…………………</w:t>
+        <w:t xml:space="preserve"> + GHTD Cầm cố GTCG/Tiền gửi/Trái phiếu BIDV phát hành </w:t>
       </w:r>
     </w:p>
     <w:p>
@@ -3610,29 +1989,16 @@
         <w:spacing w:after="0" w:line="240" w:lineRule="auto"/>
         <w:jc w:val="both"/>
         <w:rPr>
-          <w:bCs/>
-          <w:color w:val="000000" w:themeColor="text1"/>
-          <w:sz w:val="25"/>
-          <w:szCs w:val="25"/>
-          <w:lang w:val="vi-VN"/>
-        </w:rPr>
-      </w:pPr>
-      <w:r>
-        <w:rPr>
           <w:sz w:val="24"/>
           <w:szCs w:val="24"/>
         </w:rPr>
-        <w:t xml:space="preserve"> - Tổng giới hạn tín dụng của khách hàng tại BIDV (bao gồm cả đề xuất lần này): </w:t>
-      </w:r>
+      </w:pPr>
       <w:r>
         <w:rPr>
-          <w:bCs/>
-          <w:color w:val="000000" w:themeColor="text1"/>
-          <w:sz w:val="25"/>
-          <w:szCs w:val="25"/>
-          <w:lang w:val="vi-VN"/>
-        </w:rPr>
-        <w:t>…………………</w:t>
+          <w:sz w:val="24"/>
+          <w:szCs w:val="24"/>
+        </w:rPr>
+        <w:t xml:space="preserve"> + GHTD không có TSBĐ: ………………… VND </w:t>
       </w:r>
     </w:p>
     <w:p>
@@ -3652,7 +2018,7 @@
           <w:sz w:val="24"/>
           <w:szCs w:val="24"/>
         </w:rPr>
-        <w:t xml:space="preserve"> + GHTD Cầm cố GTCG/Tiền gửi/Trái phiếu BIDV phát hành </w:t>
+        <w:t xml:space="preserve"> + GHTD có TSBĐ: …………………VND</w:t>
       </w:r>
     </w:p>
     <w:p>
@@ -3672,24 +2038,7 @@
           <w:sz w:val="24"/>
           <w:szCs w:val="24"/>
         </w:rPr>
-        <w:t xml:space="preserve"> + GHTD không có TSBĐ: </w:t>
-      </w:r>
-      <w:r>
-        <w:rPr>
-          <w:bCs/>
-          <w:color w:val="000000" w:themeColor="text1"/>
-          <w:sz w:val="25"/>
-          <w:szCs w:val="25"/>
-          <w:lang w:val="vi-VN"/>
-        </w:rPr>
-        <w:t>…………………</w:t>
-      </w:r>
-      <w:r>
-        <w:rPr>
-          <w:sz w:val="24"/>
-          <w:szCs w:val="24"/>
-        </w:rPr>
-        <w:t xml:space="preserve"> VND </w:t>
+        <w:t xml:space="preserve"> + Dư nợ quá hạn/nợ xấu: ………………… VND</w:t>
       </w:r>
     </w:p>
     <w:p>
@@ -3709,24 +2058,7 @@
           <w:sz w:val="24"/>
           <w:szCs w:val="24"/>
         </w:rPr>
-        <w:t xml:space="preserve"> + GHTD có TSBĐ: </w:t>
-      </w:r>
-      <w:r>
-        <w:rPr>
-          <w:bCs/>
-          <w:color w:val="000000" w:themeColor="text1"/>
-          <w:sz w:val="25"/>
-          <w:szCs w:val="25"/>
-          <w:lang w:val="vi-VN"/>
-        </w:rPr>
-        <w:t>…………………</w:t>
-      </w:r>
-      <w:r>
-        <w:rPr>
-          <w:sz w:val="24"/>
-          <w:szCs w:val="24"/>
-        </w:rPr>
-        <w:t>VND</w:t>
+        <w:t xml:space="preserve"> - Tình hình giao dịch với BIDV về tiền gửi: …………………</w:t>
       </w:r>
     </w:p>
     <w:p>
@@ -3737,324 +2069,39 @@
         <w:spacing w:after="0" w:line="240" w:lineRule="auto"/>
         <w:jc w:val="both"/>
         <w:rPr>
-          <w:sz w:val="24"/>
-          <w:szCs w:val="24"/>
-        </w:rPr>
-      </w:pPr>
-      <w:r>
-        <w:rPr>
-          <w:sz w:val="24"/>
-          <w:szCs w:val="24"/>
-        </w:rPr>
-        <w:t xml:space="preserve"> + Dư nợ quá hạn/nợ xấu: </w:t>
-      </w:r>
-      <w:r>
-        <w:rPr>
-          <w:bCs/>
-          <w:color w:val="000000" w:themeColor="text1"/>
-          <w:sz w:val="25"/>
-          <w:szCs w:val="25"/>
-          <w:lang w:val="vi-VN"/>
-        </w:rPr>
-        <w:t>…………………</w:t>
-      </w:r>
-      <w:r>
-        <w:rPr>
-          <w:sz w:val="24"/>
-          <w:szCs w:val="24"/>
-        </w:rPr>
-        <w:t xml:space="preserve"> VND</w:t>
-      </w:r>
-    </w:p>
-    <w:p>
-      <w:pPr>
-        <w:tabs>
-          <w:tab w:val="left" w:leader="dot" w:pos="9072"/>
-        </w:tabs>
-        <w:spacing w:after="0" w:line="240" w:lineRule="auto"/>
-        <w:jc w:val="both"/>
-        <w:rPr>
-          <w:sz w:val="24"/>
-          <w:szCs w:val="24"/>
-        </w:rPr>
-      </w:pPr>
-      <w:r>
-        <w:rPr>
-          <w:sz w:val="24"/>
-          <w:szCs w:val="24"/>
-        </w:rPr>
-        <w:t xml:space="preserve"> - Tình hình giao dịch với BIDV về tiền gửi: </w:t>
-      </w:r>
-      <w:r>
-        <w:rPr>
-          <w:bCs/>
-          <w:color w:val="000000" w:themeColor="text1"/>
-          <w:sz w:val="25"/>
-          <w:szCs w:val="25"/>
-          <w:lang w:val="vi-VN"/>
-        </w:rPr>
-        <w:t>…………………</w:t>
-      </w:r>
-    </w:p>
-    <w:p>
-      <w:pPr>
-        <w:tabs>
-          <w:tab w:val="left" w:leader="dot" w:pos="9072"/>
-        </w:tabs>
-        <w:spacing w:after="0" w:line="240" w:lineRule="auto"/>
-        <w:jc w:val="both"/>
-        <w:rPr>
           <w:color w:val="000000"/>
           <w:sz w:val="24"/>
           <w:szCs w:val="24"/>
         </w:rPr>
       </w:pPr>
+      <w:proofErr w:type="gramStart"/>
+      <w:proofErr w:type="gramEnd"/>
       <w:r>
         <w:rPr>
           <w:sz w:val="24"/>
           <w:szCs w:val="24"/>
         </w:rPr>
-        <w:t xml:space="preserve">- </w:t>
+        <w:t xml:space="preserve">-  Tình hình quan hệ của KH với các tổ chức tín dụng khác: Theo báo cáo CIC của &lt;&lt;1 - Danh xưng người 1&gt;&gt; &lt;&lt;2 - Họ và tên người 1&gt;&gt;(mã CIC: …………………)</w:t>
       </w:r>
       <w:r>
-        <w:rPr>
-          <w:color w:val="000000"/>
+        <w:t>&lt;&lt; CO_BORROWER_INLINE_START &gt;&gt;</w:t>
+      </w:r>
+      <w:r>
+        <w:rPr>
           <w:sz w:val="24"/>
           <w:szCs w:val="24"/>
         </w:rPr>
-        <w:t xml:space="preserve"> Tình hình quan hệ của KH với các tổ chức tín dụng khác: Theo báo cáo CIC của </w:t>
+        <w:t xml:space="preserve"> và &lt;&lt;21 - Danh xưng người 2&gt;&gt; &lt;&lt;22 - Họ và tên người 2&gt;&gt; (mã CIC: …………………)</w:t>
       </w:r>
       <w:r>
-        <w:rPr>
-          <w:color w:val="000000"/>
+        <w:t>&lt;&lt; CO_BORROWER_INLINE_END &gt;&gt;</w:t>
+      </w:r>
+      <w:r>
+        <w:rPr>
           <w:sz w:val="24"/>
           <w:szCs w:val="24"/>
-          <w:lang w:val="vi-VN"/>
-        </w:rPr>
-        <w:t>&lt;&lt;</w:t>
-      </w:r>
-      <w:r>
-        <w:rPr>
-          <w:sz w:val="24"/>
-          <w:szCs w:val="24"/>
-          <w:lang w:val="vi-VN"/>
-        </w:rPr>
-        <w:t>1 - Danh xưng người 1</w:t>
-      </w:r>
-      <w:r>
-        <w:rPr>
-          <w:color w:val="000000"/>
-          <w:sz w:val="24"/>
-          <w:szCs w:val="24"/>
-          <w:lang w:val="vi-VN"/>
-        </w:rPr>
-        <w:t>&gt;&gt;</w:t>
-      </w:r>
-      <w:r>
-        <w:rPr>
-          <w:color w:val="000000"/>
-          <w:sz w:val="24"/>
-          <w:szCs w:val="24"/>
-        </w:rPr>
-        <w:t xml:space="preserve"> </w:t>
-      </w:r>
-      <w:r>
-        <w:rPr>
-          <w:color w:val="000000"/>
-          <w:sz w:val="24"/>
-          <w:szCs w:val="24"/>
-          <w:lang w:val="vi-VN"/>
-        </w:rPr>
-        <w:t>&lt;&lt;</w:t>
-      </w:r>
-      <w:r>
-        <w:rPr>
-          <w:sz w:val="24"/>
-          <w:szCs w:val="24"/>
-          <w:lang w:val="vi-VN"/>
-        </w:rPr>
-        <w:t>2 - Họ và tên người 1</w:t>
-      </w:r>
-      <w:r>
-        <w:rPr>
-          <w:color w:val="000000"/>
-          <w:sz w:val="24"/>
-          <w:szCs w:val="24"/>
-          <w:lang w:val="vi-VN"/>
-        </w:rPr>
-        <w:t>&gt;</w:t>
-      </w:r>
-      <w:proofErr w:type="gramStart"/>
-      <w:r>
-        <w:rPr>
-          <w:color w:val="000000"/>
-          <w:sz w:val="24"/>
-          <w:szCs w:val="24"/>
-          <w:lang w:val="vi-VN"/>
-        </w:rPr>
-        <w:t>&gt;</w:t>
-      </w:r>
-      <w:r>
-        <w:rPr>
-          <w:color w:val="000000"/>
-          <w:sz w:val="24"/>
-          <w:szCs w:val="24"/>
-        </w:rPr>
-        <w:t>(</w:t>
-      </w:r>
-      <w:proofErr w:type="gramEnd"/>
-      <w:r>
-        <w:rPr>
-          <w:color w:val="000000"/>
-          <w:sz w:val="24"/>
-          <w:szCs w:val="24"/>
-        </w:rPr>
-        <w:t>mã CIC</w:t>
-      </w:r>
-      <w:r>
-        <w:rPr>
-          <w:sz w:val="24"/>
-          <w:szCs w:val="24"/>
-        </w:rPr>
-        <w:t xml:space="preserve">: </w:t>
-      </w:r>
-      <w:r>
-        <w:rPr>
-          <w:bCs/>
-          <w:color w:val="000000" w:themeColor="text1"/>
-          <w:sz w:val="25"/>
-          <w:szCs w:val="25"/>
-          <w:lang w:val="vi-VN"/>
-        </w:rPr>
-        <w:t>…………………</w:t>
-      </w:r>
-      <w:r>
-        <w:rPr>
-          <w:color w:val="000000"/>
-          <w:sz w:val="24"/>
-          <w:szCs w:val="24"/>
-        </w:rPr>
-        <w:t xml:space="preserve">) </w:t>
-      </w:r>
-      <w:r>
-        <w:rPr>
-          <w:color w:val="000000"/>
-          <w:sz w:val="24"/>
-          <w:szCs w:val="24"/>
-        </w:rPr>
-        <w:t xml:space="preserve">và </w:t>
-      </w:r>
-      <w:r>
-        <w:rPr>
-          <w:color w:val="000000"/>
-          <w:sz w:val="24"/>
-          <w:szCs w:val="24"/>
-          <w:lang w:val="vi-VN"/>
-        </w:rPr>
-        <w:t>&lt;&lt;</w:t>
-      </w:r>
-      <w:r>
-        <w:rPr>
-          <w:sz w:val="24"/>
-          <w:szCs w:val="24"/>
-          <w:lang w:val="vi-VN"/>
-        </w:rPr>
-        <w:t>21 - Danh xưng người 2</w:t>
-      </w:r>
-      <w:r>
-        <w:rPr>
-          <w:color w:val="000000"/>
-          <w:sz w:val="24"/>
-          <w:szCs w:val="24"/>
-          <w:lang w:val="vi-VN"/>
-        </w:rPr>
-        <w:t>&gt;&gt;</w:t>
-      </w:r>
-      <w:r>
-        <w:rPr>
-          <w:color w:val="000000"/>
-          <w:sz w:val="24"/>
-          <w:szCs w:val="24"/>
-        </w:rPr>
-        <w:t xml:space="preserve"> </w:t>
-      </w:r>
-      <w:r>
-        <w:rPr>
-          <w:color w:val="000000"/>
-          <w:sz w:val="24"/>
-          <w:szCs w:val="24"/>
-          <w:lang w:val="vi-VN"/>
-        </w:rPr>
-        <w:t>&lt;&lt;</w:t>
-      </w:r>
-      <w:r>
-        <w:rPr>
-          <w:sz w:val="24"/>
-          <w:szCs w:val="24"/>
-          <w:lang w:val="vi-VN"/>
-        </w:rPr>
-        <w:t>22 - Họ và tên người 2</w:t>
-      </w:r>
-      <w:r>
-        <w:rPr>
-          <w:color w:val="000000"/>
-          <w:sz w:val="24"/>
-          <w:szCs w:val="24"/>
-          <w:lang w:val="vi-VN"/>
-        </w:rPr>
-        <w:t>&gt;&gt;</w:t>
-      </w:r>
-      <w:r>
-        <w:rPr>
-          <w:color w:val="000000"/>
-          <w:sz w:val="24"/>
-          <w:szCs w:val="24"/>
-        </w:rPr>
-        <w:t xml:space="preserve"> (mã CIC: </w:t>
-      </w:r>
-      <w:r>
-        <w:rPr>
-          <w:bCs/>
-          <w:color w:val="000000" w:themeColor="text1"/>
-          <w:sz w:val="25"/>
-          <w:szCs w:val="25"/>
-          <w:lang w:val="vi-VN"/>
-        </w:rPr>
-        <w:t>…………………</w:t>
-      </w:r>
-      <w:r>
-        <w:rPr>
-          <w:color w:val="000000"/>
-          <w:sz w:val="24"/>
-          <w:szCs w:val="24"/>
-        </w:rPr>
-        <w:t xml:space="preserve">) </w:t>
-      </w:r>
-      <w:r>
-        <w:rPr>
-          <w:color w:val="000000"/>
-          <w:sz w:val="24"/>
-          <w:szCs w:val="24"/>
-        </w:rPr>
-        <w:t>tra cứ</w:t>
-      </w:r>
-      <w:r>
-        <w:rPr>
-          <w:color w:val="000000"/>
-          <w:sz w:val="24"/>
-          <w:szCs w:val="24"/>
-        </w:rPr>
-        <w:t xml:space="preserve">u ngày </w:t>
-      </w:r>
-      <w:r>
-        <w:rPr>
-          <w:bCs/>
-          <w:color w:val="000000" w:themeColor="text1"/>
-          <w:sz w:val="25"/>
-          <w:szCs w:val="25"/>
-          <w:lang w:val="vi-VN"/>
-        </w:rPr>
-        <w:t>…………………</w:t>
+        </w:rPr>
+        <w:t xml:space="preserve"> tra cứu ngày …………………</w:t>
       </w:r>
     </w:p>
     <w:tbl>
@@ -4269,74 +2316,7 @@
                 <w:sz w:val="24"/>
                 <w:szCs w:val="24"/>
               </w:rPr>
-              <w:t xml:space="preserve"> Dư nợ/ Hạn mức của </w:t>
-            </w:r>
-            <w:r>
-              <w:rPr>
-                <w:rFonts w:eastAsia="Times New Roman"/>
-                <w:b/>
-                <w:bCs/>
-                <w:color w:val="000000"/>
-                <w:sz w:val="24"/>
-                <w:szCs w:val="24"/>
-                <w:lang w:val="vi-VN"/>
-              </w:rPr>
-              <w:t>&lt;&lt;</w:t>
-            </w:r>
-            <w:r>
-              <w:rPr>
-                <w:b/>
-                <w:bCs/>
-                <w:sz w:val="24"/>
-                <w:szCs w:val="24"/>
-                <w:lang w:val="vi-VN"/>
-              </w:rPr>
-              <w:t>1 - Danh xưng người 1</w:t>
-            </w:r>
-            <w:r>
-              <w:rPr>
-                <w:rFonts w:eastAsia="Times New Roman"/>
-                <w:b/>
-                <w:bCs/>
-                <w:color w:val="000000"/>
-                <w:sz w:val="24"/>
-                <w:szCs w:val="24"/>
-                <w:lang w:val="vi-VN"/>
-              </w:rPr>
-              <w:t>&gt;&gt; &lt;&lt;</w:t>
-            </w:r>
-            <w:r>
-              <w:rPr>
-                <w:b/>
-                <w:bCs/>
-                <w:sz w:val="24"/>
-                <w:szCs w:val="24"/>
-                <w:lang w:val="vi-VN"/>
-              </w:rPr>
-              <w:t>2 - Họ và tên người 1</w:t>
-            </w:r>
-            <w:r>
-              <w:rPr>
-                <w:rFonts w:eastAsia="Times New Roman"/>
-                <w:b/>
-                <w:bCs/>
-                <w:color w:val="000000"/>
-                <w:sz w:val="24"/>
-                <w:szCs w:val="24"/>
-                <w:lang w:val="vi-VN"/>
-              </w:rPr>
-              <w:t>&gt;&gt;</w:t>
-            </w:r>
-            <w:r>
-              <w:rPr>
-                <w:rFonts w:eastAsia="Times New Roman"/>
-                <w:b/>
-                <w:bCs/>
-                <w:color w:val="000000"/>
-                <w:sz w:val="24"/>
-                <w:szCs w:val="24"/>
-              </w:rPr>
-              <w:t xml:space="preserve"> </w:t>
+              <w:t xml:space="preserve"> Dư nợ/ Hạn mức của &lt;&lt;1 - Danh xưng người 1&gt;&gt; &lt;&lt;2 - Họ và tên người 1&gt;&gt; </w:t>
             </w:r>
           </w:p>
         </w:tc>
@@ -4353,6 +2333,11 @@
             <w:hideMark/>
           </w:tcPr>
           <w:p>
+            <w:r>
+              <w:t>&lt;&lt; CO_BORROWER_START &gt;&gt;</w:t>
+            </w:r>
+          </w:p>
+          <w:p>
             <w:pPr>
               <w:spacing w:after="0" w:line="240" w:lineRule="auto"/>
               <w:jc w:val="center"/>
@@ -4374,51 +2359,7 @@
                 <w:sz w:val="24"/>
                 <w:szCs w:val="24"/>
               </w:rPr>
-              <w:t xml:space="preserve"> Dư nợ/ Hạn mức của </w:t>
-            </w:r>
-            <w:r>
-              <w:rPr>
-                <w:b/>
-                <w:bCs/>
-                <w:sz w:val="24"/>
-                <w:szCs w:val="24"/>
-                <w:lang w:val="vi-VN"/>
-              </w:rPr>
-              <w:t>&lt;&lt;</w:t>
-            </w:r>
-            <w:r>
-              <w:rPr>
-                <w:b/>
-                <w:bCs/>
-              </w:rPr>
-              <w:t xml:space="preserve"> </w:t>
-            </w:r>
-            <w:r>
-              <w:rPr>
-                <w:b/>
-                <w:bCs/>
-                <w:sz w:val="24"/>
-                <w:szCs w:val="24"/>
-                <w:lang w:val="vi-VN"/>
-              </w:rPr>
-              <w:t>21 - Danh xưng người 2&gt;&gt; &lt;&lt;</w:t>
-            </w:r>
-            <w:r>
-              <w:rPr>
-                <w:b/>
-                <w:bCs/>
-              </w:rPr>
-              <w:t xml:space="preserve"> </w:t>
-            </w:r>
-            <w:r>
-              <w:rPr>
-                <w:b/>
-                <w:bCs/>
-                <w:sz w:val="24"/>
-                <w:szCs w:val="24"/>
-                <w:lang w:val="vi-VN"/>
-              </w:rPr>
-              <w:t>22 - Họ và tên người 2&gt;&gt;</w:t>
+              <w:t xml:space="preserve"> Dư nợ/ Hạn mức của &lt;&lt; 21 - Danh xưng người 2&gt;&gt; &lt;&lt; 22 - Họ và tên người 2&gt;&gt;</w:t>
             </w:r>
           </w:p>
         </w:tc>
@@ -6219,6 +4160,11 @@
               <w:t xml:space="preserve">                                                       </w:t>
             </w:r>
           </w:p>
+          <w:p>
+            <w:r>
+              <w:t>&lt;&lt; CO_BORROWER_END &gt;&gt;</w:t>
+            </w:r>
+          </w:p>
         </w:tc>
       </w:tr>
       <w:tr>
@@ -6301,27 +4247,7 @@
                 <w:sz w:val="24"/>
                 <w:szCs w:val="24"/>
               </w:rPr>
-              <w:t>- Khách hàng có có dư nợ đã bán cho VAM</w:t>
-            </w:r>
-            <w:r>
-              <w:rPr>
-                <w:rFonts w:eastAsia="Times New Roman"/>
-                <w:color w:val="000000"/>
-                <w:sz w:val="24"/>
-                <w:szCs w:val="24"/>
-                <w:lang w:val="vi-VN"/>
-              </w:rPr>
-              <w:t xml:space="preserve">C </w:t>
-            </w:r>
-            <w:r>
-              <w:rPr>
-                <w:bCs/>
-                <w:color w:val="000000" w:themeColor="text1"/>
-                <w:sz w:val="25"/>
-                <w:szCs w:val="25"/>
-                <w:lang w:val="vi-VN"/>
-              </w:rPr>
-              <w:t>…………………</w:t>
+              <w:t>- Khách hàng có có dư nợ đã bán cho VAMC …………………</w:t>
             </w:r>
           </w:p>
         </w:tc>
@@ -6362,27 +4288,7 @@
                 <w:sz w:val="24"/>
                 <w:szCs w:val="24"/>
               </w:rPr>
-              <w:t>- Khách hàng có nợ xấu trong 05 năm gần nhấ</w:t>
-            </w:r>
-            <w:r>
-              <w:rPr>
-                <w:rFonts w:eastAsia="Times New Roman"/>
-                <w:color w:val="000000"/>
-                <w:sz w:val="24"/>
-                <w:szCs w:val="24"/>
-                <w:lang w:val="vi-VN"/>
-              </w:rPr>
-              <w:t xml:space="preserve">t </w:t>
-            </w:r>
-            <w:r>
-              <w:rPr>
-                <w:bCs/>
-                <w:color w:val="000000" w:themeColor="text1"/>
-                <w:sz w:val="25"/>
-                <w:szCs w:val="25"/>
-                <w:lang w:val="vi-VN"/>
-              </w:rPr>
-              <w:t>…………………</w:t>
+              <w:t>- Khách hàng có nợ xấu trong 05 năm gần nhất …………………</w:t>
             </w:r>
           </w:p>
         </w:tc>
@@ -6423,28 +4329,7 @@
                 <w:sz w:val="24"/>
                 <w:szCs w:val="24"/>
               </w:rPr>
-              <w:lastRenderedPageBreak/>
-              <w:t>- Khách hàng bị chậm thanh toán thẻ tín dụng trong 03 năm gần nhất</w:t>
-            </w:r>
-            <w:r>
-              <w:rPr>
-                <w:rFonts w:eastAsia="Times New Roman"/>
-                <w:color w:val="000000"/>
-                <w:sz w:val="24"/>
-                <w:szCs w:val="24"/>
-                <w:lang w:val="vi-VN"/>
-              </w:rPr>
-              <w:t xml:space="preserve"> </w:t>
-            </w:r>
-            <w:r>
-              <w:rPr>
-                <w:bCs/>
-                <w:color w:val="000000" w:themeColor="text1"/>
-                <w:sz w:val="25"/>
-                <w:szCs w:val="25"/>
-                <w:lang w:val="vi-VN"/>
-              </w:rPr>
-              <w:t>…………………</w:t>
+              <w:t>- Khách hàng bị chậm thanh toán thẻ tín dụng trong 03 năm gần nhất …………………</w:t>
             </w:r>
           </w:p>
         </w:tc>
@@ -6485,27 +4370,7 @@
                 <w:sz w:val="24"/>
                 <w:szCs w:val="24"/>
               </w:rPr>
-              <w:t>- Khách hàng có nợ cần chú ý trong 12 tháng gần nhất</w:t>
-            </w:r>
-            <w:r>
-              <w:rPr>
-                <w:rFonts w:eastAsia="Times New Roman"/>
-                <w:color w:val="000000"/>
-                <w:sz w:val="24"/>
-                <w:szCs w:val="24"/>
-                <w:lang w:val="vi-VN"/>
-              </w:rPr>
-              <w:t xml:space="preserve"> </w:t>
-            </w:r>
-            <w:r>
-              <w:rPr>
-                <w:bCs/>
-                <w:color w:val="000000" w:themeColor="text1"/>
-                <w:sz w:val="25"/>
-                <w:szCs w:val="25"/>
-                <w:lang w:val="vi-VN"/>
-              </w:rPr>
-              <w:t>…………………</w:t>
+              <w:t>- Khách hàng có nợ cần chú ý trong 12 tháng gần nhất …………………</w:t>
             </w:r>
           </w:p>
         </w:tc>
@@ -6541,39 +4406,7 @@
           <w:sz w:val="24"/>
           <w:szCs w:val="24"/>
         </w:rPr>
-        <w:t>* Tình hình quan hệ tín dụng tại BIDV</w:t>
-      </w:r>
-      <w:r>
-        <w:rPr>
-          <w:color w:val="000000" w:themeColor="text1"/>
-          <w:sz w:val="24"/>
-          <w:szCs w:val="24"/>
-        </w:rPr>
-        <w:t xml:space="preserve"> của nhóm khách hàng liên quan</w:t>
-      </w:r>
-      <w:r>
-        <w:rPr>
-          <w:color w:val="000000" w:themeColor="text1"/>
-          <w:sz w:val="24"/>
-          <w:szCs w:val="24"/>
-        </w:rPr>
-        <w:t>:</w:t>
-      </w:r>
-      <w:r>
-        <w:rPr>
-          <w:color w:val="000000" w:themeColor="text1"/>
-          <w:sz w:val="24"/>
-          <w:szCs w:val="24"/>
-        </w:rPr>
-        <w:t xml:space="preserve"> </w:t>
-      </w:r>
-      <w:r>
-        <w:rPr>
-          <w:color w:val="EE0000"/>
-          <w:sz w:val="24"/>
-          <w:szCs w:val="24"/>
-        </w:rPr>
-        <w:t>không có</w:t>
+        <w:t>* Tình hình quan hệ tín dụng tại BIDV của nhóm khách hàng liên quan: không có</w:t>
       </w:r>
     </w:p>
     <w:p>
@@ -6609,14 +4442,7 @@
           <w:sz w:val="25"/>
           <w:szCs w:val="25"/>
         </w:rPr>
-        <w:t>2. Đánh giá phương án vay vốn</w:t>
-      </w:r>
-      <w:r>
-        <w:rPr>
-          <w:sz w:val="24"/>
-          <w:szCs w:val="24"/>
-        </w:rPr>
-        <w:t xml:space="preserve"> </w:t>
+        <w:t xml:space="preserve">2. Đánh giá phương án vay vốn </w:t>
       </w:r>
     </w:p>
     <w:p>
@@ -6629,114 +4455,14 @@
           <w:lang w:val="vi-VN"/>
         </w:rPr>
       </w:pPr>
+      <w:proofErr w:type="gramStart"/>
+      <w:proofErr w:type="gramEnd"/>
       <w:r>
         <w:rPr>
           <w:sz w:val="24"/>
           <w:szCs w:val="24"/>
         </w:rPr>
-        <w:t xml:space="preserve">- Mục đích vay: Thanh toán tiền mua nhà </w:t>
-      </w:r>
-      <w:r>
-        <w:rPr>
-          <w:sz w:val="24"/>
-          <w:szCs w:val="24"/>
-        </w:rPr>
-        <w:t xml:space="preserve">là căn hộ </w:t>
-      </w:r>
-      <w:r>
-        <w:rPr>
-          <w:sz w:val="24"/>
-          <w:szCs w:val="24"/>
-          <w:lang w:val="vi-VN"/>
-        </w:rPr>
-        <w:t>&lt;&lt;</w:t>
-      </w:r>
-      <w:r>
-        <w:rPr>
-          <w:sz w:val="24"/>
-          <w:szCs w:val="24"/>
-          <w:lang w:val="vi-VN"/>
-        </w:rPr>
-        <w:t>'43 - số Căn hộ số</w:t>
-      </w:r>
-      <w:r>
-        <w:rPr>
-          <w:sz w:val="24"/>
-          <w:szCs w:val="24"/>
-          <w:lang w:val="vi-VN"/>
-        </w:rPr>
-        <w:t>&gt;&gt;</w:t>
-      </w:r>
-      <w:r>
-        <w:rPr>
-          <w:sz w:val="24"/>
-          <w:szCs w:val="24"/>
-        </w:rPr>
-        <w:t xml:space="preserve"> tại tầng </w:t>
-      </w:r>
-      <w:r>
-        <w:rPr>
-          <w:sz w:val="24"/>
-          <w:szCs w:val="24"/>
-          <w:lang w:val="vi-VN"/>
-        </w:rPr>
-        <w:t>&lt;&lt;</w:t>
-      </w:r>
-      <w:r>
-        <w:rPr>
-          <w:sz w:val="24"/>
-          <w:szCs w:val="24"/>
-          <w:lang w:val="vi-VN"/>
-        </w:rPr>
-        <w:t>'44- Tầng căn hộ</w:t>
-      </w:r>
-      <w:r>
-        <w:rPr>
-          <w:sz w:val="24"/>
-          <w:szCs w:val="24"/>
-          <w:lang w:val="vi-VN"/>
-        </w:rPr>
-        <w:t>&gt;&gt;</w:t>
-      </w:r>
-      <w:r>
-        <w:rPr>
-          <w:sz w:val="24"/>
-          <w:szCs w:val="24"/>
-        </w:rPr>
-        <w:t xml:space="preserve"> thuộc </w:t>
-      </w:r>
-      <w:r>
-        <w:rPr>
-          <w:sz w:val="24"/>
-          <w:szCs w:val="24"/>
-        </w:rPr>
-        <w:t>dự</w:t>
-      </w:r>
-      <w:r>
-        <w:rPr>
-          <w:sz w:val="24"/>
-          <w:szCs w:val="24"/>
-          <w:lang w:val="vi-VN"/>
-        </w:rPr>
-        <w:t xml:space="preserve"> án Tổ hợp công trình dịch vụ thương mại và căn hộ lưu trú tại lô đất </w:t>
-      </w:r>
-      <w:proofErr w:type="gramStart"/>
-      <w:r>
-        <w:rPr>
-          <w:sz w:val="24"/>
-          <w:szCs w:val="24"/>
-          <w:lang w:val="vi-VN"/>
-        </w:rPr>
-        <w:t>A.DV</w:t>
-      </w:r>
-      <w:proofErr w:type="gramEnd"/>
-      <w:r>
-        <w:rPr>
-          <w:sz w:val="24"/>
-          <w:szCs w:val="24"/>
-          <w:lang w:val="vi-VN"/>
-        </w:rPr>
-        <w:t>-02 và A.DV-03, Bán đảo 1, Khu đô thị dịch vụ Hồng Thắng, phường Bãi Cháy, tỉnh Quảng Ninh.</w:t>
+        <w:t>- Mục đích vay: Thanh toán tiền mua nhà là căn hộ &lt;&lt;'43 - số Căn hộ số&gt;&gt; tại tầng &lt;&lt;'44- Tầng căn hộ&gt;&gt; thuộc dự án Tổ hợp công trình dịch vụ thương mại và căn hộ lưu trú tại lô đất A.DV-02 và A.DV-03, Bán đảo 1, Khu đô thị dịch vụ Hồng Thắng, phường Bãi Cháy, tỉnh Quảng Ninh.</w:t>
       </w:r>
     </w:p>
     <w:p>
@@ -6760,45 +4486,7 @@
           <w:sz w:val="24"/>
           <w:szCs w:val="24"/>
         </w:rPr>
-        <w:t>- Diện tích sử dụng căn hộ</w:t>
-      </w:r>
-      <w:r>
-        <w:rPr>
-          <w:sz w:val="24"/>
-          <w:szCs w:val="24"/>
-        </w:rPr>
-        <w:t xml:space="preserve">: </w:t>
-      </w:r>
-      <w:r>
-        <w:rPr>
-          <w:sz w:val="24"/>
-          <w:szCs w:val="24"/>
-          <w:lang w:val="vi-VN"/>
-        </w:rPr>
-        <w:t>&lt;&lt;</w:t>
-      </w:r>
-      <w:r>
-        <w:rPr>
-          <w:sz w:val="24"/>
-          <w:szCs w:val="24"/>
-          <w:lang w:val="vi-VN"/>
-        </w:rPr>
-        <w:t xml:space="preserve">'45 - Diện tích sử dụng căn hộ </w:t>
-      </w:r>
-      <w:r>
-        <w:rPr>
-          <w:sz w:val="24"/>
-          <w:szCs w:val="24"/>
-          <w:lang w:val="vi-VN"/>
-        </w:rPr>
-        <w:t>&gt;&gt;</w:t>
-      </w:r>
-      <w:r>
-        <w:rPr>
-          <w:sz w:val="24"/>
-          <w:szCs w:val="24"/>
-        </w:rPr>
-        <w:t xml:space="preserve"> m2</w:t>
+        <w:t>- Diện tích sử dụng căn hộ: &lt;&lt;'45 - Diện tích sử dụng căn hộ &gt;&gt; m2</w:t>
       </w:r>
     </w:p>
     <w:p>
@@ -6823,58 +4511,7 @@
           <w:sz w:val="24"/>
           <w:szCs w:val="24"/>
         </w:rPr>
-        <w:t xml:space="preserve">- </w:t>
-      </w:r>
-      <w:r>
-        <w:rPr>
-          <w:color w:val="000000"/>
-          <w:sz w:val="24"/>
-          <w:szCs w:val="24"/>
-        </w:rPr>
-        <w:t>Diện tích sàn xây dựng</w:t>
-      </w:r>
-      <w:r>
-        <w:rPr>
-          <w:color w:val="000000"/>
-          <w:sz w:val="24"/>
-          <w:szCs w:val="24"/>
-        </w:rPr>
-        <w:t xml:space="preserve"> căn hộ: </w:t>
-      </w:r>
-      <w:r>
-        <w:rPr>
-          <w:color w:val="000000"/>
-          <w:sz w:val="24"/>
-          <w:szCs w:val="24"/>
-          <w:lang w:val="vi-VN"/>
-        </w:rPr>
-        <w:t>&lt;&lt;</w:t>
-      </w:r>
-      <w:r>
-        <w:rPr>
-          <w:color w:val="000000"/>
-          <w:sz w:val="24"/>
-          <w:szCs w:val="24"/>
-          <w:lang w:val="vi-VN"/>
-        </w:rPr>
-        <w:t>'46 - Diện tích sàn Xây dựng căn hộ</w:t>
-      </w:r>
-      <w:r>
-        <w:rPr>
-          <w:color w:val="000000"/>
-          <w:sz w:val="24"/>
-          <w:szCs w:val="24"/>
-          <w:lang w:val="vi-VN"/>
-        </w:rPr>
-        <w:t>&gt;&gt;</w:t>
-      </w:r>
-      <w:r>
-        <w:rPr>
-          <w:color w:val="000000"/>
-          <w:sz w:val="24"/>
-          <w:szCs w:val="24"/>
-        </w:rPr>
-        <w:t xml:space="preserve"> m2</w:t>
+        <w:t>- Diện tích sàn xây dựng căn hộ: &lt;&lt;'46 - Diện tích sàn Xây dựng căn hộ&gt;&gt; m2</w:t>
       </w:r>
     </w:p>
     <w:p>
@@ -6900,24 +4537,7 @@
           <w:sz w:val="24"/>
           <w:szCs w:val="24"/>
         </w:rPr>
-        <w:t xml:space="preserve">- </w:t>
-      </w:r>
-      <w:r>
-        <w:rPr>
-          <w:color w:val="000000"/>
-          <w:sz w:val="24"/>
-          <w:szCs w:val="24"/>
-        </w:rPr>
-        <w:t>Mục đích sử dụng:</w:t>
-      </w:r>
-      <w:r>
-        <w:rPr>
-          <w:color w:val="000000"/>
-          <w:sz w:val="24"/>
-          <w:szCs w:val="24"/>
-          <w:lang w:val="vi-VN"/>
-        </w:rPr>
-        <w:t xml:space="preserve"> Lưu trú</w:t>
+        <w:t>- Mục đích sử dụng: Lưu trú</w:t>
       </w:r>
     </w:p>
     <w:p>
@@ -6943,24 +4563,7 @@
           <w:sz w:val="24"/>
           <w:szCs w:val="24"/>
         </w:rPr>
-        <w:t xml:space="preserve">- </w:t>
-      </w:r>
-      <w:r>
-        <w:rPr>
-          <w:color w:val="000000"/>
-          <w:sz w:val="24"/>
-          <w:szCs w:val="24"/>
-        </w:rPr>
-        <w:t>Năm hoàn thành xây dựng: Dự kiến năm 20</w:t>
-      </w:r>
-      <w:r>
-        <w:rPr>
-          <w:color w:val="000000"/>
-          <w:sz w:val="24"/>
-          <w:szCs w:val="24"/>
-          <w:lang w:val="vi-VN"/>
-        </w:rPr>
-        <w:t>29.</w:t>
+        <w:t>- Năm hoàn thành xây dựng: Dự kiến năm 2029.</w:t>
       </w:r>
     </w:p>
     <w:p>
@@ -7018,251 +4621,15 @@
           <w:szCs w:val="24"/>
         </w:rPr>
       </w:pPr>
+      <w:proofErr w:type="gramStart"/>
+      <w:proofErr w:type="gramEnd"/>
       <w:r>
         <w:rPr>
           <w:sz w:val="24"/>
           <w:szCs w:val="24"/>
         </w:rPr>
-        <w:t xml:space="preserve">- Căn cứ </w:t>
+        <w:t>- Căn cứ Hợp Đồng Mua Bán Nhà Ở số: &lt;&lt;'41 - Số hợp đồng mua bán căn hộ&gt;&gt; ký ngày &lt;&lt;'42 - Ngày ký hợp đồng mua bán căn hộ&gt;&gt; giữa Bên bán nhà ở là Công ty TNHH ĐTPT SX Hạ Long và Bên mua nhà ở là &lt;&lt;1 - Danh xưng người 1&gt;&gt; &lt;&lt;2 - Họ và tên người 1&gt;&gt; và &lt;&lt;21 - Danh xưng người 2&gt;&gt; &lt;&lt;22 - Họ và tên người 2&gt;&gt;, phương án sử dụng vốn như sau :</w:t>
       </w:r>
-      <w:r>
-        <w:rPr>
-          <w:sz w:val="24"/>
-          <w:szCs w:val="24"/>
-        </w:rPr>
-        <w:t xml:space="preserve">Hợp Đồng Mua Bán Nhà Ở </w:t>
-      </w:r>
-      <w:r>
-        <w:rPr>
-          <w:sz w:val="24"/>
-          <w:szCs w:val="24"/>
-        </w:rPr>
-        <w:t>số</w:t>
-      </w:r>
-      <w:r>
-        <w:rPr>
-          <w:sz w:val="24"/>
-          <w:szCs w:val="24"/>
-        </w:rPr>
-        <w:t>:</w:t>
-      </w:r>
-      <w:r>
-        <w:rPr>
-          <w:sz w:val="24"/>
-          <w:szCs w:val="24"/>
-          <w:lang w:val="vi-VN"/>
-        </w:rPr>
-        <w:t xml:space="preserve"> &lt;&lt;</w:t>
-      </w:r>
-      <w:r>
-        <w:rPr>
-          <w:sz w:val="24"/>
-          <w:szCs w:val="24"/>
-          <w:lang w:val="vi-VN"/>
-        </w:rPr>
-        <w:t>'41 - Số hợp đồng mua bán căn hộ</w:t>
-      </w:r>
-      <w:r>
-        <w:rPr>
-          <w:sz w:val="24"/>
-          <w:szCs w:val="24"/>
-          <w:lang w:val="vi-VN"/>
-        </w:rPr>
-        <w:t xml:space="preserve">&gt;&gt; </w:t>
-      </w:r>
-      <w:r>
-        <w:rPr>
-          <w:sz w:val="24"/>
-          <w:szCs w:val="24"/>
-        </w:rPr>
-        <w:t xml:space="preserve">ký ngày </w:t>
-      </w:r>
-      <w:r>
-        <w:rPr>
-          <w:sz w:val="24"/>
-          <w:szCs w:val="24"/>
-          <w:lang w:val="vi-VN"/>
-        </w:rPr>
-        <w:t>&lt;&lt;</w:t>
-      </w:r>
-      <w:r>
-        <w:rPr>
-          <w:sz w:val="24"/>
-          <w:szCs w:val="24"/>
-          <w:lang w:val="vi-VN"/>
-        </w:rPr>
-        <w:t>'42 - Ngày ký hợp đồng mua bán căn hộ</w:t>
-      </w:r>
-      <w:r>
-        <w:rPr>
-          <w:sz w:val="24"/>
-          <w:szCs w:val="24"/>
-          <w:lang w:val="vi-VN"/>
-        </w:rPr>
-        <w:t>&gt;&gt;</w:t>
-      </w:r>
-      <w:r>
-        <w:rPr>
-          <w:sz w:val="24"/>
-          <w:szCs w:val="24"/>
-        </w:rPr>
-        <w:t xml:space="preserve"> giữa Bên bán nhà ở là </w:t>
-      </w:r>
-      <w:r>
-        <w:rPr>
-          <w:sz w:val="24"/>
-          <w:szCs w:val="24"/>
-        </w:rPr>
-        <w:t>Công ty TNHH ĐTPT</w:t>
-      </w:r>
-      <w:r>
-        <w:rPr>
-          <w:sz w:val="24"/>
-          <w:szCs w:val="24"/>
-          <w:lang w:val="vi-VN"/>
-        </w:rPr>
-        <w:t xml:space="preserve"> SX Hạ Long</w:t>
-      </w:r>
-      <w:r>
-        <w:rPr>
-          <w:sz w:val="24"/>
-          <w:szCs w:val="24"/>
-        </w:rPr>
-        <w:t xml:space="preserve"> và Bên mua nhà ở là </w:t>
-      </w:r>
-      <w:r>
-        <w:rPr>
-          <w:sz w:val="24"/>
-          <w:szCs w:val="24"/>
-          <w:lang w:val="vi-VN"/>
-        </w:rPr>
-        <w:t>&lt;&lt;</w:t>
-      </w:r>
-      <w:r>
-        <w:rPr>
-          <w:sz w:val="24"/>
-          <w:szCs w:val="24"/>
-          <w:lang w:val="vi-VN"/>
-        </w:rPr>
-        <w:t>1 - Danh xưng người 1</w:t>
-      </w:r>
-      <w:r>
-        <w:rPr>
-          <w:sz w:val="24"/>
-          <w:szCs w:val="24"/>
-          <w:lang w:val="vi-VN"/>
-        </w:rPr>
-        <w:t>&gt;&gt;</w:t>
-      </w:r>
-      <w:r>
-        <w:rPr>
-          <w:sz w:val="24"/>
-          <w:szCs w:val="24"/>
-        </w:rPr>
-        <w:t xml:space="preserve"> </w:t>
-      </w:r>
-      <w:r>
-        <w:rPr>
-          <w:sz w:val="24"/>
-          <w:szCs w:val="24"/>
-          <w:lang w:val="vi-VN"/>
-        </w:rPr>
-        <w:t>&lt;&lt;</w:t>
-      </w:r>
-      <w:r>
-        <w:rPr>
-          <w:sz w:val="24"/>
-          <w:szCs w:val="24"/>
-          <w:lang w:val="vi-VN"/>
-        </w:rPr>
-        <w:t>2 - Họ và tên người 1</w:t>
-      </w:r>
-      <w:r>
-        <w:rPr>
-          <w:sz w:val="24"/>
-          <w:szCs w:val="24"/>
-          <w:lang w:val="vi-VN"/>
-        </w:rPr>
-        <w:t>&gt;&gt;</w:t>
-      </w:r>
-      <w:r>
-        <w:rPr>
-          <w:sz w:val="24"/>
-          <w:szCs w:val="24"/>
-        </w:rPr>
-        <w:t xml:space="preserve"> và </w:t>
-      </w:r>
-      <w:r>
-        <w:rPr>
-          <w:sz w:val="24"/>
-          <w:szCs w:val="24"/>
-          <w:lang w:val="vi-VN"/>
-        </w:rPr>
-        <w:t>&lt;&lt;</w:t>
-      </w:r>
-      <w:r>
-        <w:rPr>
-          <w:sz w:val="24"/>
-          <w:szCs w:val="24"/>
-          <w:lang w:val="vi-VN"/>
-        </w:rPr>
-        <w:t>21 - Danh xưng người 2</w:t>
-      </w:r>
-      <w:r>
-        <w:rPr>
-          <w:sz w:val="24"/>
-          <w:szCs w:val="24"/>
-          <w:lang w:val="vi-VN"/>
-        </w:rPr>
-        <w:t>&gt;&gt;</w:t>
-      </w:r>
-      <w:r>
-        <w:rPr>
-          <w:sz w:val="24"/>
-          <w:szCs w:val="24"/>
-        </w:rPr>
-        <w:t xml:space="preserve"> </w:t>
-      </w:r>
-      <w:r>
-        <w:rPr>
-          <w:sz w:val="24"/>
-          <w:szCs w:val="24"/>
-          <w:lang w:val="vi-VN"/>
-        </w:rPr>
-        <w:t>&lt;&lt;</w:t>
-      </w:r>
-      <w:r>
-        <w:rPr>
-          <w:sz w:val="24"/>
-          <w:szCs w:val="24"/>
-          <w:lang w:val="vi-VN"/>
-        </w:rPr>
-        <w:t>22 - Họ và tên người 2</w:t>
-      </w:r>
-      <w:r>
-        <w:rPr>
-          <w:sz w:val="24"/>
-          <w:szCs w:val="24"/>
-          <w:lang w:val="vi-VN"/>
-        </w:rPr>
-        <w:t>&gt;&gt;</w:t>
-      </w:r>
-      <w:r>
-        <w:rPr>
-          <w:sz w:val="24"/>
-          <w:szCs w:val="24"/>
-        </w:rPr>
-        <w:t xml:space="preserve">, phương án sử dụng vốn như </w:t>
-      </w:r>
-      <w:proofErr w:type="gramStart"/>
-      <w:r>
-        <w:rPr>
-          <w:sz w:val="24"/>
-          <w:szCs w:val="24"/>
-        </w:rPr>
-        <w:t>sau :</w:t>
-      </w:r>
-      <w:proofErr w:type="gramEnd"/>
     </w:p>
     <w:p>
       <w:pPr>
@@ -7285,66 +4652,15 @@
           <w:szCs w:val="24"/>
         </w:rPr>
       </w:pPr>
+      <w:proofErr w:type="gramStart"/>
+      <w:proofErr w:type="gramEnd"/>
       <w:r>
         <w:rPr>
           <w:color w:val="000000"/>
           <w:sz w:val="24"/>
           <w:szCs w:val="24"/>
         </w:rPr>
-        <w:t xml:space="preserve">Tổng giá trị trên Hợp đồng mua bán (không bao gồm kinh phí bảo trì) </w:t>
-      </w:r>
-      <w:proofErr w:type="gramStart"/>
-      <w:r>
-        <w:rPr>
-          <w:color w:val="000000"/>
-          <w:sz w:val="24"/>
-          <w:szCs w:val="24"/>
-        </w:rPr>
-        <w:t>là :</w:t>
-      </w:r>
-      <w:proofErr w:type="gramEnd"/>
-      <w:r>
-        <w:rPr>
-          <w:color w:val="000000"/>
-          <w:sz w:val="24"/>
-          <w:szCs w:val="24"/>
-        </w:rPr>
-        <w:t xml:space="preserve"> </w:t>
-      </w:r>
-      <w:r>
-        <w:rPr>
-          <w:color w:val="000000"/>
-          <w:sz w:val="24"/>
-          <w:szCs w:val="24"/>
-          <w:lang w:val="vi-VN"/>
-        </w:rPr>
-        <w:t>&lt;&lt;</w:t>
-      </w:r>
-      <w:r>
-        <w:rPr>
-          <w:color w:val="000000"/>
-          <w:sz w:val="24"/>
-          <w:szCs w:val="24"/>
-          <w:lang w:val="vi-VN"/>
-        </w:rPr>
-        <w:t>'49 - Trị giá HDMB căn hộ (Không bao gồm kinh phí bảo trì)</w:t>
-      </w:r>
-      <w:r>
-        <w:rPr>
-          <w:color w:val="000000"/>
-          <w:sz w:val="24"/>
-          <w:szCs w:val="24"/>
-          <w:lang w:val="vi-VN"/>
-        </w:rPr>
-        <w:t>&gt;&gt;</w:t>
-      </w:r>
-      <w:r>
-        <w:rPr>
-          <w:color w:val="000000"/>
-          <w:sz w:val="24"/>
-          <w:szCs w:val="24"/>
-        </w:rPr>
-        <w:t>VND</w:t>
+        <w:t>Tổng giá trị trên Hợp đồng mua bán (không bao gồm kinh phí bảo trì) là : &lt;&lt;'49 - Trị giá HDMB căn hộ (Không bao gồm kinh phí bảo trì)&gt;&gt;VND</w:t>
       </w:r>
     </w:p>
     <w:p>
@@ -7368,83 +4684,15 @@
           <w:szCs w:val="24"/>
         </w:rPr>
       </w:pPr>
+      <w:proofErr w:type="gramStart"/>
+      <w:proofErr w:type="gramEnd"/>
       <w:r>
         <w:rPr>
           <w:color w:val="000000"/>
           <w:sz w:val="24"/>
           <w:szCs w:val="24"/>
         </w:rPr>
-        <w:t xml:space="preserve">+ Vốn tự </w:t>
-      </w:r>
-      <w:proofErr w:type="gramStart"/>
-      <w:r>
-        <w:rPr>
-          <w:color w:val="000000"/>
-          <w:sz w:val="24"/>
-          <w:szCs w:val="24"/>
-        </w:rPr>
-        <w:t>có :</w:t>
-      </w:r>
-      <w:proofErr w:type="gramEnd"/>
-      <w:r>
-        <w:rPr>
-          <w:color w:val="000000"/>
-          <w:sz w:val="24"/>
-          <w:szCs w:val="24"/>
-        </w:rPr>
-        <w:t xml:space="preserve"> </w:t>
-      </w:r>
-      <w:r>
-        <w:rPr>
-          <w:color w:val="000000"/>
-          <w:sz w:val="24"/>
-          <w:szCs w:val="24"/>
-          <w:lang w:val="vi-VN"/>
-        </w:rPr>
-        <w:t>&lt;&lt;</w:t>
-      </w:r>
-      <w:r>
-        <w:rPr>
-          <w:color w:val="000000"/>
-          <w:sz w:val="24"/>
-          <w:szCs w:val="24"/>
-        </w:rPr>
-        <w:t>'66 - Vốn tự có</w:t>
-      </w:r>
-      <w:r>
-        <w:rPr>
-          <w:color w:val="000000"/>
-          <w:sz w:val="24"/>
-          <w:szCs w:val="24"/>
-          <w:lang w:val="vi-VN"/>
-        </w:rPr>
-        <w:t>&gt;&gt;</w:t>
-      </w:r>
-      <w:r>
-        <w:rPr>
-          <w:color w:val="000000"/>
-          <w:sz w:val="24"/>
-          <w:szCs w:val="24"/>
-        </w:rPr>
-        <w:t xml:space="preserve"> VNĐ (Chiếm </w:t>
-      </w:r>
-      <w:r>
-        <w:rPr>
-          <w:rFonts w:eastAsia="Times New Roman"/>
-          <w:color w:val="000000"/>
-          <w:sz w:val="24"/>
-          <w:szCs w:val="24"/>
-          <w:lang w:val="vi-VN"/>
-        </w:rPr>
-        <w:t>≈ 30%</w:t>
-      </w:r>
-      <w:r>
-        <w:rPr>
-          <w:color w:val="000000"/>
-          <w:sz w:val="24"/>
-          <w:szCs w:val="24"/>
-        </w:rPr>
-        <w:t xml:space="preserve"> giá trị HĐMB)</w:t>
+        <w:t>+ Vốn tự có : &lt;&lt;'66 - Vốn tự có&gt;&gt; VNĐ (Chiếm ≈ 30% giá trị HĐMB)</w:t>
       </w:r>
     </w:p>
     <w:p>
@@ -7468,93 +4716,15 @@
           <w:szCs w:val="24"/>
         </w:rPr>
       </w:pPr>
+      <w:proofErr w:type="gramStart"/>
+      <w:proofErr w:type="gramEnd"/>
       <w:r>
         <w:rPr>
           <w:color w:val="000000"/>
           <w:sz w:val="24"/>
           <w:szCs w:val="24"/>
         </w:rPr>
-        <w:t xml:space="preserve">+ Vốn </w:t>
-      </w:r>
-      <w:proofErr w:type="gramStart"/>
-      <w:r>
-        <w:rPr>
-          <w:color w:val="000000"/>
-          <w:sz w:val="24"/>
-          <w:szCs w:val="24"/>
-        </w:rPr>
-        <w:t>vay :</w:t>
-      </w:r>
-      <w:proofErr w:type="gramEnd"/>
-      <w:r>
-        <w:rPr>
-          <w:color w:val="000000"/>
-          <w:sz w:val="24"/>
-          <w:szCs w:val="24"/>
-        </w:rPr>
-        <w:t xml:space="preserve"> </w:t>
-      </w:r>
-      <w:r>
-        <w:rPr>
-          <w:color w:val="000000"/>
-          <w:sz w:val="24"/>
-          <w:szCs w:val="24"/>
-          <w:lang w:val="vi-VN"/>
-        </w:rPr>
-        <w:t>&lt;&lt;</w:t>
-      </w:r>
-      <w:r>
-        <w:rPr>
-          <w:color w:val="000000"/>
-          <w:sz w:val="24"/>
-          <w:szCs w:val="24"/>
-          <w:lang w:val="vi-VN"/>
-        </w:rPr>
-        <w:t>'52 - Số tiền/ Hạn mức vay</w:t>
-      </w:r>
-      <w:r>
-        <w:rPr>
-          <w:color w:val="000000"/>
-          <w:sz w:val="24"/>
-          <w:szCs w:val="24"/>
-          <w:lang w:val="vi-VN"/>
-        </w:rPr>
-        <w:t>&gt;&gt;</w:t>
-      </w:r>
-      <w:r>
-        <w:rPr>
-          <w:color w:val="000000"/>
-          <w:sz w:val="24"/>
-          <w:szCs w:val="24"/>
-        </w:rPr>
-        <w:t xml:space="preserve"> VND (chiếm</w:t>
-      </w:r>
-      <w:r>
-        <w:rPr>
-          <w:color w:val="000000"/>
-          <w:sz w:val="24"/>
-          <w:szCs w:val="24"/>
-          <w:lang w:val="vi-VN"/>
-        </w:rPr>
-        <w:t xml:space="preserve"> </w:t>
-      </w:r>
-      <w:r>
-        <w:rPr>
-          <w:bCs/>
-          <w:color w:val="000000" w:themeColor="text1"/>
-          <w:sz w:val="25"/>
-          <w:szCs w:val="25"/>
-          <w:lang w:val="vi-VN"/>
-        </w:rPr>
-        <w:t xml:space="preserve">≈ </w:t>
-      </w:r>
-      <w:r>
-        <w:rPr>
-          <w:color w:val="000000"/>
-          <w:sz w:val="24"/>
-          <w:szCs w:val="24"/>
-        </w:rPr>
-        <w:t>70% giá trị HĐMB)</w:t>
+        <w:t>+ Vốn vay : &lt;&lt;'52 - Số tiền/ Hạn mức vay&gt;&gt; VND (chiếm ≈ 70% giá trị HĐMB)</w:t>
       </w:r>
     </w:p>
     <w:p>
@@ -7578,63 +4748,15 @@
           <w:szCs w:val="24"/>
         </w:rPr>
       </w:pPr>
+      <w:proofErr w:type="gramStart"/>
+      <w:proofErr w:type="gramEnd"/>
       <w:r>
         <w:rPr>
           <w:color w:val="000000"/>
           <w:sz w:val="24"/>
           <w:szCs w:val="24"/>
         </w:rPr>
-        <w:t>+</w:t>
-      </w:r>
-      <w:r>
-        <w:rPr>
-          <w:sz w:val="24"/>
-          <w:szCs w:val="24"/>
-        </w:rPr>
-        <w:t xml:space="preserve"> </w:t>
-      </w:r>
-      <w:r>
-        <w:rPr>
-          <w:color w:val="000000"/>
-          <w:sz w:val="24"/>
-          <w:szCs w:val="24"/>
-        </w:rPr>
-        <w:t xml:space="preserve">Tỷ lệ vay vốn/ phương án </w:t>
-      </w:r>
-      <w:proofErr w:type="gramStart"/>
-      <w:r>
-        <w:rPr>
-          <w:color w:val="000000"/>
-          <w:sz w:val="24"/>
-          <w:szCs w:val="24"/>
-        </w:rPr>
-        <w:t>vay :</w:t>
-      </w:r>
-      <w:proofErr w:type="gramEnd"/>
-      <w:r>
-        <w:rPr>
-          <w:color w:val="000000"/>
-          <w:sz w:val="24"/>
-          <w:szCs w:val="24"/>
-        </w:rPr>
-        <w:t xml:space="preserve"> </w:t>
-      </w:r>
-      <w:r>
-        <w:rPr>
-          <w:color w:val="000000"/>
-          <w:sz w:val="24"/>
-          <w:szCs w:val="24"/>
-          <w:lang w:val="vi-VN"/>
-        </w:rPr>
-        <w:t xml:space="preserve">≈ </w:t>
-      </w:r>
-      <w:r>
-        <w:rPr>
-          <w:color w:val="000000"/>
-          <w:sz w:val="24"/>
-          <w:szCs w:val="24"/>
-        </w:rPr>
-        <w:t>70%.</w:t>
+        <w:t>+ Tỷ lệ vay vốn/ phương án vay : ≈ 70%.</w:t>
       </w:r>
     </w:p>
     <w:p>
@@ -8048,16 +5170,7 @@
                 <w:szCs w:val="22"/>
                 <w:lang w:val="vi-VN"/>
               </w:rPr>
-              <w:t>30</w:t>
-            </w:r>
-            <w:r>
-              <w:rPr>
-                <w:rFonts w:eastAsia="Times New Roman"/>
-                <w:color w:val="000000"/>
-                <w:sz w:val="22"/>
-                <w:szCs w:val="22"/>
-              </w:rPr>
-              <w:t>% giá bán</w:t>
+              <w:t>30% giá bán</w:t>
             </w:r>
           </w:p>
         </w:tc>
@@ -8092,39 +5205,7 @@
                 <w:szCs w:val="22"/>
                 <w:lang w:val="vi-VN"/>
               </w:rPr>
-              <w:t>&lt;&lt;</w:t>
-            </w:r>
-            <w:r>
-              <w:t xml:space="preserve"> </w:t>
-            </w:r>
-            <w:r>
-              <w:rPr>
-                <w:rFonts w:eastAsia="Times New Roman"/>
-                <w:color w:val="000000"/>
-                <w:sz w:val="22"/>
-                <w:szCs w:val="22"/>
-                <w:lang w:val="vi-VN"/>
-              </w:rPr>
-              <w:t>'66 - Vốn tự có</w:t>
-            </w:r>
-            <w:r>
-              <w:rPr>
-                <w:rFonts w:eastAsia="Times New Roman"/>
-                <w:color w:val="000000"/>
-                <w:sz w:val="22"/>
-                <w:szCs w:val="22"/>
-                <w:lang w:val="vi-VN"/>
-              </w:rPr>
-              <w:t>&gt;&gt;</w:t>
-            </w:r>
-            <w:r>
-              <w:rPr>
-                <w:rFonts w:eastAsia="Times New Roman"/>
-                <w:color w:val="000000"/>
-                <w:sz w:val="22"/>
-                <w:szCs w:val="22"/>
-              </w:rPr>
-              <w:t xml:space="preserve">     </w:t>
+              <w:t xml:space="preserve">&lt;&lt; '66 - Vốn tự có&gt;&gt;     </w:t>
             </w:r>
           </w:p>
         </w:tc>
@@ -8159,39 +5240,7 @@
                 <w:szCs w:val="22"/>
                 <w:lang w:val="vi-VN"/>
               </w:rPr>
-              <w:t>&lt;&lt;</w:t>
-            </w:r>
-            <w:r>
-              <w:t xml:space="preserve"> </w:t>
-            </w:r>
-            <w:r>
-              <w:rPr>
-                <w:rFonts w:eastAsia="Times New Roman"/>
-                <w:color w:val="000000"/>
-                <w:sz w:val="22"/>
-                <w:szCs w:val="22"/>
-                <w:lang w:val="vi-VN"/>
-              </w:rPr>
-              <w:t>'66 - Vốn tự có</w:t>
-            </w:r>
-            <w:r>
-              <w:rPr>
-                <w:rFonts w:eastAsia="Times New Roman"/>
-                <w:color w:val="000000"/>
-                <w:sz w:val="22"/>
-                <w:szCs w:val="22"/>
-                <w:lang w:val="vi-VN"/>
-              </w:rPr>
-              <w:t>&gt;&gt;</w:t>
-            </w:r>
-            <w:r>
-              <w:rPr>
-                <w:rFonts w:eastAsia="Times New Roman"/>
-                <w:color w:val="000000"/>
-                <w:sz w:val="22"/>
-                <w:szCs w:val="22"/>
-              </w:rPr>
-              <w:t xml:space="preserve">     </w:t>
+              <w:t xml:space="preserve">&lt;&lt; '66 - Vốn tự có&gt;&gt;     </w:t>
             </w:r>
           </w:p>
         </w:tc>
@@ -8260,16 +5309,7 @@
                 <w:szCs w:val="22"/>
                 <w:lang w:val="vi-VN"/>
               </w:rPr>
-              <w:t>30</w:t>
-            </w:r>
-            <w:r>
-              <w:rPr>
-                <w:rFonts w:eastAsia="Times New Roman"/>
-                <w:color w:val="000000"/>
-                <w:sz w:val="22"/>
-                <w:szCs w:val="22"/>
-              </w:rPr>
-              <w:t>%</w:t>
+              <w:t>30%</w:t>
             </w:r>
           </w:p>
         </w:tc>
@@ -8411,16 +5451,7 @@
                 <w:szCs w:val="22"/>
                 <w:lang w:val="vi-VN"/>
               </w:rPr>
-              <w:t>65</w:t>
-            </w:r>
-            <w:r>
-              <w:rPr>
-                <w:rFonts w:eastAsia="Times New Roman"/>
-                <w:color w:val="000000"/>
-                <w:sz w:val="22"/>
-                <w:szCs w:val="22"/>
-              </w:rPr>
-              <w:t>% Giá bán</w:t>
+              <w:t>65% Giá bán</w:t>
             </w:r>
           </w:p>
         </w:tc>
@@ -8455,36 +5486,7 @@
                 <w:szCs w:val="22"/>
                 <w:lang w:val="vi-VN"/>
               </w:rPr>
-              <w:t>&lt;&lt;</w:t>
-            </w:r>
-            <w:r>
-              <w:rPr>
-                <w:rFonts w:eastAsia="Times New Roman"/>
-                <w:color w:val="000000"/>
-                <w:sz w:val="22"/>
-                <w:szCs w:val="22"/>
-                <w:lang w:val="vi-VN"/>
-              </w:rPr>
-              <w:t>'54 - CDT HTLS + NH GN lần 1</w:t>
-            </w:r>
-            <w:r>
-              <w:rPr>
-                <w:rFonts w:eastAsia="Times New Roman"/>
-                <w:color w:val="000000"/>
-                <w:sz w:val="22"/>
-                <w:szCs w:val="22"/>
-                <w:lang w:val="vi-VN"/>
-              </w:rPr>
-              <w:t>&gt;&gt;</w:t>
-            </w:r>
-            <w:r>
-              <w:rPr>
-                <w:rFonts w:eastAsia="Times New Roman"/>
-                <w:color w:val="000000"/>
-                <w:sz w:val="22"/>
-                <w:szCs w:val="22"/>
-              </w:rPr>
-              <w:t xml:space="preserve"> </w:t>
+              <w:t xml:space="preserve">&lt;&lt;'54 - CDT HTLS + NH GN lần 1&gt;&gt; </w:t>
             </w:r>
           </w:p>
         </w:tc>
@@ -8554,26 +5556,7 @@
                 <w:szCs w:val="22"/>
                 <w:lang w:val="vi-VN"/>
               </w:rPr>
-              <w:t>&lt;&lt;</w:t>
-            </w:r>
-            <w:r>
-              <w:rPr>
-                <w:rFonts w:eastAsia="Times New Roman"/>
-                <w:color w:val="000000"/>
-                <w:sz w:val="22"/>
-                <w:szCs w:val="22"/>
-              </w:rPr>
-              <w:t>'54 - CDT HTLS + NH GN lần 1</w:t>
-            </w:r>
-            <w:r>
-              <w:rPr>
-                <w:rFonts w:eastAsia="Times New Roman"/>
-                <w:color w:val="000000"/>
-                <w:sz w:val="22"/>
-                <w:szCs w:val="22"/>
-                <w:lang w:val="vi-VN"/>
-              </w:rPr>
-              <w:t>&gt;&gt;</w:t>
+              <w:t>&lt;&lt;'54 - CDT HTLS + NH GN lần 1&gt;&gt;</w:t>
             </w:r>
           </w:p>
         </w:tc>
@@ -8607,16 +5590,7 @@
                 <w:sz w:val="22"/>
                 <w:szCs w:val="22"/>
               </w:rPr>
-              <w:t>0</w:t>
-            </w:r>
-            <w:r>
-              <w:rPr>
-                <w:rFonts w:eastAsia="Times New Roman"/>
-                <w:color w:val="000000"/>
-                <w:sz w:val="22"/>
-                <w:szCs w:val="22"/>
-              </w:rPr>
-              <w:t>%</w:t>
+              <w:t>0%</w:t>
             </w:r>
           </w:p>
         </w:tc>
@@ -8651,16 +5625,7 @@
                 <w:szCs w:val="22"/>
                 <w:lang w:val="vi-VN"/>
               </w:rPr>
-              <w:t>30</w:t>
-            </w:r>
-            <w:r>
-              <w:rPr>
-                <w:rFonts w:eastAsia="Times New Roman"/>
-                <w:color w:val="000000"/>
-                <w:sz w:val="22"/>
-                <w:szCs w:val="22"/>
-              </w:rPr>
-              <w:t>%</w:t>
+              <w:t>30%</w:t>
             </w:r>
           </w:p>
         </w:tc>
@@ -8695,16 +5660,7 @@
                 <w:szCs w:val="22"/>
                 <w:lang w:val="vi-VN"/>
               </w:rPr>
-              <w:t>65</w:t>
-            </w:r>
-            <w:r>
-              <w:rPr>
-                <w:rFonts w:eastAsia="Times New Roman"/>
-                <w:color w:val="000000"/>
-                <w:sz w:val="22"/>
-                <w:szCs w:val="22"/>
-              </w:rPr>
-              <w:t>%</w:t>
+              <w:t>65%</w:t>
             </w:r>
           </w:p>
         </w:tc>
@@ -8815,26 +5771,7 @@
                 <w:szCs w:val="22"/>
                 <w:lang w:val="vi-VN"/>
               </w:rPr>
-              <w:t>&lt;&lt;</w:t>
-            </w:r>
-            <w:r>
-              <w:rPr>
-                <w:rFonts w:eastAsia="Times New Roman"/>
-                <w:color w:val="000000"/>
-                <w:sz w:val="22"/>
-                <w:szCs w:val="22"/>
-              </w:rPr>
-              <w:t>'53- ST 5% Căn hộ số</w:t>
-            </w:r>
-            <w:r>
-              <w:rPr>
-                <w:rFonts w:eastAsia="Times New Roman"/>
-                <w:color w:val="000000"/>
-                <w:sz w:val="22"/>
-                <w:szCs w:val="22"/>
-                <w:lang w:val="vi-VN"/>
-              </w:rPr>
-              <w:t>&gt;&gt;</w:t>
+              <w:t>&lt;&lt;'53- ST 5% Căn hộ số&gt;&gt;</w:t>
             </w:r>
           </w:p>
         </w:tc>
@@ -8904,26 +5841,7 @@
                 <w:szCs w:val="22"/>
                 <w:lang w:val="vi-VN"/>
               </w:rPr>
-              <w:t>&lt;&lt;</w:t>
-            </w:r>
-            <w:r>
-              <w:rPr>
-                <w:rFonts w:eastAsia="Times New Roman"/>
-                <w:color w:val="000000"/>
-                <w:sz w:val="22"/>
-                <w:szCs w:val="22"/>
-              </w:rPr>
-              <w:t>'53- ST 5% Căn hộ số</w:t>
-            </w:r>
-            <w:r>
-              <w:rPr>
-                <w:rFonts w:eastAsia="Times New Roman"/>
-                <w:color w:val="000000"/>
-                <w:sz w:val="22"/>
-                <w:szCs w:val="22"/>
-                <w:lang w:val="vi-VN"/>
-              </w:rPr>
-              <w:t>&gt;&gt;</w:t>
+              <w:t>&lt;&lt;'53- ST 5% Căn hộ số&gt;&gt;</w:t>
             </w:r>
           </w:p>
         </w:tc>
@@ -9223,17 +6141,7 @@
                 <w:szCs w:val="22"/>
                 <w:highlight w:val="yellow"/>
               </w:rPr>
-              <w:t> </w:t>
-            </w:r>
-            <w:r>
-              <w:rPr>
-                <w:rFonts w:eastAsia="Times New Roman"/>
-                <w:color w:val="EE0000"/>
-                <w:sz w:val="22"/>
-                <w:szCs w:val="22"/>
-                <w:highlight w:val="yellow"/>
-              </w:rPr>
-              <w:t>30%</w:t>
+              <w:t> 30%</w:t>
             </w:r>
           </w:p>
         </w:tc>
@@ -9347,23 +6255,27 @@
           <w:sz w:val="24"/>
           <w:szCs w:val="24"/>
         </w:rPr>
-        <w:t xml:space="preserve">- Căn cứ quy định số 627/QyĐ-BIDV ngày 31/01/2024 về việc </w:t>
+        <w:t>- Căn cứ quy định số 627/QyĐ-BIDV ngày 31/01/2024 về việc sản phẩm cho vay nhu cầu nhà ở dành cho khách hàng cá nhân;</w:t>
       </w:r>
-      <w:r>
+    </w:p>
+    <w:p>
+      <w:pPr>
+        <w:widowControl w:val="0"/>
+        <w:spacing w:after="0" w:line="240" w:lineRule="auto"/>
+        <w:jc w:val="both"/>
         <w:rPr>
           <w:color w:val="FF0000"/>
           <w:sz w:val="24"/>
           <w:szCs w:val="24"/>
         </w:rPr>
-        <w:t>sản phẩm cho vay nhu cầu nhà ở dành cho khách hàng cá nhân</w:t>
-      </w:r>
+      </w:pPr>
       <w:r>
         <w:rPr>
           <w:color w:val="FF0000"/>
           <w:sz w:val="24"/>
           <w:szCs w:val="24"/>
         </w:rPr>
-        <w:t>;</w:t>
+        <w:t>- Căn cứ công văn số 30088/BIDV – SPBL ngày 06/08/2026 về việc chính sách cho vay KHCN mua nhà ở, mua/ đầu tư BĐS kinh doanh tại các dự án do BIM Group làm CĐT;</w:t>
       </w:r>
     </w:p>
     <w:p>
@@ -9371,94 +6283,20 @@
         <w:widowControl w:val="0"/>
         <w:spacing w:after="0" w:line="240" w:lineRule="auto"/>
         <w:jc w:val="both"/>
-        <w:rPr>
-          <w:color w:val="FF0000"/>
-          <w:sz w:val="24"/>
-          <w:szCs w:val="24"/>
-        </w:rPr>
-      </w:pPr>
-      <w:r>
-        <w:rPr>
-          <w:color w:val="FF0000"/>
-          <w:sz w:val="24"/>
-          <w:szCs w:val="24"/>
-        </w:rPr>
-        <w:t xml:space="preserve">- </w:t>
-      </w:r>
-      <w:r>
-        <w:rPr>
-          <w:color w:val="FF0000"/>
-          <w:sz w:val="24"/>
-          <w:szCs w:val="24"/>
-        </w:rPr>
-        <w:t xml:space="preserve">Căn cứ </w:t>
-      </w:r>
-      <w:r>
-        <w:rPr>
-          <w:color w:val="FF0000"/>
-          <w:sz w:val="24"/>
-          <w:szCs w:val="24"/>
-        </w:rPr>
-        <w:t xml:space="preserve">công văn số </w:t>
-      </w:r>
-      <w:r>
         <w:rPr>
           <w:color w:val="FF0000"/>
           <w:sz w:val="24"/>
           <w:szCs w:val="24"/>
           <w:lang w:val="vi-VN"/>
         </w:rPr>
-        <w:t xml:space="preserve">30088/BIDV – SPBL </w:t>
-      </w:r>
+      </w:pPr>
       <w:r>
         <w:rPr>
           <w:color w:val="FF0000"/>
           <w:sz w:val="24"/>
           <w:szCs w:val="24"/>
         </w:rPr>
-        <w:t>ngày 06/0</w:t>
-      </w:r>
-      <w:r>
-        <w:rPr>
-          <w:color w:val="FF0000"/>
-          <w:sz w:val="24"/>
-          <w:szCs w:val="24"/>
-          <w:lang w:val="vi-VN"/>
-        </w:rPr>
-        <w:t>8</w:t>
-      </w:r>
-      <w:r>
-        <w:rPr>
-          <w:color w:val="FF0000"/>
-          <w:sz w:val="24"/>
-          <w:szCs w:val="24"/>
-        </w:rPr>
-        <w:t xml:space="preserve">/2026 về </w:t>
-      </w:r>
-      <w:r>
-        <w:rPr>
-          <w:color w:val="FF0000"/>
-          <w:sz w:val="24"/>
-          <w:szCs w:val="24"/>
-        </w:rPr>
-        <w:t>việc</w:t>
-      </w:r>
-      <w:r>
-        <w:rPr>
-          <w:color w:val="FF0000"/>
-          <w:sz w:val="24"/>
-          <w:szCs w:val="24"/>
-          <w:lang w:val="vi-VN"/>
-        </w:rPr>
-        <w:t xml:space="preserve"> chính sách cho vay KHCN mua nhà ở, mua/ đầu tư BĐS kinh doanh tại các dự án do BIM Group làm CĐT</w:t>
-      </w:r>
-      <w:r>
-        <w:rPr>
-          <w:color w:val="FF0000"/>
-          <w:sz w:val="24"/>
-          <w:szCs w:val="24"/>
-        </w:rPr>
-        <w:t>;</w:t>
+        <w:t>- Căn cứ Công văn số 853/BIDV.TTHN-PGDNC ngày 07/08/2026 về việc chính sách cho vay khách hàng mua nhà dự án Prima Bay Hạ Long</w:t>
       </w:r>
     </w:p>
     <w:p>
@@ -9467,120 +6305,6 @@
         <w:spacing w:after="0" w:line="240" w:lineRule="auto"/>
         <w:jc w:val="both"/>
         <w:rPr>
-          <w:color w:val="FF0000"/>
-          <w:sz w:val="24"/>
-          <w:szCs w:val="24"/>
-          <w:lang w:val="vi-VN"/>
-        </w:rPr>
-      </w:pPr>
-      <w:r>
-        <w:rPr>
-          <w:color w:val="FF0000"/>
-          <w:sz w:val="24"/>
-          <w:szCs w:val="24"/>
-        </w:rPr>
-        <w:t xml:space="preserve">- Căn cứ Công văn số </w:t>
-      </w:r>
-      <w:r>
-        <w:rPr>
-          <w:color w:val="FF0000"/>
-          <w:sz w:val="24"/>
-          <w:szCs w:val="24"/>
-          <w:lang w:val="vi-VN"/>
-        </w:rPr>
-        <w:t>853</w:t>
-      </w:r>
-      <w:r>
-        <w:rPr>
-          <w:color w:val="FF0000"/>
-          <w:sz w:val="24"/>
-          <w:szCs w:val="24"/>
-        </w:rPr>
-        <w:t>/BID</w:t>
-      </w:r>
-      <w:r>
-        <w:rPr>
-          <w:color w:val="FF0000"/>
-          <w:sz w:val="24"/>
-          <w:szCs w:val="24"/>
-        </w:rPr>
-        <w:t>V</w:t>
-      </w:r>
-      <w:r>
-        <w:rPr>
-          <w:color w:val="FF0000"/>
-          <w:sz w:val="24"/>
-          <w:szCs w:val="24"/>
-          <w:lang w:val="vi-VN"/>
-        </w:rPr>
-        <w:t>.TTHN-PGDNC</w:t>
-      </w:r>
-      <w:r>
-        <w:rPr>
-          <w:color w:val="FF0000"/>
-          <w:sz w:val="24"/>
-          <w:szCs w:val="24"/>
-        </w:rPr>
-        <w:t xml:space="preserve"> ngày 0</w:t>
-      </w:r>
-      <w:r>
-        <w:rPr>
-          <w:color w:val="FF0000"/>
-          <w:sz w:val="24"/>
-          <w:szCs w:val="24"/>
-          <w:lang w:val="vi-VN"/>
-        </w:rPr>
-        <w:t>7</w:t>
-      </w:r>
-      <w:r>
-        <w:rPr>
-          <w:color w:val="FF0000"/>
-          <w:sz w:val="24"/>
-          <w:szCs w:val="24"/>
-        </w:rPr>
-        <w:t>/0</w:t>
-      </w:r>
-      <w:r>
-        <w:rPr>
-          <w:color w:val="FF0000"/>
-          <w:sz w:val="24"/>
-          <w:szCs w:val="24"/>
-          <w:lang w:val="vi-VN"/>
-        </w:rPr>
-        <w:t>8</w:t>
-      </w:r>
-      <w:r>
-        <w:rPr>
-          <w:color w:val="FF0000"/>
-          <w:sz w:val="24"/>
-          <w:szCs w:val="24"/>
-        </w:rPr>
-        <w:t xml:space="preserve">/2026 về việc </w:t>
-      </w:r>
-      <w:r>
-        <w:rPr>
-          <w:color w:val="FF0000"/>
-          <w:sz w:val="24"/>
-          <w:szCs w:val="24"/>
-        </w:rPr>
-        <w:t>chính</w:t>
-      </w:r>
-      <w:r>
-        <w:rPr>
-          <w:color w:val="FF0000"/>
-          <w:sz w:val="24"/>
-          <w:szCs w:val="24"/>
-          <w:lang w:val="vi-VN"/>
-        </w:rPr>
-        <w:t xml:space="preserve"> sách cho vay khách hàng mua nhà dự án Prima Bay Hạ Long</w:t>
-      </w:r>
-    </w:p>
-    <w:p>
-      <w:pPr>
-        <w:widowControl w:val="0"/>
-        <w:spacing w:after="0" w:line="240" w:lineRule="auto"/>
-        <w:jc w:val="both"/>
-        <w:rPr>
           <w:sz w:val="24"/>
           <w:szCs w:val="24"/>
         </w:rPr>
@@ -9592,22 +6316,7 @@
           <w:sz w:val="24"/>
           <w:szCs w:val="24"/>
         </w:rPr>
-        <w:t xml:space="preserve">* Nhận xét: </w:t>
-      </w:r>
-      <w:r>
-        <w:rPr>
-          <w:color w:val="000000"/>
-          <w:sz w:val="24"/>
-          <w:szCs w:val="24"/>
-        </w:rPr>
-        <w:t>Mục đích và phương án vay vốn của Khách hàng đảm bảo tuân thủ quy định của BIDV</w:t>
-      </w:r>
-      <w:r>
-        <w:rPr>
-          <w:sz w:val="24"/>
-          <w:szCs w:val="24"/>
-        </w:rPr>
-        <w:t>.</w:t>
+        <w:t>* Nhận xét: Mục đích và phương án vay vốn của Khách hàng đảm bảo tuân thủ quy định của BIDV.</w:t>
       </w:r>
     </w:p>
     <w:p>
@@ -9650,20 +6359,7 @@
         <w:rPr>
           <w:sz w:val="24"/>
         </w:rPr>
-        <w:lastRenderedPageBreak/>
-        <w:t>Khách hàng đ</w:t>
-      </w:r>
-      <w:r>
-        <w:rPr>
-          <w:sz w:val="24"/>
-        </w:rPr>
-        <w:t>áp ứng</w:t>
-      </w:r>
-      <w:r>
-        <w:rPr>
-          <w:sz w:val="24"/>
-        </w:rPr>
-        <w:t xml:space="preserve"> quy định vay vốn theo các văn bản sau:</w:t>
+        <w:t>Khách hàng đáp ứng quy định vay vốn theo các văn bản sau:</w:t>
       </w:r>
     </w:p>
     <w:p>
@@ -9738,14 +6434,7 @@
           <w:sz w:val="25"/>
           <w:szCs w:val="25"/>
         </w:rPr>
-        <w:t xml:space="preserve">- Số điểm đạt được: </w:t>
-      </w:r>
-      <w:r>
-        <w:rPr>
-          <w:sz w:val="24"/>
-          <w:szCs w:val="24"/>
-        </w:rPr>
-        <w:t>..................</w:t>
+        <w:t>- Số điểm đạt được: ..................</w:t>
       </w:r>
     </w:p>
     <w:p>
@@ -9768,14 +6457,7 @@
           <w:sz w:val="25"/>
           <w:szCs w:val="25"/>
         </w:rPr>
-        <w:t xml:space="preserve">- Xếp hạng: </w:t>
-      </w:r>
-      <w:r>
-        <w:rPr>
-          <w:sz w:val="24"/>
-          <w:szCs w:val="24"/>
-        </w:rPr>
-        <w:t>……………….</w:t>
+        <w:t>- Xếp hạng: ……………….</w:t>
       </w:r>
     </w:p>
     <w:p>
@@ -9822,22 +6504,7 @@
           <w:sz w:val="24"/>
           <w:szCs w:val="24"/>
         </w:rPr>
-        <w:t>- Loại tài sản bảo đảm: Q</w:t>
-      </w:r>
-      <w:r>
-        <w:rPr>
-          <w:sz w:val="24"/>
-          <w:szCs w:val="24"/>
-        </w:rPr>
-        <w:t>uyền</w:t>
-      </w:r>
-      <w:r>
-        <w:rPr>
-          <w:sz w:val="24"/>
-          <w:szCs w:val="24"/>
-          <w:lang w:val="vi-VN"/>
-        </w:rPr>
-        <w:t xml:space="preserve"> Tài Sản</w:t>
+        <w:t>- Loại tài sản bảo đảm: Quyền Tài Sản</w:t>
       </w:r>
     </w:p>
     <w:p>
@@ -9858,22 +6525,7 @@
           <w:sz w:val="24"/>
           <w:szCs w:val="24"/>
         </w:rPr>
-        <w:t>- Hình thức đảm bảo: T</w:t>
-      </w:r>
-      <w:r>
-        <w:rPr>
-          <w:sz w:val="24"/>
-          <w:szCs w:val="24"/>
-        </w:rPr>
-        <w:t>hế</w:t>
-      </w:r>
-      <w:r>
-        <w:rPr>
-          <w:sz w:val="24"/>
-          <w:szCs w:val="24"/>
-          <w:lang w:val="vi-VN"/>
-        </w:rPr>
-        <w:t xml:space="preserve"> Chấp</w:t>
+        <w:t>- Hình thức đảm bảo: Thế Chấp</w:t>
       </w:r>
     </w:p>
     <w:p>
@@ -9894,22 +6546,7 @@
           <w:sz w:val="24"/>
           <w:szCs w:val="24"/>
         </w:rPr>
-        <w:t xml:space="preserve">- Tính chất pháp lý của tài sản bảo đảm: </w:t>
-      </w:r>
-      <w:r>
-        <w:rPr>
-          <w:sz w:val="24"/>
-          <w:szCs w:val="24"/>
-        </w:rPr>
-        <w:t>Quyền</w:t>
-      </w:r>
-      <w:r>
-        <w:rPr>
-          <w:sz w:val="24"/>
-          <w:szCs w:val="24"/>
-          <w:lang w:val="vi-VN"/>
-        </w:rPr>
-        <w:t xml:space="preserve"> Tài Sản</w:t>
+        <w:t>- Tính chất pháp lý của tài sản bảo đảm: Quyền Tài Sản</w:t>
       </w:r>
     </w:p>
     <w:p>
@@ -10153,243 +6790,27 @@
                 <w:szCs w:val="24"/>
               </w:rPr>
             </w:pPr>
-            <w:r>
-              <w:rPr>
-                <w:sz w:val="24"/>
-                <w:szCs w:val="24"/>
-              </w:rPr>
-              <w:t xml:space="preserve">Quyền tài sản phát sinh </w:t>
-            </w:r>
             <w:proofErr w:type="gramStart"/>
-            <w:r>
-              <w:rPr>
-                <w:sz w:val="24"/>
-                <w:szCs w:val="24"/>
-              </w:rPr>
-              <w:t xml:space="preserve">từ  </w:t>
-            </w:r>
-            <w:r>
-              <w:rPr>
-                <w:sz w:val="24"/>
-                <w:szCs w:val="24"/>
-              </w:rPr>
-              <w:t>Hợp</w:t>
-            </w:r>
             <w:proofErr w:type="gramEnd"/>
             <w:r>
               <w:rPr>
                 <w:sz w:val="24"/>
                 <w:szCs w:val="24"/>
               </w:rPr>
-              <w:t xml:space="preserve"> Đồng Mua Bán Nhà Ở </w:t>
-            </w:r>
-            <w:r>
-              <w:rPr>
-                <w:sz w:val="24"/>
-                <w:szCs w:val="24"/>
-              </w:rPr>
-              <w:t>số</w:t>
-            </w:r>
-            <w:r>
-              <w:rPr>
-                <w:sz w:val="24"/>
-                <w:szCs w:val="24"/>
-              </w:rPr>
-              <w:t xml:space="preserve">: </w:t>
-            </w:r>
-            <w:r>
-              <w:rPr>
-                <w:sz w:val="24"/>
-                <w:szCs w:val="24"/>
-                <w:lang w:val="vi-VN"/>
-              </w:rPr>
-              <w:t>&lt;&lt;</w:t>
-            </w:r>
-            <w:r>
-              <w:rPr>
-                <w:sz w:val="24"/>
-                <w:szCs w:val="24"/>
-                <w:lang w:val="vi-VN"/>
-              </w:rPr>
-              <w:t>'41 - Số hợp đồng mua bán căn hộ</w:t>
-            </w:r>
-            <w:r>
-              <w:rPr>
-                <w:sz w:val="24"/>
-                <w:szCs w:val="24"/>
-                <w:lang w:val="vi-VN"/>
-              </w:rPr>
-              <w:t xml:space="preserve">&gt;&gt; </w:t>
-            </w:r>
-            <w:r>
-              <w:rPr>
-                <w:sz w:val="24"/>
-                <w:szCs w:val="24"/>
-              </w:rPr>
-              <w:t xml:space="preserve">ký ngày </w:t>
-            </w:r>
-            <w:r>
-              <w:rPr>
-                <w:sz w:val="24"/>
-                <w:szCs w:val="24"/>
-                <w:lang w:val="vi-VN"/>
-              </w:rPr>
-              <w:t>&lt;&lt;</w:t>
-            </w:r>
-            <w:r>
-              <w:rPr>
-                <w:sz w:val="24"/>
-                <w:szCs w:val="24"/>
-                <w:lang w:val="vi-VN"/>
-              </w:rPr>
-              <w:t>'42 - Ngày ký hợp đồng mua bán căn hộ</w:t>
-            </w:r>
-            <w:r>
-              <w:rPr>
-                <w:sz w:val="24"/>
-                <w:szCs w:val="24"/>
-                <w:lang w:val="vi-VN"/>
-              </w:rPr>
-              <w:t>&gt;&gt;</w:t>
-            </w:r>
-            <w:r>
-              <w:rPr>
-                <w:sz w:val="24"/>
-                <w:szCs w:val="24"/>
-              </w:rPr>
-              <w:t xml:space="preserve"> giữa Bên bán nhà ở là Công ty TNHH ĐTPT</w:t>
-            </w:r>
-            <w:r>
-              <w:rPr>
-                <w:sz w:val="24"/>
-                <w:szCs w:val="24"/>
-                <w:lang w:val="vi-VN"/>
-              </w:rPr>
-              <w:t xml:space="preserve"> SX Hạ Long</w:t>
-            </w:r>
-            <w:r>
-              <w:rPr>
-                <w:sz w:val="24"/>
-                <w:szCs w:val="24"/>
-              </w:rPr>
-              <w:t xml:space="preserve"> và Bên mua nhà ở là </w:t>
-            </w:r>
-            <w:r>
-              <w:rPr>
-                <w:sz w:val="24"/>
-                <w:szCs w:val="24"/>
-                <w:lang w:val="vi-VN"/>
-              </w:rPr>
-              <w:t>&lt;&lt;</w:t>
-            </w:r>
-            <w:r>
-              <w:rPr>
-                <w:sz w:val="24"/>
-                <w:szCs w:val="24"/>
-                <w:lang w:val="vi-VN"/>
-              </w:rPr>
-              <w:t>1 - Danh xưng người 1</w:t>
-            </w:r>
-            <w:r>
-              <w:rPr>
-                <w:sz w:val="24"/>
-                <w:szCs w:val="24"/>
-                <w:lang w:val="vi-VN"/>
-              </w:rPr>
-              <w:t>&gt;&gt;</w:t>
-            </w:r>
-            <w:r>
-              <w:rPr>
-                <w:sz w:val="24"/>
-                <w:szCs w:val="24"/>
-              </w:rPr>
-              <w:t xml:space="preserve"> </w:t>
-            </w:r>
-            <w:r>
-              <w:rPr>
-                <w:sz w:val="24"/>
-                <w:szCs w:val="24"/>
-                <w:lang w:val="vi-VN"/>
-              </w:rPr>
-              <w:t>&lt;&lt;</w:t>
-            </w:r>
-            <w:r>
-              <w:rPr>
-                <w:sz w:val="24"/>
-                <w:szCs w:val="24"/>
-                <w:lang w:val="vi-VN"/>
-              </w:rPr>
-              <w:t>2 - Họ và tên người 1</w:t>
-            </w:r>
-            <w:r>
-              <w:rPr>
-                <w:sz w:val="24"/>
-                <w:szCs w:val="24"/>
-                <w:lang w:val="vi-VN"/>
-              </w:rPr>
-              <w:t>&gt;&gt;</w:t>
-            </w:r>
-            <w:r>
-              <w:rPr>
-                <w:sz w:val="24"/>
-                <w:szCs w:val="24"/>
-              </w:rPr>
-              <w:t xml:space="preserve"> và </w:t>
-            </w:r>
-            <w:r>
-              <w:rPr>
-                <w:sz w:val="24"/>
-                <w:szCs w:val="24"/>
-                <w:lang w:val="vi-VN"/>
-              </w:rPr>
-              <w:t>&lt;&lt;</w:t>
-            </w:r>
-            <w:r>
-              <w:rPr>
-                <w:sz w:val="24"/>
-                <w:szCs w:val="24"/>
-                <w:lang w:val="vi-VN"/>
-              </w:rPr>
-              <w:t>21 - Danh xưng người 2</w:t>
-            </w:r>
-            <w:r>
-              <w:rPr>
-                <w:sz w:val="24"/>
-                <w:szCs w:val="24"/>
-                <w:lang w:val="vi-VN"/>
-              </w:rPr>
-              <w:t>&gt;&gt;</w:t>
-            </w:r>
-            <w:r>
-              <w:rPr>
-                <w:sz w:val="24"/>
-                <w:szCs w:val="24"/>
-              </w:rPr>
-              <w:t xml:space="preserve"> </w:t>
-            </w:r>
-            <w:r>
-              <w:rPr>
-                <w:sz w:val="24"/>
-                <w:szCs w:val="24"/>
-                <w:lang w:val="vi-VN"/>
-              </w:rPr>
-              <w:t>&lt;&lt;</w:t>
-            </w:r>
-            <w:r>
-              <w:rPr>
-                <w:sz w:val="24"/>
-                <w:szCs w:val="24"/>
-                <w:lang w:val="vi-VN"/>
-              </w:rPr>
-              <w:t>22 - Họ và tên người 2</w:t>
-            </w:r>
-            <w:r>
-              <w:rPr>
-                <w:sz w:val="24"/>
-                <w:szCs w:val="24"/>
-                <w:lang w:val="vi-VN"/>
-              </w:rPr>
-              <w:t>&gt;&gt;</w:t>
+              <w:t xml:space="preserve">Quyền tài sản phát sinh từ  Hợp Đồng Mua Bán Nhà Ở số: &lt;&lt;'41 - Số hợp đồng mua bán căn hộ&gt;&gt; ký ngày &lt;&lt;'42 - Ngày ký hợp đồng mua bán căn hộ&gt;&gt; giữa Bên bán nhà ở là Công ty TNHH ĐTPT SX Hạ Long và Bên mua nhà ở là &lt;&lt;1 - Danh xưng người 1&gt;&gt; &lt;&lt;2 - Họ và tên người 1&gt;&gt;</w:t>
+            </w:r>
+            <w:r>
+              <w:t>&lt;&lt; CO_BORROWER_INLINE_START &gt;&gt;</w:t>
+            </w:r>
+            <w:r>
+              <w:rPr>
+                <w:sz w:val="24"/>
+                <w:szCs w:val="24"/>
+              </w:rPr>
+              <w:t xml:space="preserve"> và &lt;&lt;21 - Danh xưng người 2&gt;&gt; &lt;&lt;22 - Họ và tên người 2&gt;&gt;</w:t>
+            </w:r>
+            <w:r>
+              <w:t>&lt;&lt; CO_BORROWER_INLINE_END &gt;&gt;</w:t>
             </w:r>
           </w:p>
         </w:tc>
@@ -10431,8 +6852,40 @@
                 <w:shd w:val="clear" w:color="auto" w:fill="FFFFFF"/>
                 <w:lang w:val="vi-VN"/>
               </w:rPr>
-              <w:t>&lt;&lt;</w:t>
-            </w:r>
+              <w:t>&lt;&lt;'49 - Trị giá HDMB căn hộ (Không bao gồm kinh phí bảo trì)&gt;&gt;</w:t>
+            </w:r>
+          </w:p>
+        </w:tc>
+        <w:tc>
+          <w:tcPr>
+            <w:tcW w:w="1701" w:type="dxa"/>
+            <w:vAlign w:val="center"/>
+          </w:tcPr>
+          <w:p>
+            <w:pPr>
+              <w:spacing w:after="0" w:line="240" w:lineRule="auto"/>
+              <w:rPr>
+                <w:sz w:val="24"/>
+                <w:szCs w:val="24"/>
+                <w:lang w:val="vi-VN"/>
+              </w:rPr>
+            </w:pPr>
+          </w:p>
+        </w:tc>
+        <w:tc>
+          <w:tcPr>
+            <w:tcW w:w="1984" w:type="dxa"/>
+            <w:vAlign w:val="center"/>
+          </w:tcPr>
+          <w:p>
+            <w:pPr>
+              <w:spacing w:after="0" w:line="240" w:lineRule="auto"/>
+              <w:jc w:val="right"/>
+              <w:rPr>
+                <w:sz w:val="24"/>
+                <w:szCs w:val="24"/>
+              </w:rPr>
+            </w:pPr>
             <w:r>
               <w:rPr>
                 <w:color w:val="000000"/>
@@ -10441,8 +6894,80 @@
                 <w:shd w:val="clear" w:color="auto" w:fill="FFFFFF"/>
                 <w:lang w:val="vi-VN"/>
               </w:rPr>
-              <w:t>'49 - Trị giá HDMB căn hộ (Không bao gồm kinh phí bảo trì)</w:t>
-            </w:r>
+              <w:t>&lt;&lt;'49 - Trị giá HDMB căn hộ (Không bao gồm kinh phí bảo trì)&gt;&gt;</w:t>
+            </w:r>
+          </w:p>
+        </w:tc>
+      </w:tr>
+      <w:tr>
+        <w:tc>
+          <w:tcPr>
+            <w:tcW w:w="704" w:type="dxa"/>
+            <w:vAlign w:val="center"/>
+          </w:tcPr>
+          <w:p>
+            <w:pPr>
+              <w:spacing w:after="0" w:line="240" w:lineRule="auto"/>
+              <w:rPr>
+                <w:sz w:val="24"/>
+                <w:szCs w:val="24"/>
+              </w:rPr>
+            </w:pPr>
+          </w:p>
+        </w:tc>
+        <w:tc>
+          <w:tcPr>
+            <w:tcW w:w="2410" w:type="dxa"/>
+            <w:vAlign w:val="center"/>
+          </w:tcPr>
+          <w:p>
+            <w:pPr>
+              <w:spacing w:after="0" w:line="240" w:lineRule="auto"/>
+              <w:rPr>
+                <w:sz w:val="24"/>
+                <w:szCs w:val="24"/>
+              </w:rPr>
+            </w:pPr>
+            <w:r>
+              <w:rPr>
+                <w:color w:val="000000"/>
+                <w:sz w:val="24"/>
+                <w:szCs w:val="24"/>
+                <w:shd w:val="clear" w:color="auto" w:fill="FFFFFF"/>
+              </w:rPr>
+              <w:t>Tổng cộng</w:t>
+            </w:r>
+          </w:p>
+        </w:tc>
+        <w:tc>
+          <w:tcPr>
+            <w:tcW w:w="1134" w:type="dxa"/>
+            <w:vAlign w:val="center"/>
+          </w:tcPr>
+          <w:p>
+            <w:pPr>
+              <w:spacing w:after="0" w:line="240" w:lineRule="auto"/>
+              <w:rPr>
+                <w:sz w:val="24"/>
+                <w:szCs w:val="24"/>
+              </w:rPr>
+            </w:pPr>
+          </w:p>
+        </w:tc>
+        <w:tc>
+          <w:tcPr>
+            <w:tcW w:w="1843" w:type="dxa"/>
+            <w:vAlign w:val="center"/>
+          </w:tcPr>
+          <w:p>
+            <w:pPr>
+              <w:spacing w:after="0" w:line="240" w:lineRule="auto"/>
+              <w:jc w:val="right"/>
+              <w:rPr>
+                <w:sz w:val="24"/>
+                <w:szCs w:val="24"/>
+              </w:rPr>
+            </w:pPr>
             <w:r>
               <w:rPr>
                 <w:color w:val="000000"/>
@@ -10451,7 +6976,7 @@
                 <w:shd w:val="clear" w:color="auto" w:fill="FFFFFF"/>
                 <w:lang w:val="vi-VN"/>
               </w:rPr>
-              <w:t>&gt;&gt;</w:t>
+              <w:t>&lt;&lt;'49 - Trị giá HDMB căn hộ (Không bao gồm kinh phí bảo trì)&gt;&gt;</w:t>
             </w:r>
           </w:p>
         </w:tc>
@@ -10466,7 +6991,6 @@
               <w:rPr>
                 <w:sz w:val="24"/>
                 <w:szCs w:val="24"/>
-                <w:lang w:val="vi-VN"/>
               </w:rPr>
             </w:pPr>
           </w:p>
@@ -10493,190 +7017,7 @@
                 <w:shd w:val="clear" w:color="auto" w:fill="FFFFFF"/>
                 <w:lang w:val="vi-VN"/>
               </w:rPr>
-              <w:t>&lt;&lt;</w:t>
-            </w:r>
-            <w:r>
-              <w:rPr>
-                <w:color w:val="000000"/>
-                <w:sz w:val="24"/>
-                <w:szCs w:val="24"/>
-                <w:shd w:val="clear" w:color="auto" w:fill="FFFFFF"/>
-                <w:lang w:val="vi-VN"/>
-              </w:rPr>
-              <w:t>'49 - Trị giá HDMB căn hộ (Không bao gồm kinh phí bảo trì)</w:t>
-            </w:r>
-            <w:r>
-              <w:rPr>
-                <w:color w:val="000000"/>
-                <w:sz w:val="24"/>
-                <w:szCs w:val="24"/>
-                <w:shd w:val="clear" w:color="auto" w:fill="FFFFFF"/>
-                <w:lang w:val="vi-VN"/>
-              </w:rPr>
-              <w:t>&gt;&gt;</w:t>
-            </w:r>
-          </w:p>
-        </w:tc>
-      </w:tr>
-      <w:tr>
-        <w:tc>
-          <w:tcPr>
-            <w:tcW w:w="704" w:type="dxa"/>
-            <w:vAlign w:val="center"/>
-          </w:tcPr>
-          <w:p>
-            <w:pPr>
-              <w:spacing w:after="0" w:line="240" w:lineRule="auto"/>
-              <w:rPr>
-                <w:sz w:val="24"/>
-                <w:szCs w:val="24"/>
-              </w:rPr>
-            </w:pPr>
-          </w:p>
-        </w:tc>
-        <w:tc>
-          <w:tcPr>
-            <w:tcW w:w="2410" w:type="dxa"/>
-            <w:vAlign w:val="center"/>
-          </w:tcPr>
-          <w:p>
-            <w:pPr>
-              <w:spacing w:after="0" w:line="240" w:lineRule="auto"/>
-              <w:rPr>
-                <w:sz w:val="24"/>
-                <w:szCs w:val="24"/>
-              </w:rPr>
-            </w:pPr>
-            <w:r>
-              <w:rPr>
-                <w:color w:val="000000"/>
-                <w:sz w:val="24"/>
-                <w:szCs w:val="24"/>
-                <w:shd w:val="clear" w:color="auto" w:fill="FFFFFF"/>
-              </w:rPr>
-              <w:t>Tổng cộng</w:t>
-            </w:r>
-          </w:p>
-        </w:tc>
-        <w:tc>
-          <w:tcPr>
-            <w:tcW w:w="1134" w:type="dxa"/>
-            <w:vAlign w:val="center"/>
-          </w:tcPr>
-          <w:p>
-            <w:pPr>
-              <w:spacing w:after="0" w:line="240" w:lineRule="auto"/>
-              <w:rPr>
-                <w:sz w:val="24"/>
-                <w:szCs w:val="24"/>
-              </w:rPr>
-            </w:pPr>
-          </w:p>
-        </w:tc>
-        <w:tc>
-          <w:tcPr>
-            <w:tcW w:w="1843" w:type="dxa"/>
-            <w:vAlign w:val="center"/>
-          </w:tcPr>
-          <w:p>
-            <w:pPr>
-              <w:spacing w:after="0" w:line="240" w:lineRule="auto"/>
-              <w:jc w:val="right"/>
-              <w:rPr>
-                <w:sz w:val="24"/>
-                <w:szCs w:val="24"/>
-              </w:rPr>
-            </w:pPr>
-            <w:r>
-              <w:rPr>
-                <w:color w:val="000000"/>
-                <w:sz w:val="24"/>
-                <w:szCs w:val="24"/>
-                <w:shd w:val="clear" w:color="auto" w:fill="FFFFFF"/>
-                <w:lang w:val="vi-VN"/>
-              </w:rPr>
-              <w:t>&lt;&lt;</w:t>
-            </w:r>
-            <w:r>
-              <w:rPr>
-                <w:color w:val="000000"/>
-                <w:sz w:val="24"/>
-                <w:szCs w:val="24"/>
-                <w:shd w:val="clear" w:color="auto" w:fill="FFFFFF"/>
-                <w:lang w:val="vi-VN"/>
-              </w:rPr>
-              <w:t>'49 - Trị giá HDMB căn hộ (Không bao gồm kinh phí bảo trì)</w:t>
-            </w:r>
-            <w:r>
-              <w:rPr>
-                <w:color w:val="000000"/>
-                <w:sz w:val="24"/>
-                <w:szCs w:val="24"/>
-                <w:shd w:val="clear" w:color="auto" w:fill="FFFFFF"/>
-                <w:lang w:val="vi-VN"/>
-              </w:rPr>
-              <w:t>&gt;&gt;</w:t>
-            </w:r>
-          </w:p>
-        </w:tc>
-        <w:tc>
-          <w:tcPr>
-            <w:tcW w:w="1701" w:type="dxa"/>
-            <w:vAlign w:val="center"/>
-          </w:tcPr>
-          <w:p>
-            <w:pPr>
-              <w:spacing w:after="0" w:line="240" w:lineRule="auto"/>
-              <w:rPr>
-                <w:sz w:val="24"/>
-                <w:szCs w:val="24"/>
-              </w:rPr>
-            </w:pPr>
-          </w:p>
-        </w:tc>
-        <w:tc>
-          <w:tcPr>
-            <w:tcW w:w="1984" w:type="dxa"/>
-            <w:vAlign w:val="center"/>
-          </w:tcPr>
-          <w:p>
-            <w:pPr>
-              <w:spacing w:after="0" w:line="240" w:lineRule="auto"/>
-              <w:jc w:val="right"/>
-              <w:rPr>
-                <w:sz w:val="24"/>
-                <w:szCs w:val="24"/>
-              </w:rPr>
-            </w:pPr>
-            <w:r>
-              <w:rPr>
-                <w:color w:val="000000"/>
-                <w:sz w:val="24"/>
-                <w:szCs w:val="24"/>
-                <w:shd w:val="clear" w:color="auto" w:fill="FFFFFF"/>
-                <w:lang w:val="vi-VN"/>
-              </w:rPr>
-              <w:t>&lt;&lt;</w:t>
-            </w:r>
-            <w:r>
-              <w:rPr>
-                <w:color w:val="000000"/>
-                <w:sz w:val="24"/>
-                <w:szCs w:val="24"/>
-                <w:shd w:val="clear" w:color="auto" w:fill="FFFFFF"/>
-                <w:lang w:val="vi-VN"/>
-              </w:rPr>
-              <w:t>'49 - Trị giá HDMB căn hộ (Không bao gồm kinh phí bảo trì)</w:t>
-            </w:r>
-            <w:r>
-              <w:rPr>
-                <w:color w:val="000000"/>
-                <w:sz w:val="24"/>
-                <w:szCs w:val="24"/>
-                <w:shd w:val="clear" w:color="auto" w:fill="FFFFFF"/>
-                <w:lang w:val="vi-VN"/>
-              </w:rPr>
-              <w:t>&gt;&gt;</w:t>
+              <w:t>&lt;&lt;'49 - Trị giá HDMB căn hộ (Không bao gồm kinh phí bảo trì)&gt;&gt;</w:t>
             </w:r>
           </w:p>
         </w:tc>
@@ -10903,29 +7244,7 @@
                 <w:szCs w:val="24"/>
               </w:rPr>
             </w:pPr>
-            <w:r>
-              <w:rPr>
-                <w:rFonts w:eastAsia="Times New Roman"/>
-                <w:b/>
-                <w:bCs/>
-                <w:color w:val="000000"/>
-                <w:sz w:val="24"/>
-                <w:szCs w:val="24"/>
-              </w:rPr>
-              <w:t xml:space="preserve">1 Thu nhập thực </w:t>
-            </w:r>
             <w:proofErr w:type="gramStart"/>
-            <w:r>
-              <w:rPr>
-                <w:rFonts w:eastAsia="Times New Roman"/>
-                <w:b/>
-                <w:bCs/>
-                <w:color w:val="000000"/>
-                <w:sz w:val="24"/>
-                <w:szCs w:val="24"/>
-              </w:rPr>
-              <w:t>tế  bình</w:t>
-            </w:r>
             <w:proofErr w:type="gramEnd"/>
             <w:r>
               <w:rPr>
@@ -10936,7 +7255,7 @@
                 <w:sz w:val="24"/>
                 <w:szCs w:val="24"/>
               </w:rPr>
-              <w:t xml:space="preserve"> quân hàng tháng </w:t>
+              <w:t xml:space="preserve">1 Thu nhập thực tế  bình quân hàng tháng </w:t>
             </w:r>
           </w:p>
         </w:tc>
@@ -11133,29 +7452,7 @@
                 <w:szCs w:val="24"/>
               </w:rPr>
             </w:pPr>
-            <w:r>
-              <w:rPr>
-                <w:rFonts w:eastAsia="Times New Roman"/>
-                <w:b/>
-                <w:bCs/>
-                <w:color w:val="000000"/>
-                <w:sz w:val="24"/>
-                <w:szCs w:val="24"/>
-              </w:rPr>
-              <w:t xml:space="preserve">2 Tổng </w:t>
-            </w:r>
             <w:proofErr w:type="gramStart"/>
-            <w:r>
-              <w:rPr>
-                <w:rFonts w:eastAsia="Times New Roman"/>
-                <w:b/>
-                <w:bCs/>
-                <w:color w:val="000000"/>
-                <w:sz w:val="24"/>
-                <w:szCs w:val="24"/>
-              </w:rPr>
-              <w:t>chi</w:t>
-            </w:r>
             <w:proofErr w:type="gramEnd"/>
             <w:r>
               <w:rPr>
@@ -11166,7 +7463,7 @@
                 <w:sz w:val="24"/>
                 <w:szCs w:val="24"/>
               </w:rPr>
-              <w:t xml:space="preserve"> phí phát sinh bình quân hàng tháng dự kiến</w:t>
+              <w:t>2 Tổng chi phí phát sinh bình quân hàng tháng dự kiến</w:t>
             </w:r>
           </w:p>
         </w:tc>
@@ -11958,23 +8255,7 @@
                 <w:sz w:val="24"/>
                 <w:szCs w:val="24"/>
               </w:rPr>
-              <w:t xml:space="preserve">Hạn mức tín dụng thẻ tối đa có thể cấp cho khách hàng: </w:t>
-            </w:r>
-            <w:r>
-              <w:rPr>
-                <w:bCs/>
-                <w:sz w:val="24"/>
-                <w:szCs w:val="24"/>
-                <w:lang w:val="vi-VN"/>
-              </w:rPr>
-              <w:t>……………</w:t>
-            </w:r>
-            <w:r>
-              <w:rPr>
-                <w:sz w:val="24"/>
-                <w:szCs w:val="24"/>
-              </w:rPr>
-              <w:t xml:space="preserve"> VNĐ</w:t>
+              <w:t>Hạn mức tín dụng thẻ tối đa có thể cấp cho khách hàng: …………… VNĐ</w:t>
             </w:r>
           </w:p>
         </w:tc>
@@ -12173,14 +8454,7 @@
           <w:sz w:val="25"/>
           <w:szCs w:val="25"/>
         </w:rPr>
-        <w:t xml:space="preserve">- Điểm hạng sau khi BP QLKH nhập liệu: </w:t>
-      </w:r>
-      <w:r>
-        <w:rPr>
-          <w:sz w:val="24"/>
-          <w:szCs w:val="24"/>
-        </w:rPr>
-        <w:t>..................</w:t>
+        <w:t>- Điểm hạng sau khi BP QLKH nhập liệu: ..................</w:t>
       </w:r>
     </w:p>
     <w:p>
@@ -12203,14 +8477,7 @@
           <w:sz w:val="25"/>
           <w:szCs w:val="25"/>
         </w:rPr>
-        <w:t xml:space="preserve">- Dự kiến kết quả xếp hạng: </w:t>
-      </w:r>
-      <w:r>
-        <w:rPr>
-          <w:sz w:val="24"/>
-          <w:szCs w:val="24"/>
-        </w:rPr>
-        <w:t>…………………</w:t>
+        <w:t>- Dự kiến kết quả xếp hạng: …………………</w:t>
       </w:r>
     </w:p>
     <w:p>
@@ -12250,16 +8517,7 @@
           <w:sz w:val="25"/>
           <w:szCs w:val="25"/>
         </w:rPr>
-        <w:t>2</w:t>
-      </w:r>
-      <w:r>
-        <w:rPr>
-          <w:bCs/>
-          <w:color w:val="000000" w:themeColor="text1"/>
-          <w:sz w:val="25"/>
-          <w:szCs w:val="25"/>
-        </w:rPr>
-        <w:t>. Đề xuất cấp tín dụng:</w:t>
+        <w:t>2. Đề xuất cấp tín dụng:</w:t>
       </w:r>
     </w:p>
     <w:p>
@@ -12284,86 +8542,7 @@
           <w:sz w:val="25"/>
           <w:szCs w:val="25"/>
         </w:rPr>
-        <w:t xml:space="preserve">+ </w:t>
-      </w:r>
-      <w:r>
-        <w:rPr>
-          <w:bCs/>
-          <w:sz w:val="24"/>
-          <w:szCs w:val="24"/>
-        </w:rPr>
-        <w:t xml:space="preserve">Mức cấp tín dụng: </w:t>
-      </w:r>
-      <w:r>
-        <w:rPr>
-          <w:sz w:val="24"/>
-          <w:szCs w:val="24"/>
-          <w:lang w:val="vi-VN"/>
-        </w:rPr>
-        <w:t>&lt;&lt;</w:t>
-      </w:r>
-      <w:r>
-        <w:rPr>
-          <w:sz w:val="24"/>
-          <w:szCs w:val="24"/>
-          <w:lang w:val="vi-VN"/>
-        </w:rPr>
-        <w:t>'52 - Số tiền/ Hạn mức vay</w:t>
-      </w:r>
-      <w:r>
-        <w:rPr>
-          <w:sz w:val="24"/>
-          <w:szCs w:val="24"/>
-          <w:lang w:val="vi-VN"/>
-        </w:rPr>
-        <w:t>&gt;&gt;</w:t>
-      </w:r>
-      <w:r>
-        <w:rPr>
-          <w:sz w:val="24"/>
-          <w:szCs w:val="24"/>
-        </w:rPr>
-        <w:t xml:space="preserve"> VNĐ. </w:t>
-      </w:r>
-      <w:r>
-        <w:rPr>
-          <w:bCs/>
-          <w:sz w:val="24"/>
-          <w:szCs w:val="24"/>
-        </w:rPr>
-        <w:t>Bằng chữ:</w:t>
-      </w:r>
-      <w:r>
-        <w:rPr>
-          <w:sz w:val="24"/>
-          <w:szCs w:val="24"/>
-          <w:lang w:val="fr-FR"/>
-        </w:rPr>
-        <w:t xml:space="preserve"> </w:t>
-      </w:r>
-      <w:r>
-        <w:rPr>
-          <w:sz w:val="24"/>
-          <w:szCs w:val="24"/>
-          <w:lang w:val="vi-VN"/>
-        </w:rPr>
-        <w:t>&lt;&lt;</w:t>
-      </w:r>
-      <w:r>
-        <w:rPr>
-          <w:sz w:val="24"/>
-          <w:szCs w:val="24"/>
-          <w:lang w:val="vi-VN"/>
-        </w:rPr>
-        <w:t xml:space="preserve">'53 - Bằng Chữ Số tiền/ Hạn mức vay </w:t>
-      </w:r>
-      <w:r>
-        <w:rPr>
-          <w:sz w:val="24"/>
-          <w:szCs w:val="24"/>
-          <w:lang w:val="vi-VN"/>
-        </w:rPr>
-        <w:t>&gt;&gt;</w:t>
+        <w:t>+ Mức cấp tín dụng: &lt;&lt;'52 - Số tiền/ Hạn mức vay&gt;&gt; VNĐ. Bằng chữ: &lt;&lt;'53 - Bằng Chữ Số tiền/ Hạn mức vay &gt;&gt;</w:t>
       </w:r>
     </w:p>
     <w:p>
@@ -12387,16 +8566,7 @@
           <w:sz w:val="25"/>
           <w:szCs w:val="25"/>
         </w:rPr>
-        <w:t>+ Bán chéo sản phẩm bán lẻ (nếu có):</w:t>
-      </w:r>
-      <w:r>
-        <w:rPr>
-          <w:bCs/>
-          <w:color w:val="000000" w:themeColor="text1"/>
-          <w:sz w:val="25"/>
-          <w:szCs w:val="25"/>
-        </w:rPr>
-        <w:t xml:space="preserve"> khách hàng đồng ý tham gia một số sản phẩm sau:</w:t>
+        <w:t>+ Bán chéo sản phẩm bán lẻ (nếu có): khách hàng đồng ý tham gia một số sản phẩm sau:</w:t>
       </w:r>
     </w:p>
     <w:p>
@@ -12420,31 +8590,7 @@
           <w:sz w:val="25"/>
           <w:szCs w:val="25"/>
         </w:rPr>
-        <w:t xml:space="preserve">           </w:t>
-      </w:r>
-      <w:r>
-        <w:rPr>
-          <w:rFonts w:ascii="Wingdings" w:eastAsia="Wingdings" w:hAnsi="Wingdings"/>
-          <w:sz w:val="24"/>
-          <w:szCs w:val="24"/>
-        </w:rPr>
-        <w:t></w:t>
-      </w:r>
-      <w:r>
-        <w:rPr>
-          <w:sz w:val="24"/>
-          <w:szCs w:val="24"/>
-        </w:rPr>
-        <w:t xml:space="preserve"> </w:t>
-      </w:r>
-      <w:r>
-        <w:rPr>
-          <w:bCs/>
-          <w:color w:val="000000" w:themeColor="text1"/>
-          <w:sz w:val="25"/>
-          <w:szCs w:val="25"/>
-        </w:rPr>
-        <w:t>Tài khoản thanh toán</w:t>
+        <w:t xml:space="preserve">            Tài khoản thanh toán</w:t>
       </w:r>
     </w:p>
     <w:p>
@@ -12468,31 +8614,7 @@
           <w:sz w:val="25"/>
           <w:szCs w:val="25"/>
         </w:rPr>
-        <w:t xml:space="preserve">           </w:t>
-      </w:r>
-      <w:r>
-        <w:rPr>
-          <w:rFonts w:ascii="Wingdings" w:eastAsia="Wingdings" w:hAnsi="Wingdings"/>
-          <w:sz w:val="24"/>
-          <w:szCs w:val="24"/>
-        </w:rPr>
-        <w:t></w:t>
-      </w:r>
-      <w:r>
-        <w:rPr>
-          <w:sz w:val="24"/>
-          <w:szCs w:val="24"/>
-        </w:rPr>
-        <w:t xml:space="preserve"> </w:t>
-      </w:r>
-      <w:r>
-        <w:rPr>
-          <w:bCs/>
-          <w:color w:val="000000" w:themeColor="text1"/>
-          <w:sz w:val="25"/>
-          <w:szCs w:val="25"/>
-        </w:rPr>
-        <w:t>BIDV Smartbanking</w:t>
+        <w:t xml:space="preserve">            BIDV Smartbanking</w:t>
       </w:r>
     </w:p>
     <w:p>
@@ -12516,31 +8638,7 @@
           <w:sz w:val="25"/>
           <w:szCs w:val="25"/>
         </w:rPr>
-        <w:t xml:space="preserve">           </w:t>
-      </w:r>
-      <w:r>
-        <w:rPr>
-          <w:rFonts w:ascii="Wingdings" w:eastAsia="Wingdings" w:hAnsi="Wingdings"/>
-          <w:sz w:val="24"/>
-          <w:szCs w:val="24"/>
-        </w:rPr>
-        <w:t></w:t>
-      </w:r>
-      <w:r>
-        <w:rPr>
-          <w:sz w:val="24"/>
-          <w:szCs w:val="24"/>
-        </w:rPr>
-        <w:t xml:space="preserve"> </w:t>
-      </w:r>
-      <w:r>
-        <w:rPr>
-          <w:bCs/>
-          <w:color w:val="000000" w:themeColor="text1"/>
-          <w:sz w:val="25"/>
-          <w:szCs w:val="25"/>
-        </w:rPr>
-        <w:t>Tiền gửi tiết kiệm online</w:t>
+        <w:t xml:space="preserve">            Tiền gửi tiết kiệm online</w:t>
       </w:r>
     </w:p>
     <w:p>
@@ -12564,31 +8662,7 @@
           <w:sz w:val="25"/>
           <w:szCs w:val="25"/>
         </w:rPr>
-        <w:t xml:space="preserve">           </w:t>
-      </w:r>
-      <w:r>
-        <w:rPr>
-          <w:rFonts w:ascii="Wingdings" w:eastAsia="Wingdings" w:hAnsi="Wingdings"/>
-          <w:sz w:val="24"/>
-          <w:szCs w:val="24"/>
-        </w:rPr>
-        <w:t></w:t>
-      </w:r>
-      <w:r>
-        <w:rPr>
-          <w:sz w:val="24"/>
-          <w:szCs w:val="24"/>
-        </w:rPr>
-        <w:t xml:space="preserve"> </w:t>
-      </w:r>
-      <w:r>
-        <w:rPr>
-          <w:bCs/>
-          <w:color w:val="000000" w:themeColor="text1"/>
-          <w:sz w:val="25"/>
-          <w:szCs w:val="25"/>
-        </w:rPr>
-        <w:t>Thẻ tín dụng</w:t>
+        <w:t xml:space="preserve">            Thẻ tín dụng</w:t>
       </w:r>
     </w:p>
     <w:p>
@@ -12612,40 +8686,7 @@
           <w:sz w:val="25"/>
           <w:szCs w:val="25"/>
         </w:rPr>
-        <w:t xml:space="preserve">           </w:t>
-      </w:r>
-      <w:r>
-        <w:rPr>
-          <w:rFonts w:ascii="Wingdings" w:eastAsia="Wingdings" w:hAnsi="Wingdings"/>
-          <w:sz w:val="24"/>
-          <w:szCs w:val="24"/>
-        </w:rPr>
-        <w:t></w:t>
-      </w:r>
-      <w:r>
-        <w:rPr>
-          <w:sz w:val="24"/>
-          <w:szCs w:val="24"/>
-        </w:rPr>
-        <w:t xml:space="preserve"> </w:t>
-      </w:r>
-      <w:r>
-        <w:rPr>
-          <w:bCs/>
-          <w:color w:val="000000" w:themeColor="text1"/>
-          <w:sz w:val="25"/>
-          <w:szCs w:val="25"/>
-        </w:rPr>
-        <w:t>Bảo hiể</w:t>
-      </w:r>
-      <w:r>
-        <w:rPr>
-          <w:bCs/>
-          <w:color w:val="000000" w:themeColor="text1"/>
-          <w:sz w:val="25"/>
-          <w:szCs w:val="25"/>
-        </w:rPr>
-        <w:t>m/tài khoản số đẹp</w:t>
+        <w:t xml:space="preserve">            Bảo hiểm/tài khoản số đẹp</w:t>
       </w:r>
     </w:p>
     <w:p>
@@ -12669,31 +8710,7 @@
           <w:sz w:val="25"/>
           <w:szCs w:val="25"/>
         </w:rPr>
-        <w:t xml:space="preserve">           </w:t>
-      </w:r>
-      <w:r>
-        <w:rPr>
-          <w:rFonts w:ascii="Wingdings" w:eastAsia="Wingdings" w:hAnsi="Wingdings"/>
-          <w:sz w:val="24"/>
-          <w:szCs w:val="24"/>
-        </w:rPr>
-        <w:t></w:t>
-      </w:r>
-      <w:r>
-        <w:rPr>
-          <w:sz w:val="24"/>
-          <w:szCs w:val="24"/>
-        </w:rPr>
-        <w:t xml:space="preserve"> </w:t>
-      </w:r>
-      <w:r>
-        <w:rPr>
-          <w:bCs/>
-          <w:color w:val="000000" w:themeColor="text1"/>
-          <w:sz w:val="25"/>
-          <w:szCs w:val="25"/>
-        </w:rPr>
-        <w:t>Khuyến khích khách hàng sử dụng dịch vụ thanh toán hóa đơn</w:t>
+        <w:t xml:space="preserve">            Khuyến khích khách hàng sử dụng dịch vụ thanh toán hóa đơn</w:t>
       </w:r>
     </w:p>
     <w:p>
@@ -12731,25 +8748,7 @@
           <w:sz w:val="25"/>
           <w:szCs w:val="25"/>
         </w:rPr>
-        <w:t xml:space="preserve">4. Mục đích vay vốn/phát hành bảo lãnh: </w:t>
-      </w:r>
-      <w:r>
-        <w:rPr>
-          <w:color w:val="EE0000"/>
-          <w:sz w:val="24"/>
-          <w:szCs w:val="24"/>
-          <w:lang w:val="fr-FR"/>
-        </w:rPr>
-        <w:t>S0 - Mua dat, nha de o</w:t>
-      </w:r>
-      <w:r>
-        <w:rPr>
-          <w:color w:val="EE0000"/>
-          <w:sz w:val="24"/>
-          <w:szCs w:val="24"/>
-          <w:lang w:val="vi-VN"/>
-        </w:rPr>
-        <w:t xml:space="preserve"> </w:t>
+        <w:t xml:space="preserve">4. Mục đích vay vốn/phát hành bảo lãnh: S0 - Mua dat, nha de o </w:t>
       </w:r>
     </w:p>
     <w:p>
@@ -12775,31 +8774,7 @@
           <w:sz w:val="25"/>
           <w:szCs w:val="25"/>
         </w:rPr>
-        <w:t xml:space="preserve">5. Thời hạn: </w:t>
-      </w:r>
-      <w:r>
-        <w:rPr>
-          <w:sz w:val="24"/>
-          <w:szCs w:val="24"/>
-          <w:lang w:val="vi-VN"/>
-        </w:rPr>
-        <w:t>&lt;&lt;</w:t>
-      </w:r>
-      <w:r>
-        <w:rPr>
-          <w:sz w:val="24"/>
-          <w:szCs w:val="24"/>
-          <w:lang w:val="vi-VN"/>
-        </w:rPr>
-        <w:t>'58 - Thời gian vay</w:t>
-      </w:r>
-      <w:r>
-        <w:rPr>
-          <w:sz w:val="24"/>
-          <w:szCs w:val="24"/>
-          <w:lang w:val="vi-VN"/>
-        </w:rPr>
-        <w:t>&gt;&gt;</w:t>
+        <w:t>5. Thời hạn: &lt;&lt;'58 - Thời gian vay&gt;&gt;</w:t>
       </w:r>
     </w:p>
     <w:p>
@@ -12824,23 +8799,7 @@
           <w:sz w:val="25"/>
           <w:szCs w:val="25"/>
         </w:rPr>
-        <w:t>6. Lãi suất, phí</w:t>
-      </w:r>
-      <w:r>
-        <w:rPr>
-          <w:bCs/>
-          <w:color w:val="000000" w:themeColor="text1"/>
-          <w:sz w:val="25"/>
-          <w:szCs w:val="25"/>
-        </w:rPr>
-        <w:t>:</w:t>
-      </w:r>
-      <w:r>
-        <w:rPr>
-          <w:sz w:val="24"/>
-          <w:szCs w:val="24"/>
-        </w:rPr>
-        <w:t xml:space="preserve"> </w:t>
+        <w:t xml:space="preserve">6. Lãi suất, phí: </w:t>
       </w:r>
     </w:p>
     <w:p>
@@ -12861,84 +8820,7 @@
           <w:sz w:val="24"/>
           <w:szCs w:val="24"/>
         </w:rPr>
-        <w:t xml:space="preserve">- Căn cứ Công văn số </w:t>
-      </w:r>
-      <w:r>
-        <w:rPr>
-          <w:color w:val="000000" w:themeColor="text1"/>
-          <w:sz w:val="24"/>
-          <w:szCs w:val="24"/>
-          <w:lang w:val="vi-VN"/>
-        </w:rPr>
-        <w:t>853</w:t>
-      </w:r>
-      <w:r>
-        <w:rPr>
-          <w:color w:val="000000" w:themeColor="text1"/>
-          <w:sz w:val="24"/>
-          <w:szCs w:val="24"/>
-        </w:rPr>
-        <w:t>/BIDV</w:t>
-      </w:r>
-      <w:r>
-        <w:rPr>
-          <w:color w:val="000000" w:themeColor="text1"/>
-          <w:sz w:val="24"/>
-          <w:szCs w:val="24"/>
-          <w:lang w:val="vi-VN"/>
-        </w:rPr>
-        <w:t>.TTHN-PGDNC</w:t>
-      </w:r>
-      <w:r>
-        <w:rPr>
-          <w:color w:val="000000" w:themeColor="text1"/>
-          <w:sz w:val="24"/>
-          <w:szCs w:val="24"/>
-        </w:rPr>
-        <w:t xml:space="preserve"> ngày 0</w:t>
-      </w:r>
-      <w:r>
-        <w:rPr>
-          <w:color w:val="000000" w:themeColor="text1"/>
-          <w:sz w:val="24"/>
-          <w:szCs w:val="24"/>
-          <w:lang w:val="vi-VN"/>
-        </w:rPr>
-        <w:t>7</w:t>
-      </w:r>
-      <w:r>
-        <w:rPr>
-          <w:color w:val="000000" w:themeColor="text1"/>
-          <w:sz w:val="24"/>
-          <w:szCs w:val="24"/>
-        </w:rPr>
-        <w:t>/0</w:t>
-      </w:r>
-      <w:r>
-        <w:rPr>
-          <w:color w:val="000000" w:themeColor="text1"/>
-          <w:sz w:val="24"/>
-          <w:szCs w:val="24"/>
-          <w:lang w:val="vi-VN"/>
-        </w:rPr>
-        <w:t>8</w:t>
-      </w:r>
-      <w:r>
-        <w:rPr>
-          <w:color w:val="000000" w:themeColor="text1"/>
-          <w:sz w:val="24"/>
-          <w:szCs w:val="24"/>
-        </w:rPr>
-        <w:t>/2026 về việc chính</w:t>
-      </w:r>
-      <w:r>
-        <w:rPr>
-          <w:color w:val="000000" w:themeColor="text1"/>
-          <w:sz w:val="24"/>
-          <w:szCs w:val="24"/>
-          <w:lang w:val="vi-VN"/>
-        </w:rPr>
-        <w:t xml:space="preserve"> sách cho vay khách hàng mua nhà dự án Prima Bay Hạ Long</w:t>
+        <w:t>- Căn cứ Công văn số 853/BIDV.TTHN-PGDNC ngày 07/08/2026 về việc chính sách cho vay khách hàng mua nhà dự án Prima Bay Hạ Long</w:t>
       </w:r>
     </w:p>
     <w:p>
@@ -12982,109 +8864,14 @@
           <w:lang w:val="vi-VN"/>
         </w:rPr>
       </w:pPr>
+      <w:proofErr w:type="gramStart"/>
+      <w:proofErr w:type="gramEnd"/>
       <w:r>
         <w:rPr>
           <w:sz w:val="24"/>
           <w:szCs w:val="24"/>
         </w:rPr>
-        <w:t xml:space="preserve">- </w:t>
-      </w:r>
-      <w:r>
-        <w:rPr>
-          <w:sz w:val="24"/>
-          <w:szCs w:val="24"/>
-        </w:rPr>
-        <w:t>11,</w:t>
-      </w:r>
-      <w:r>
-        <w:rPr>
-          <w:sz w:val="24"/>
-          <w:szCs w:val="24"/>
-          <w:lang w:val="vi-VN"/>
-        </w:rPr>
-        <w:t>8</w:t>
-      </w:r>
-      <w:r>
-        <w:rPr>
-          <w:sz w:val="24"/>
-          <w:szCs w:val="24"/>
-          <w:lang w:val="fr-FR"/>
-        </w:rPr>
-        <w:t xml:space="preserve">%/năm được áp dụng </w:t>
-      </w:r>
-      <w:r>
-        <w:rPr>
-          <w:sz w:val="24"/>
-          <w:szCs w:val="24"/>
-          <w:lang w:val="fr-FR"/>
-        </w:rPr>
-        <w:t xml:space="preserve">trong </w:t>
-      </w:r>
-      <w:r>
-        <w:rPr>
-          <w:sz w:val="24"/>
-          <w:szCs w:val="24"/>
-          <w:lang w:val="vi-VN"/>
-        </w:rPr>
-        <w:t>30</w:t>
-      </w:r>
-      <w:r>
-        <w:rPr>
-          <w:sz w:val="24"/>
-          <w:szCs w:val="24"/>
-          <w:lang w:val="fr-FR"/>
-        </w:rPr>
-        <w:t xml:space="preserve"> tháng kể từ ngày giải ngân đầu tiên</w:t>
-      </w:r>
-      <w:r>
-        <w:rPr>
-          <w:sz w:val="24"/>
-          <w:szCs w:val="24"/>
-          <w:lang w:val="vi-VN"/>
-        </w:rPr>
-        <w:t xml:space="preserve"> không muộn hơn ngày………</w:t>
-      </w:r>
-      <w:r>
-        <w:rPr>
-          <w:sz w:val="24"/>
-          <w:szCs w:val="24"/>
-          <w:lang w:val="fr-FR"/>
-        </w:rPr>
-        <w:t xml:space="preserve">. </w:t>
-      </w:r>
-      <w:r>
-        <w:rPr>
-          <w:sz w:val="24"/>
-          <w:szCs w:val="24"/>
-          <w:lang w:val="fr-FR"/>
-        </w:rPr>
-        <w:t>Sau</w:t>
-      </w:r>
-      <w:r>
-        <w:rPr>
-          <w:sz w:val="24"/>
-          <w:szCs w:val="24"/>
-          <w:lang w:val="vi-VN"/>
-        </w:rPr>
-        <w:t xml:space="preserve"> thời gian áp dụng LSCV cạnh </w:t>
-      </w:r>
-      <w:proofErr w:type="gramStart"/>
-      <w:r>
-        <w:rPr>
-          <w:sz w:val="24"/>
-          <w:szCs w:val="24"/>
-          <w:lang w:val="vi-VN"/>
-        </w:rPr>
-        <w:t>tranh:</w:t>
-      </w:r>
-      <w:proofErr w:type="gramEnd"/>
-      <w:r>
-        <w:rPr>
-          <w:sz w:val="24"/>
-          <w:szCs w:val="24"/>
-          <w:lang w:val="vi-VN"/>
-        </w:rPr>
-        <w:t xml:space="preserve"> Áp dụng lãi suất cho vay bằng lãi suất tiêng gửi tiết kiệm cá nhân sau 24 tháng trả lãi sau theo công bố của BIDV từng thời kì (+) 4%/ năm và đản bảo không thấp hơn sàn LSCV của BIDV công bố từng thời kỳ.</w:t>
+        <w:t>- 11,8%/năm được áp dụng trong 30 tháng kể từ ngày giải ngân đầu tiên không muộn hơn ngày………. Sau thời gian áp dụng LSCV cạnh tranh: Áp dụng lãi suất cho vay bằng lãi suất tiêng gửi tiết kiệm cá nhân sau 24 tháng trả lãi sau theo công bố của BIDV từng thời kì (+) 4%/ năm và đản bảo không thấp hơn sàn LSCV của BIDV công bố từng thời kỳ.</w:t>
       </w:r>
     </w:p>
     <w:p>
@@ -13110,15 +8897,7 @@
           <w:sz w:val="24"/>
           <w:szCs w:val="24"/>
         </w:rPr>
-        <w:t xml:space="preserve">7. Hình thức đảm bảo: </w:t>
-      </w:r>
-      <w:r>
-        <w:rPr>
-          <w:bCs/>
-          <w:sz w:val="24"/>
-          <w:szCs w:val="24"/>
-        </w:rPr>
-        <w:t>Thế chấp</w:t>
+        <w:t>7. Hình thức đảm bảo: Thế chấp</w:t>
       </w:r>
     </w:p>
     <w:p>
@@ -13171,16 +8950,7 @@
           <w:sz w:val="24"/>
           <w:szCs w:val="24"/>
         </w:rPr>
-        <w:t xml:space="preserve">- Chương trình tín dụng (nếu có): </w:t>
-      </w:r>
-      <w:r>
-        <w:rPr>
-          <w:color w:val="000000" w:themeColor="text1"/>
-          <w:sz w:val="24"/>
-          <w:szCs w:val="24"/>
-          <w:lang w:val="vi-VN"/>
-        </w:rPr>
-        <w:t>……………</w:t>
+        <w:t>- Chương trình tín dụng (nếu có): ……………</w:t>
       </w:r>
     </w:p>
     <w:p>
@@ -13206,15 +8976,7 @@
           <w:sz w:val="24"/>
           <w:szCs w:val="24"/>
         </w:rPr>
-        <w:t xml:space="preserve">- Mã sản phẩm vay: </w:t>
-      </w:r>
-      <w:r>
-        <w:rPr>
-          <w:sz w:val="24"/>
-          <w:szCs w:val="24"/>
-          <w:lang w:val="vi-VN"/>
-        </w:rPr>
-        <w:t>………………</w:t>
+        <w:t>- Mã sản phẩm vay: ………………</w:t>
       </w:r>
     </w:p>
     <w:p>
@@ -13237,65 +8999,7 @@
           <w:sz w:val="24"/>
           <w:szCs w:val="24"/>
         </w:rPr>
-        <w:t>(</w:t>
-      </w:r>
-      <w:r>
-        <w:rPr>
-          <w:color w:val="000000" w:themeColor="text1"/>
-          <w:sz w:val="24"/>
-          <w:szCs w:val="24"/>
-        </w:rPr>
-        <w:t xml:space="preserve">Căn cứ công văn số </w:t>
-      </w:r>
-      <w:r>
-        <w:rPr>
-          <w:color w:val="000000" w:themeColor="text1"/>
-          <w:sz w:val="24"/>
-          <w:szCs w:val="24"/>
-          <w:lang w:val="vi-VN"/>
-        </w:rPr>
-        <w:t xml:space="preserve">30088/BIDV – SPBL </w:t>
-      </w:r>
-      <w:r>
-        <w:rPr>
-          <w:color w:val="000000" w:themeColor="text1"/>
-          <w:sz w:val="24"/>
-          <w:szCs w:val="24"/>
-        </w:rPr>
-        <w:t>ngày 06/0</w:t>
-      </w:r>
-      <w:r>
-        <w:rPr>
-          <w:color w:val="000000" w:themeColor="text1"/>
-          <w:sz w:val="24"/>
-          <w:szCs w:val="24"/>
-          <w:lang w:val="vi-VN"/>
-        </w:rPr>
-        <w:t>8</w:t>
-      </w:r>
-      <w:r>
-        <w:rPr>
-          <w:color w:val="000000" w:themeColor="text1"/>
-          <w:sz w:val="24"/>
-          <w:szCs w:val="24"/>
-        </w:rPr>
-        <w:t>/2026 về việc</w:t>
-      </w:r>
-      <w:r>
-        <w:rPr>
-          <w:color w:val="000000" w:themeColor="text1"/>
-          <w:sz w:val="24"/>
-          <w:szCs w:val="24"/>
-          <w:lang w:val="vi-VN"/>
-        </w:rPr>
-        <w:t xml:space="preserve"> chính sách cho vay KHCN mua nhà ở, mua/ đầu tư BĐS kinh doanh tại các dự án do BIM Group làm CĐT</w:t>
-      </w:r>
-      <w:r>
-        <w:rPr>
-          <w:sz w:val="24"/>
-          <w:szCs w:val="24"/>
-        </w:rPr>
-        <w:t>)</w:t>
+        <w:t>(Căn cứ công văn số 30088/BIDV – SPBL ngày 06/08/2026 về việc chính sách cho vay KHCN mua nhà ở, mua/ đầu tư BĐS kinh doanh tại các dự án do BIM Group làm CĐT)</w:t>
       </w:r>
     </w:p>
     <w:p>
@@ -13321,13 +9025,7 @@
           <w:sz w:val="24"/>
           <w:szCs w:val="24"/>
         </w:rPr>
-        <w:t>- Mã mục đích vay:</w:t>
-      </w:r>
-      <w:r>
-        <w:rPr>
-          <w:sz w:val="24"/>
-        </w:rPr>
-        <w:t xml:space="preserve"> S0 - Mua dat, nha de o</w:t>
+        <w:t>- Mã mục đích vay: S0 - Mua dat, nha de o</w:t>
       </w:r>
     </w:p>
     <w:p>
@@ -13351,24 +9049,7 @@
           <w:sz w:val="24"/>
           <w:szCs w:val="24"/>
         </w:rPr>
-        <w:t>9. Các điều kiện tín dụ</w:t>
-      </w:r>
-      <w:r>
-        <w:rPr>
-          <w:bCs/>
-          <w:color w:val="000000" w:themeColor="text1"/>
-          <w:sz w:val="24"/>
-          <w:szCs w:val="24"/>
-        </w:rPr>
-        <w:t xml:space="preserve">ng khác: </w:t>
-      </w:r>
-      <w:r>
-        <w:rPr>
-          <w:color w:val="000000"/>
-          <w:sz w:val="24"/>
-          <w:szCs w:val="24"/>
-        </w:rPr>
-        <w:t>tại phụ lục 01 đính kèm Báo cáo đề xuất này</w:t>
+        <w:t>9. Các điều kiện tín dụng khác: tại phụ lục 01 đính kèm Báo cáo đề xuất này</w:t>
       </w:r>
     </w:p>
     <w:p>
@@ -13461,24 +9142,7 @@
                 <w:sz w:val="24"/>
                 <w:szCs w:val="24"/>
               </w:rPr>
-              <w:t xml:space="preserve">- Hạn mức tín dụng: </w:t>
-            </w:r>
-            <w:r>
-              <w:rPr>
-                <w:bCs/>
-                <w:sz w:val="24"/>
-                <w:szCs w:val="24"/>
-                <w:lang w:val="vi-VN"/>
-              </w:rPr>
-              <w:t>…………….</w:t>
-            </w:r>
-            <w:r>
-              <w:rPr>
-                <w:bCs/>
-                <w:sz w:val="24"/>
-                <w:szCs w:val="24"/>
-              </w:rPr>
-              <w:t xml:space="preserve"> VNĐ</w:t>
+              <w:t>- Hạn mức tín dụng: ……………. VNĐ</w:t>
             </w:r>
           </w:p>
           <w:p>
@@ -13523,24 +9187,7 @@
                 <w:sz w:val="24"/>
                 <w:szCs w:val="24"/>
               </w:rPr>
-              <w:t xml:space="preserve">- Hình thức bảo đảm: </w:t>
-            </w:r>
-            <w:r>
-              <w:rPr>
-                <w:bCs/>
-                <w:sz w:val="24"/>
-                <w:szCs w:val="24"/>
-              </w:rPr>
-              <w:t>Thế</w:t>
-            </w:r>
-            <w:r>
-              <w:rPr>
-                <w:bCs/>
-                <w:sz w:val="24"/>
-                <w:szCs w:val="24"/>
-                <w:lang w:val="vi-VN"/>
-              </w:rPr>
-              <w:t xml:space="preserve"> Chấp TSBĐ</w:t>
+              <w:t>- Hình thức bảo đảm: Thế Chấp TSBĐ</w:t>
             </w:r>
           </w:p>
         </w:tc>
@@ -13592,16 +9239,7 @@
                 <w:sz w:val="24"/>
                 <w:szCs w:val="24"/>
               </w:rPr>
-              <w:t xml:space="preserve">- Chính sách cấp tín dụng: </w:t>
-            </w:r>
-            <w:r>
-              <w:rPr>
-                <w:bCs/>
-                <w:sz w:val="24"/>
-                <w:szCs w:val="24"/>
-                <w:lang w:val="vi-VN"/>
-              </w:rPr>
-              <w:t>………………</w:t>
+              <w:t>- Chính sách cấp tín dụng: ………………</w:t>
             </w:r>
           </w:p>
           <w:p>
@@ -13622,24 +9260,7 @@
                 <w:sz w:val="24"/>
                 <w:szCs w:val="24"/>
               </w:rPr>
-              <w:t xml:space="preserve">- Mã giao dịch PCA: </w:t>
-            </w:r>
-            <w:r>
-              <w:rPr>
-                <w:bCs/>
-                <w:sz w:val="24"/>
-                <w:szCs w:val="24"/>
-                <w:highlight w:val="yellow"/>
-              </w:rPr>
-              <w:t>PCA</w:t>
-            </w:r>
-            <w:r>
-              <w:rPr>
-                <w:bCs/>
-                <w:sz w:val="24"/>
-                <w:szCs w:val="24"/>
-              </w:rPr>
-              <w:t>………………</w:t>
+              <w:t>- Mã giao dịch PCA: PCA………………</w:t>
             </w:r>
           </w:p>
         </w:tc>
@@ -13666,85 +9287,7 @@
           <w:sz w:val="24"/>
           <w:szCs w:val="24"/>
         </w:rPr>
-        <w:t xml:space="preserve">* </w:t>
-      </w:r>
-      <w:r>
-        <w:rPr>
-          <w:bCs/>
-          <w:sz w:val="24"/>
-          <w:szCs w:val="24"/>
-        </w:rPr>
-        <w:t>Đề nghị phòng QTTD gán thông điệp</w:t>
-      </w:r>
-      <w:r>
-        <w:rPr>
-          <w:bCs/>
-          <w:sz w:val="24"/>
-          <w:szCs w:val="24"/>
-          <w:lang w:val="vi-VN"/>
-        </w:rPr>
-        <w:t xml:space="preserve"> </w:t>
-      </w:r>
-      <w:r>
-        <w:rPr>
-          <w:b/>
-          <w:sz w:val="24"/>
-          <w:szCs w:val="24"/>
-          <w:lang w:val="vi-VN"/>
-        </w:rPr>
-        <w:t>“NHA O BIM 4”</w:t>
-      </w:r>
-      <w:r>
-        <w:rPr>
-          <w:b/>
-          <w:sz w:val="24"/>
-          <w:szCs w:val="24"/>
-          <w:lang w:val="vi-VN"/>
-        </w:rPr>
-        <w:t xml:space="preserve"> </w:t>
-      </w:r>
-      <w:r>
-        <w:rPr>
-          <w:b/>
-          <w:sz w:val="24"/>
-          <w:szCs w:val="24"/>
-          <w:lang w:val="vi-VN"/>
-        </w:rPr>
-        <w:t>+</w:t>
-      </w:r>
-      <w:r>
-        <w:rPr>
-          <w:b/>
-          <w:sz w:val="24"/>
-          <w:szCs w:val="24"/>
-        </w:rPr>
-        <w:t xml:space="preserve"> </w:t>
-      </w:r>
-      <w:r>
-        <w:rPr>
-          <w:b/>
-          <w:bCs/>
-          <w:sz w:val="24"/>
-          <w:szCs w:val="24"/>
-        </w:rPr>
-        <w:t xml:space="preserve">“KHACH HANG CO THE TIN DUNG GAN VOI KHOAN VAY. DE NGHI THONG BAO TOI CB QLKH TRUOC KHI GIAI CHAP TSBD” </w:t>
-      </w:r>
-      <w:r>
-        <w:rPr>
-          <w:bCs/>
-          <w:sz w:val="24"/>
-          <w:szCs w:val="24"/>
-        </w:rPr>
-        <w:t>tại khoản vay bán lẻ và trên CIF của khách hàng</w:t>
-      </w:r>
-      <w:r>
-        <w:rPr>
-          <w:bCs/>
-          <w:i/>
-          <w:sz w:val="24"/>
-          <w:szCs w:val="24"/>
-        </w:rPr>
-        <w:t>.</w:t>
+        <w:t>* Đề nghị phòng QTTD gán thông điệp “NHA O BIM 4” + “KHACH HANG CO THE TIN DUNG GAN VOI KHOAN VAY. DE NGHI THONG BAO TOI CB QLKH TRUOC KHI GIAI CHAP TSBD” tại khoản vay bán lẻ và trên CIF của khách hàng.</w:t>
       </w:r>
     </w:p>
     <w:p>
@@ -13768,33 +9311,7 @@
           <w:szCs w:val="24"/>
           <w:lang w:val="vi-VN"/>
         </w:rPr>
-        <w:t>2</w:t>
-      </w:r>
-      <w:r>
-        <w:rPr>
-          <w:bCs/>
-          <w:i/>
-          <w:sz w:val="24"/>
-          <w:szCs w:val="24"/>
-        </w:rPr>
-        <w:t xml:space="preserve">. </w:t>
-      </w:r>
-      <w:r>
-        <w:rPr>
-          <w:bCs/>
-          <w:sz w:val="24"/>
-          <w:szCs w:val="24"/>
-          <w:lang w:val="vi-VN"/>
-        </w:rPr>
-        <w:t>Mục đích sử dụng thẻ tín dụng:</w:t>
-      </w:r>
-      <w:r>
-        <w:rPr>
-          <w:bCs/>
-          <w:sz w:val="24"/>
-          <w:szCs w:val="24"/>
-        </w:rPr>
-        <w:t xml:space="preserve"> tiêu dùng</w:t>
+        <w:t>2. Mục đích sử dụng thẻ tín dụng: tiêu dùng</w:t>
       </w:r>
     </w:p>
     <w:p>
@@ -13815,16 +9332,7 @@
           <w:szCs w:val="24"/>
           <w:lang w:val="vi-VN"/>
         </w:rPr>
-        <w:t>3</w:t>
-      </w:r>
-      <w:r>
-        <w:rPr>
-          <w:b/>
-          <w:bCs/>
-          <w:sz w:val="24"/>
-          <w:szCs w:val="24"/>
-        </w:rPr>
-        <w:t>. Thẩm quyền phán quyết tín dụng:</w:t>
+        <w:t>3. Thẩm quyền phán quyết tín dụng:</w:t>
       </w:r>
     </w:p>
     <w:p>
@@ -13860,37 +9368,7 @@
           <w:sz w:val="24"/>
           <w:szCs w:val="24"/>
         </w:rPr>
-        <w:t>- Căn cứ Quyết định 6</w:t>
-      </w:r>
-      <w:r>
-        <w:rPr>
-          <w:sz w:val="24"/>
-          <w:szCs w:val="24"/>
-          <w:lang w:val="vi-VN"/>
-        </w:rPr>
-        <w:t>87</w:t>
-      </w:r>
-      <w:r>
-        <w:rPr>
-          <w:sz w:val="24"/>
-          <w:szCs w:val="24"/>
-        </w:rPr>
-        <w:t xml:space="preserve">/QĐ-BIDV.TTHN ngày </w:t>
-      </w:r>
-      <w:r>
-        <w:rPr>
-          <w:sz w:val="24"/>
-          <w:szCs w:val="24"/>
-          <w:lang w:val="vi-VN"/>
-        </w:rPr>
-        <w:t>01/07/2026</w:t>
-      </w:r>
-      <w:r>
-        <w:rPr>
-          <w:sz w:val="24"/>
-          <w:szCs w:val="24"/>
-        </w:rPr>
-        <w:t xml:space="preserve"> của Giám đốc BIDV– Chi nhánh Tràng Tiền - Hà Nội về việc giao mức thẩm quyền phán quyết tín dụng.</w:t>
+        <w:t>- Căn cứ Quyết định 687/QĐ-BIDV.TTHN ngày 01/07/2026 của Giám đốc BIDV– Chi nhánh Tràng Tiền - Hà Nội về việc giao mức thẩm quyền phán quyết tín dụng.</w:t>
       </w:r>
     </w:p>
     <w:tbl>
@@ -14035,17 +9513,7 @@
                 <w:sz w:val="24"/>
                 <w:szCs w:val="24"/>
               </w:rPr>
-              <w:t>0</w:t>
-            </w:r>
-            <w:r>
-              <w:rPr>
-                <w:b/>
-                <w:bCs/>
-                <w:color w:val="000000"/>
-                <w:sz w:val="24"/>
-                <w:szCs w:val="24"/>
-              </w:rPr>
-              <w:t xml:space="preserve"> VNĐ</w:t>
+              <w:t>0 VNĐ</w:t>
             </w:r>
           </w:p>
         </w:tc>
@@ -14102,16 +9570,7 @@
                 <w:szCs w:val="24"/>
                 <w:lang w:val="vi-VN"/>
               </w:rPr>
-              <w:t>……………</w:t>
-            </w:r>
-            <w:r>
-              <w:rPr>
-                <w:b/>
-                <w:bCs/>
-                <w:sz w:val="24"/>
-                <w:szCs w:val="24"/>
-              </w:rPr>
-              <w:t>VNĐ</w:t>
+              <w:t>……………VNĐ</w:t>
             </w:r>
           </w:p>
         </w:tc>
@@ -14168,16 +9627,7 @@
                 <w:szCs w:val="24"/>
                 <w:lang w:val="vi-VN"/>
               </w:rPr>
-              <w:t>……………</w:t>
-            </w:r>
-            <w:r>
-              <w:rPr>
-                <w:b/>
-                <w:bCs/>
-                <w:sz w:val="24"/>
-                <w:szCs w:val="24"/>
-              </w:rPr>
-              <w:t>VNĐ</w:t>
+              <w:t>……………VNĐ</w:t>
             </w:r>
           </w:p>
         </w:tc>
@@ -14235,64 +9685,7 @@
           <w:sz w:val="24"/>
           <w:szCs w:val="24"/>
         </w:rPr>
-        <w:t xml:space="preserve">                                                                                        </w:t>
-      </w:r>
-      <w:r>
-        <w:rPr>
-          <w:b/>
-          <w:bCs/>
-          <w:sz w:val="24"/>
-          <w:szCs w:val="24"/>
-        </w:rPr>
-        <w:t>Hà</w:t>
-      </w:r>
-      <w:r>
-        <w:rPr>
-          <w:b/>
-          <w:bCs/>
-          <w:sz w:val="24"/>
-          <w:szCs w:val="24"/>
-          <w:lang w:val="vi-VN"/>
-        </w:rPr>
-        <w:t xml:space="preserve"> Nội, </w:t>
-      </w:r>
-      <w:r>
-        <w:rPr>
-          <w:b/>
-          <w:bCs/>
-          <w:sz w:val="24"/>
-          <w:szCs w:val="24"/>
-        </w:rPr>
-        <w:t xml:space="preserve">Ngày …. tháng </w:t>
-      </w:r>
-      <w:r>
-        <w:rPr>
-          <w:b/>
-          <w:bCs/>
-          <w:sz w:val="24"/>
-          <w:szCs w:val="24"/>
-          <w:lang w:val="vi-VN"/>
-        </w:rPr>
-        <w:t xml:space="preserve">… </w:t>
-      </w:r>
-      <w:r>
-        <w:rPr>
-          <w:b/>
-          <w:bCs/>
-          <w:sz w:val="24"/>
-          <w:szCs w:val="24"/>
-        </w:rPr>
-        <w:t xml:space="preserve"> năm 20</w:t>
-      </w:r>
-      <w:r>
-        <w:rPr>
-          <w:b/>
-          <w:bCs/>
-          <w:sz w:val="24"/>
-          <w:szCs w:val="24"/>
-          <w:lang w:val="vi-VN"/>
-        </w:rPr>
-        <w:t>…</w:t>
+        <w:t xml:space="preserve">                                                                                        Hà Nội, Ngày …. tháng …  năm 20…</w:t>
       </w:r>
     </w:p>
     <w:p>
@@ -14351,17 +9744,7 @@
                 <w:sz w:val="25"/>
                 <w:szCs w:val="25"/>
               </w:rPr>
-              <w:lastRenderedPageBreak/>
-              <w:t>Cán bộ Quản lý khách hàn</w:t>
-            </w:r>
-            <w:r>
-              <w:rPr>
-                <w:b/>
-                <w:color w:val="000000" w:themeColor="text1"/>
-                <w:sz w:val="25"/>
-                <w:szCs w:val="25"/>
-              </w:rPr>
-              <w:t>g</w:t>
+              <w:t>Cán bộ Quản lý khách hàng</w:t>
             </w:r>
           </w:p>
           <w:p>
@@ -15032,16 +10415,7 @@
                 <w:sz w:val="25"/>
                 <w:szCs w:val="25"/>
               </w:rPr>
-              <w:t>Lãnh đạo phòn</w:t>
-            </w:r>
-            <w:r>
-              <w:rPr>
-                <w:b/>
-                <w:color w:val="000000" w:themeColor="text1"/>
-                <w:sz w:val="25"/>
-                <w:szCs w:val="25"/>
-              </w:rPr>
-              <w:t>g</w:t>
+              <w:t>Lãnh đạo phòng</w:t>
             </w:r>
           </w:p>
           <w:p>
@@ -15195,35 +10569,13 @@
               </w:rPr>
             </w:pPr>
             <w:r>
-              <w:lastRenderedPageBreak/>
-              <w:br w:type="page"/>
-            </w:r>
-            <w:r>
               <w:rPr>
                 <w:b/>
                 <w:color w:val="000000" w:themeColor="text1"/>
                 <w:sz w:val="25"/>
                 <w:szCs w:val="25"/>
               </w:rPr>
-              <w:t xml:space="preserve">PHẦN 2. Ý KIẾN CỦA CÁN BỘ THẨM ĐỊNH TÍN DỤNG – Căn cứ báo cáo đề xuất của BP QLKH - </w:t>
-            </w:r>
-            <w:r>
-              <w:rPr>
-                <w:b/>
-                <w:bCs/>
-                <w:color w:val="000000" w:themeColor="text1"/>
-                <w:sz w:val="24"/>
-                <w:szCs w:val="24"/>
-              </w:rPr>
-              <w:t xml:space="preserve">Mã giao dịch: </w:t>
-            </w:r>
-            <w:r>
-              <w:rPr>
-                <w:b/>
-                <w:sz w:val="24"/>
-                <w:szCs w:val="24"/>
-              </w:rPr>
-              <w:t>PCA......................</w:t>
+              <w:t>PHẦN 2. Ý KIẾN CỦA CÁN BỘ THẨM ĐỊNH TÍN DỤNG – Căn cứ báo cáo đề xuất của BP QLKH - Mã giao dịch: PCA......................</w:t>
             </w:r>
           </w:p>
         </w:tc>
@@ -15387,15 +10739,7 @@
                 <w:sz w:val="24"/>
                 <w:szCs w:val="24"/>
               </w:rPr>
-              <w:t>☐</w:t>
-            </w:r>
-            <w:r>
-              <w:rPr>
-                <w:color w:val="000000"/>
-                <w:sz w:val="24"/>
-                <w:szCs w:val="24"/>
-              </w:rPr>
-              <w:t xml:space="preserve"> Đánh giá đã đầy đủ</w:t>
+              <w:t>☐ Đánh giá đã đầy đủ</w:t>
             </w:r>
           </w:p>
         </w:tc>
@@ -15418,15 +10762,7 @@
                 <w:sz w:val="24"/>
                 <w:szCs w:val="24"/>
               </w:rPr>
-              <w:t>☐</w:t>
-            </w:r>
-            <w:r>
-              <w:rPr>
-                <w:color w:val="000000"/>
-                <w:sz w:val="24"/>
-                <w:szCs w:val="24"/>
-              </w:rPr>
-              <w:t xml:space="preserve"> Đánh giá chưa đầy đủ</w:t>
+              <w:t>☐ Đánh giá chưa đầy đủ</w:t>
             </w:r>
           </w:p>
         </w:tc>
@@ -15564,15 +10900,7 @@
                 <w:sz w:val="24"/>
                 <w:szCs w:val="24"/>
               </w:rPr>
-              <w:t>☐</w:t>
-            </w:r>
-            <w:r>
-              <w:rPr>
-                <w:color w:val="000000"/>
-                <w:sz w:val="24"/>
-                <w:szCs w:val="24"/>
-              </w:rPr>
-              <w:t xml:space="preserve"> Đánh giá đã đầy đủ, đúng</w:t>
+              <w:t>☐ Đánh giá đã đầy đủ, đúng</w:t>
             </w:r>
           </w:p>
         </w:tc>
@@ -15596,15 +10924,7 @@
                 <w:sz w:val="24"/>
                 <w:szCs w:val="24"/>
               </w:rPr>
-              <w:t>☐</w:t>
-            </w:r>
-            <w:r>
-              <w:rPr>
-                <w:color w:val="000000"/>
-                <w:sz w:val="24"/>
-                <w:szCs w:val="24"/>
-              </w:rPr>
-              <w:t xml:space="preserve"> Đánh giá chưa đầy đủ, chưa đúng</w:t>
+              <w:t>☐ Đánh giá chưa đầy đủ, chưa đúng</w:t>
             </w:r>
           </w:p>
         </w:tc>
@@ -15632,14 +10952,7 @@
                 <w:sz w:val="24"/>
                 <w:szCs w:val="24"/>
               </w:rPr>
-              <w:t>Những vấn đề cần bổ sung:</w:t>
-            </w:r>
-            <w:r>
-              <w:rPr>
-                <w:sz w:val="24"/>
-                <w:szCs w:val="24"/>
-              </w:rPr>
-              <w:t xml:space="preserve"> </w:t>
+              <w:t xml:space="preserve">Những vấn đề cần bổ sung: </w:t>
             </w:r>
           </w:p>
           <w:p>
@@ -15725,23 +11038,7 @@
                 <w:sz w:val="24"/>
                 <w:szCs w:val="24"/>
               </w:rPr>
-              <w:t xml:space="preserve">              </w:t>
-            </w:r>
-            <w:r>
-              <w:rPr>
-                <w:rFonts w:ascii="Segoe UI Symbol" w:eastAsia="Arimo" w:hAnsi="Segoe UI Symbol" w:cs="Segoe UI Symbol"/>
-                <w:sz w:val="24"/>
-                <w:szCs w:val="24"/>
-              </w:rPr>
-              <w:t>☐</w:t>
-            </w:r>
-            <w:r>
-              <w:rPr>
-                <w:color w:val="000000"/>
-                <w:sz w:val="24"/>
-                <w:szCs w:val="24"/>
-              </w:rPr>
-              <w:t xml:space="preserve"> Đánh giá đã đầy đủ</w:t>
+              <w:t xml:space="preserve">              ☐ Đánh giá đã đầy đủ</w:t>
             </w:r>
           </w:p>
         </w:tc>
@@ -15765,23 +11062,7 @@
                 <w:sz w:val="24"/>
                 <w:szCs w:val="24"/>
               </w:rPr>
-              <w:t xml:space="preserve"> </w:t>
-            </w:r>
-            <w:r>
-              <w:rPr>
-                <w:rFonts w:ascii="Segoe UI Symbol" w:eastAsia="Arimo" w:hAnsi="Segoe UI Symbol" w:cs="Segoe UI Symbol"/>
-                <w:sz w:val="24"/>
-                <w:szCs w:val="24"/>
-              </w:rPr>
-              <w:t>☐</w:t>
-            </w:r>
-            <w:r>
-              <w:rPr>
-                <w:color w:val="000000"/>
-                <w:sz w:val="24"/>
-                <w:szCs w:val="24"/>
-              </w:rPr>
-              <w:t xml:space="preserve"> Đánh giá chưa đầy đủ</w:t>
+              <w:t xml:space="preserve"> ☐ Đánh giá chưa đầy đủ</w:t>
             </w:r>
           </w:p>
         </w:tc>
@@ -15903,15 +11184,7 @@
                 <w:sz w:val="24"/>
                 <w:szCs w:val="24"/>
               </w:rPr>
-              <w:t>☐</w:t>
-            </w:r>
-            <w:r>
-              <w:rPr>
-                <w:color w:val="000000"/>
-                <w:sz w:val="24"/>
-                <w:szCs w:val="24"/>
-              </w:rPr>
-              <w:t xml:space="preserve"> Không cần bổ sung, thay thế TSĐB</w:t>
+              <w:t>☐ Không cần bổ sung, thay thế TSĐB</w:t>
             </w:r>
           </w:p>
         </w:tc>
@@ -15936,23 +11209,7 @@
                 <w:sz w:val="24"/>
                 <w:szCs w:val="24"/>
               </w:rPr>
-              <w:t xml:space="preserve">         </w:t>
-            </w:r>
-            <w:r>
-              <w:rPr>
-                <w:rFonts w:ascii="Segoe UI Symbol" w:eastAsia="Arimo" w:hAnsi="Segoe UI Symbol" w:cs="Segoe UI Symbol"/>
-                <w:sz w:val="24"/>
-                <w:szCs w:val="24"/>
-              </w:rPr>
-              <w:t>☐</w:t>
-            </w:r>
-            <w:r>
-              <w:rPr>
-                <w:color w:val="000000"/>
-                <w:sz w:val="24"/>
-                <w:szCs w:val="24"/>
-              </w:rPr>
-              <w:t xml:space="preserve"> Cần bổ sung, thay thế TSĐB</w:t>
+              <w:t xml:space="preserve">         ☐ Cần bổ sung, thay thế TSĐB</w:t>
             </w:r>
           </w:p>
         </w:tc>
@@ -15983,22 +11240,7 @@
                 <w:sz w:val="24"/>
                 <w:szCs w:val="24"/>
               </w:rPr>
-              <w:t>Lý do:</w:t>
-            </w:r>
-            <w:r>
-              <w:rPr>
-                <w:sz w:val="24"/>
-                <w:szCs w:val="24"/>
-              </w:rPr>
-              <w:t>.</w:t>
-            </w:r>
-            <w:r>
-              <w:rPr>
-                <w:color w:val="000000"/>
-                <w:sz w:val="24"/>
-                <w:szCs w:val="24"/>
-              </w:rPr>
-              <w:t>.............................................................</w:t>
+              <w:t>Lý do:..............................................................</w:t>
             </w:r>
           </w:p>
         </w:tc>
@@ -16054,15 +11296,7 @@
           <w:sz w:val="25"/>
           <w:szCs w:val="25"/>
         </w:rPr>
-        <w:t xml:space="preserve">    </w:t>
-      </w:r>
-      <w:r>
-        <w:rPr>
-          <w:color w:val="000000"/>
-          <w:sz w:val="24"/>
-          <w:szCs w:val="24"/>
-        </w:rPr>
-        <w:t>Xem xét về kết quả:</w:t>
+        <w:t xml:space="preserve">    Xem xét về kết quả:</w:t>
       </w:r>
     </w:p>
     <w:tbl>
@@ -16097,23 +11331,7 @@
                 <w:sz w:val="24"/>
                 <w:szCs w:val="24"/>
               </w:rPr>
-              <w:t xml:space="preserve">     </w:t>
-            </w:r>
-            <w:r>
-              <w:rPr>
-                <w:rFonts w:ascii="Segoe UI Symbol" w:eastAsia="Arimo" w:hAnsi="Segoe UI Symbol" w:cs="Segoe UI Symbol"/>
-                <w:sz w:val="24"/>
-                <w:szCs w:val="24"/>
-              </w:rPr>
-              <w:t>☐</w:t>
-            </w:r>
-            <w:r>
-              <w:rPr>
-                <w:color w:val="000000"/>
-                <w:sz w:val="24"/>
-                <w:szCs w:val="24"/>
-              </w:rPr>
-              <w:t xml:space="preserve"> Đồng ý với kết quả phân tích hiệu quả và khả năng trả nợ;</w:t>
+              <w:t xml:space="preserve">     ☐ Đồng ý với kết quả phân tích hiệu quả và khả năng trả nợ;</w:t>
             </w:r>
           </w:p>
           <w:p>
@@ -16147,23 +11365,7 @@
                 <w:sz w:val="24"/>
                 <w:szCs w:val="24"/>
               </w:rPr>
-              <w:t xml:space="preserve"> </w:t>
-            </w:r>
-            <w:r>
-              <w:rPr>
-                <w:rFonts w:ascii="Segoe UI Symbol" w:eastAsia="Arimo" w:hAnsi="Segoe UI Symbol" w:cs="Segoe UI Symbol"/>
-                <w:sz w:val="24"/>
-                <w:szCs w:val="24"/>
-              </w:rPr>
-              <w:t>☐</w:t>
-            </w:r>
-            <w:r>
-              <w:rPr>
-                <w:color w:val="000000"/>
-                <w:sz w:val="24"/>
-                <w:szCs w:val="24"/>
-              </w:rPr>
-              <w:t xml:space="preserve"> Không đồng ý</w:t>
+              <w:t xml:space="preserve"> ☐ Không đồng ý</w:t>
             </w:r>
           </w:p>
         </w:tc>
@@ -16187,39 +11389,16 @@
                 <w:szCs w:val="24"/>
               </w:rPr>
             </w:pPr>
-            <w:r>
-              <w:rPr>
-                <w:color w:val="000000"/>
-                <w:sz w:val="24"/>
-                <w:szCs w:val="24"/>
-              </w:rPr>
-              <w:t xml:space="preserve">Lý </w:t>
-            </w:r>
             <w:proofErr w:type="gramStart"/>
-            <w:r>
-              <w:rPr>
-                <w:color w:val="000000"/>
-                <w:sz w:val="24"/>
-                <w:szCs w:val="24"/>
-              </w:rPr>
-              <w:t>do:</w:t>
-            </w:r>
-            <w:r>
-              <w:rPr>
-                <w:sz w:val="24"/>
-                <w:szCs w:val="24"/>
-              </w:rPr>
-              <w:t>.</w:t>
-            </w:r>
-            <w:r>
-              <w:rPr>
-                <w:color w:val="000000"/>
-                <w:sz w:val="24"/>
-                <w:szCs w:val="24"/>
-              </w:rPr>
-              <w:t>..................................................................................................................................</w:t>
-            </w:r>
             <w:proofErr w:type="gramEnd"/>
+            <w:r>
+              <w:rPr>
+                <w:color w:val="000000"/>
+                <w:sz w:val="24"/>
+                <w:szCs w:val="24"/>
+              </w:rPr>
+              <w:t>Lý do:...................................................................................................................................</w:t>
+            </w:r>
           </w:p>
           <w:p>
             <w:pPr>
@@ -16239,15 +11418,7 @@
                 <w:sz w:val="24"/>
                 <w:szCs w:val="24"/>
               </w:rPr>
-              <w:t>7. Ý kiến khác của Cán bộ thẩm định</w:t>
-            </w:r>
-            <w:r>
-              <w:rPr>
-                <w:color w:val="000000"/>
-                <w:sz w:val="24"/>
-                <w:szCs w:val="24"/>
-              </w:rPr>
-              <w:t>:</w:t>
+              <w:t>7. Ý kiến khác của Cán bộ thẩm định:</w:t>
             </w:r>
           </w:p>
           <w:p>
@@ -16304,22 +11475,7 @@
                 <w:sz w:val="24"/>
                 <w:szCs w:val="24"/>
               </w:rPr>
-              <w:t xml:space="preserve">- Xác minh khách hàng:    Xác minh qua điện thoại 0; số điện thoại: </w:t>
-            </w:r>
-            <w:r>
-              <w:rPr>
-                <w:sz w:val="24"/>
-                <w:szCs w:val="24"/>
-              </w:rPr>
-              <w:t>0962262992</w:t>
-            </w:r>
-            <w:r>
-              <w:rPr>
-                <w:color w:val="000000"/>
-                <w:sz w:val="24"/>
-                <w:szCs w:val="24"/>
-              </w:rPr>
-              <w:t xml:space="preserve"> </w:t>
+              <w:t xml:space="preserve">- Xác minh khách hàng:    Xác minh qua điện thoại 0; số điện thoại: 0962262992 </w:t>
             </w:r>
           </w:p>
           <w:p>
@@ -16380,31 +11536,7 @@
                 <w:sz w:val="24"/>
                 <w:szCs w:val="24"/>
               </w:rPr>
-              <w:t>☐</w:t>
-            </w:r>
-            <w:r>
-              <w:rPr>
-                <w:color w:val="000000"/>
-                <w:sz w:val="24"/>
-                <w:szCs w:val="24"/>
-              </w:rPr>
-              <w:t xml:space="preserve"> Đồng ý cấp tín dụng.                                                </w:t>
-            </w:r>
-            <w:r>
-              <w:rPr>
-                <w:rFonts w:ascii="Segoe UI Symbol" w:eastAsia="Arimo" w:hAnsi="Segoe UI Symbol" w:cs="Segoe UI Symbol"/>
-                <w:sz w:val="24"/>
-                <w:szCs w:val="24"/>
-              </w:rPr>
-              <w:t>☐</w:t>
-            </w:r>
-            <w:r>
-              <w:rPr>
-                <w:color w:val="000000"/>
-                <w:sz w:val="24"/>
-                <w:szCs w:val="24"/>
-              </w:rPr>
-              <w:t xml:space="preserve"> Không đồng ý cấp tín dụng.</w:t>
+              <w:t>☐ Đồng ý cấp tín dụng.                                                ☐ Không đồng ý cấp tín dụng.</w:t>
             </w:r>
           </w:p>
           <w:p>
@@ -16423,31 +11555,7 @@
                 <w:sz w:val="24"/>
                 <w:szCs w:val="24"/>
               </w:rPr>
-              <w:t>☐</w:t>
-            </w:r>
-            <w:r>
-              <w:rPr>
-                <w:color w:val="000000"/>
-                <w:sz w:val="24"/>
-                <w:szCs w:val="24"/>
-              </w:rPr>
-              <w:t xml:space="preserve"> Đồng ý có điều kiện: …….                                      </w:t>
-            </w:r>
-            <w:r>
-              <w:rPr>
-                <w:rFonts w:ascii="Segoe UI Symbol" w:eastAsia="Arimo" w:hAnsi="Segoe UI Symbol" w:cs="Segoe UI Symbol"/>
-                <w:sz w:val="24"/>
-                <w:szCs w:val="24"/>
-              </w:rPr>
-              <w:t>☐</w:t>
-            </w:r>
-            <w:r>
-              <w:rPr>
-                <w:color w:val="000000"/>
-                <w:sz w:val="24"/>
-                <w:szCs w:val="24"/>
-              </w:rPr>
-              <w:t xml:space="preserve"> Ý kiến khác: …………….</w:t>
+              <w:t>☐ Đồng ý có điều kiện: …….                                      ☐ Ý kiến khác: …………….</w:t>
             </w:r>
           </w:p>
         </w:tc>
@@ -16623,27 +11731,7 @@
           <w:sz w:val="25"/>
           <w:szCs w:val="25"/>
         </w:rPr>
-        <w:lastRenderedPageBreak/>
-        <w:t xml:space="preserve">PHẦN 3. Ý KIẾN PHÊ DUYỆT – Căn cứ báo cáo đề xuất của BP QLKH và ý kiến thẩm định của BP Thẩm định - </w:t>
-      </w:r>
-      <w:r>
-        <w:rPr>
-          <w:b/>
-          <w:bCs/>
-          <w:color w:val="000000" w:themeColor="text1"/>
-          <w:sz w:val="24"/>
-          <w:szCs w:val="24"/>
-        </w:rPr>
-        <w:t xml:space="preserve">Mã giao dịch: </w:t>
-      </w:r>
-      <w:r>
-        <w:rPr>
-          <w:b/>
-          <w:sz w:val="24"/>
-          <w:szCs w:val="24"/>
-          <w:highlight w:val="yellow"/>
-        </w:rPr>
-        <w:t>PCA......................</w:t>
+        <w:t>PHẦN 3. Ý KIẾN PHÊ DUYỆT – Căn cứ báo cáo đề xuất của BP QLKH và ý kiến thẩm định của BP Thẩm định - Mã giao dịch: PCA......................</w:t>
       </w:r>
     </w:p>
     <w:p>
@@ -16760,16 +11848,7 @@
           <w:sz w:val="25"/>
           <w:szCs w:val="25"/>
         </w:rPr>
-        <w:t xml:space="preserve">Phê duyệt khoản cấp tín dụng theo đề xuất của BP QLKH và đánh giá của BP TĐTD tại mã giao dịch </w:t>
-      </w:r>
-      <w:r>
-        <w:rPr>
-          <w:b/>
-          <w:sz w:val="24"/>
-          <w:szCs w:val="24"/>
-          <w:highlight w:val="yellow"/>
-        </w:rPr>
-        <w:t>PCA......................</w:t>
+        <w:t>Phê duyệt khoản cấp tín dụng theo đề xuất của BP QLKH và đánh giá của BP TĐTD tại mã giao dịch PCA......................</w:t>
       </w:r>
     </w:p>
     <w:p>
@@ -16802,16 +11881,19 @@
           <w:sz w:val="24"/>
           <w:szCs w:val="24"/>
         </w:rPr>
-        <w:t>☐</w:t>
+        <w:t xml:space="preserve">☐ Đồng ý cấp tín dụng       ☐ Bao gồm thẻ tín dụng           </w:t>
       </w:r>
-      <w:r>
+    </w:p>
+    <w:p>
+      <w:pPr>
+        <w:spacing w:after="0" w:line="240" w:lineRule="auto"/>
+        <w:ind w:left="261" w:hanging="261"/>
         <w:rPr>
           <w:color w:val="000000" w:themeColor="text1"/>
           <w:sz w:val="25"/>
           <w:szCs w:val="25"/>
         </w:rPr>
-        <w:t xml:space="preserve"> Đồng ý cấp tín dụng       </w:t>
-      </w:r>
+      </w:pPr>
       <w:r>
         <w:rPr>
           <w:rFonts w:ascii="Segoe UI Symbol" w:eastAsia="MS Gothic" w:hAnsi="Segoe UI Symbol" w:cs="Segoe UI Symbol"/>
@@ -16819,52 +11901,7 @@
           <w:sz w:val="24"/>
           <w:szCs w:val="24"/>
         </w:rPr>
-        <w:t>☐</w:t>
-      </w:r>
-      <w:r>
-        <w:rPr>
-          <w:rFonts w:eastAsia="MS Gothic"/>
-          <w:noProof/>
-          <w:sz w:val="24"/>
-          <w:szCs w:val="24"/>
-        </w:rPr>
-        <w:t xml:space="preserve"> Bao gồm thẻ tín dụng</w:t>
-      </w:r>
-      <w:r>
-        <w:rPr>
-          <w:color w:val="000000" w:themeColor="text1"/>
-          <w:sz w:val="25"/>
-          <w:szCs w:val="25"/>
-        </w:rPr>
-        <w:t xml:space="preserve">           </w:t>
-      </w:r>
-    </w:p>
-    <w:p>
-      <w:pPr>
-        <w:spacing w:after="0" w:line="240" w:lineRule="auto"/>
-        <w:ind w:left="261" w:hanging="261"/>
-        <w:rPr>
-          <w:color w:val="000000" w:themeColor="text1"/>
-          <w:sz w:val="25"/>
-          <w:szCs w:val="25"/>
-        </w:rPr>
-      </w:pPr>
-      <w:r>
-        <w:rPr>
-          <w:rFonts w:ascii="Segoe UI Symbol" w:eastAsia="MS Gothic" w:hAnsi="Segoe UI Symbol" w:cs="Segoe UI Symbol"/>
-          <w:noProof/>
-          <w:sz w:val="24"/>
-          <w:szCs w:val="24"/>
-        </w:rPr>
-        <w:t>☐</w:t>
-      </w:r>
-      <w:r>
-        <w:rPr>
-          <w:color w:val="000000" w:themeColor="text1"/>
-          <w:sz w:val="25"/>
-          <w:szCs w:val="25"/>
-        </w:rPr>
-        <w:t xml:space="preserve"> Từ chối cấp tín dụng.</w:t>
+        <w:t>☐ Từ chối cấp tín dụng.</w:t>
       </w:r>
     </w:p>
     <w:p>
@@ -17306,6 +12343,8 @@
           <w:szCs w:val="24"/>
         </w:rPr>
       </w:pPr>
+      <w:proofErr w:type="gramStart"/>
+      <w:proofErr w:type="gramEnd"/>
       <w:r>
         <w:rPr>
           <w:b/>
@@ -17314,61 +12353,7 @@
           <w:sz w:val="24"/>
           <w:szCs w:val="24"/>
         </w:rPr>
-        <w:lastRenderedPageBreak/>
-        <w:t xml:space="preserve">PHỤ LỤC 01 ĐÍNH KÈM BÁO CÁO ĐỀ XUẤT NGÀY </w:t>
-      </w:r>
-      <w:proofErr w:type="gramStart"/>
-      <w:r>
-        <w:rPr>
-          <w:b/>
-          <w:bCs/>
-          <w:color w:val="000000"/>
-          <w:sz w:val="24"/>
-          <w:szCs w:val="24"/>
-        </w:rPr>
-        <w:t>…./</w:t>
-      </w:r>
-      <w:proofErr w:type="gramEnd"/>
-      <w:r>
-        <w:rPr>
-          <w:b/>
-          <w:bCs/>
-          <w:sz w:val="24"/>
-          <w:szCs w:val="24"/>
-          <w:lang w:val="vi-VN"/>
-        </w:rPr>
-        <w:t>…</w:t>
-      </w:r>
-      <w:r>
-        <w:rPr>
-          <w:b/>
-          <w:bCs/>
-          <w:color w:val="000000"/>
-          <w:sz w:val="24"/>
-          <w:szCs w:val="24"/>
-        </w:rPr>
-        <w:t>/20</w:t>
-      </w:r>
-      <w:r>
-        <w:rPr>
-          <w:b/>
-          <w:bCs/>
-          <w:color w:val="000000"/>
-          <w:sz w:val="24"/>
-          <w:szCs w:val="24"/>
-          <w:lang w:val="vi-VN"/>
-        </w:rPr>
-        <w:t>...</w:t>
-      </w:r>
-      <w:r>
-        <w:rPr>
-          <w:b/>
-          <w:bCs/>
-          <w:color w:val="000000"/>
-          <w:sz w:val="24"/>
-          <w:szCs w:val="24"/>
-        </w:rPr>
-        <w:t>.</w:t>
+        <w:t>PHỤ LỤC 01 ĐÍNH KÈM BÁO CÁO ĐỀ XUẤT NGÀY …./…/20....</w:t>
       </w:r>
     </w:p>
     <w:p>
@@ -17686,38 +12671,7 @@
                 <w:sz w:val="24"/>
                 <w:szCs w:val="24"/>
               </w:rPr>
-              <w:t xml:space="preserve">- Số tiền vay: </w:t>
-            </w:r>
-            <w:r>
-              <w:rPr>
-                <w:sz w:val="24"/>
-                <w:szCs w:val="24"/>
-                <w:lang w:val="vi-VN"/>
-              </w:rPr>
-              <w:t>&lt;&lt;</w:t>
-            </w:r>
-            <w:r>
-              <w:rPr>
-                <w:sz w:val="24"/>
-                <w:szCs w:val="24"/>
-                <w:lang w:val="vi-VN"/>
-              </w:rPr>
-              <w:t>'52 - Số tiền/ Hạn mức vay</w:t>
-            </w:r>
-            <w:r>
-              <w:rPr>
-                <w:sz w:val="24"/>
-                <w:szCs w:val="24"/>
-                <w:lang w:val="vi-VN"/>
-              </w:rPr>
-              <w:t>&gt;&gt;</w:t>
-            </w:r>
-            <w:r>
-              <w:rPr>
-                <w:sz w:val="24"/>
-                <w:szCs w:val="24"/>
-              </w:rPr>
-              <w:t xml:space="preserve"> VND</w:t>
+              <w:t>- Số tiền vay: &lt;&lt;'52 - Số tiền/ Hạn mức vay&gt;&gt; VND</w:t>
             </w:r>
           </w:p>
           <w:p>
@@ -17740,273 +12694,27 @@
                 <w:szCs w:val="24"/>
               </w:rPr>
             </w:pPr>
-            <w:r>
-              <w:rPr>
-                <w:sz w:val="24"/>
-                <w:szCs w:val="24"/>
-              </w:rPr>
-              <w:t>- Mục đích vay</w:t>
-            </w:r>
-            <w:r>
-              <w:rPr>
-                <w:sz w:val="24"/>
-                <w:szCs w:val="24"/>
-              </w:rPr>
-              <w:t xml:space="preserve">: </w:t>
-            </w:r>
-            <w:r>
-              <w:rPr>
-                <w:sz w:val="24"/>
-                <w:szCs w:val="24"/>
-              </w:rPr>
-              <w:t xml:space="preserve">Thanh toán tiền mua </w:t>
-            </w:r>
-            <w:r>
-              <w:rPr>
-                <w:sz w:val="24"/>
-                <w:szCs w:val="24"/>
-              </w:rPr>
-              <w:t xml:space="preserve">Nhà </w:t>
-            </w:r>
-            <w:r>
-              <w:rPr>
-                <w:sz w:val="24"/>
-                <w:szCs w:val="24"/>
-              </w:rPr>
-              <w:t>ở</w:t>
-            </w:r>
-            <w:r>
-              <w:rPr>
-                <w:sz w:val="24"/>
-                <w:szCs w:val="24"/>
-              </w:rPr>
-              <w:t xml:space="preserve"> </w:t>
-            </w:r>
             <w:proofErr w:type="gramStart"/>
-            <w:r>
-              <w:rPr>
-                <w:sz w:val="24"/>
-                <w:szCs w:val="24"/>
-              </w:rPr>
-              <w:t>số</w:t>
-            </w:r>
-            <w:r>
-              <w:rPr>
-                <w:sz w:val="24"/>
-                <w:szCs w:val="24"/>
-                <w:lang w:val="vi-VN"/>
-              </w:rPr>
-              <w:t xml:space="preserve"> </w:t>
-            </w:r>
-            <w:r>
-              <w:rPr>
-                <w:sz w:val="24"/>
-                <w:szCs w:val="24"/>
-              </w:rPr>
-              <w:t xml:space="preserve"> </w:t>
-            </w:r>
-            <w:r>
-              <w:rPr>
-                <w:sz w:val="24"/>
-                <w:szCs w:val="24"/>
-                <w:lang w:val="vi-VN"/>
-              </w:rPr>
-              <w:t>&lt;</w:t>
-            </w:r>
             <w:proofErr w:type="gramEnd"/>
             <w:r>
               <w:rPr>
                 <w:sz w:val="24"/>
                 <w:szCs w:val="24"/>
-                <w:lang w:val="vi-VN"/>
-              </w:rPr>
-              <w:t>&lt;</w:t>
-            </w:r>
-            <w:r>
-              <w:rPr>
-                <w:sz w:val="24"/>
-                <w:szCs w:val="24"/>
-                <w:lang w:val="vi-VN"/>
-              </w:rPr>
-              <w:t>'41 - Số hợp đồng mua bán căn hộ</w:t>
-            </w:r>
-            <w:r>
-              <w:rPr>
-                <w:sz w:val="24"/>
-                <w:szCs w:val="24"/>
-                <w:lang w:val="vi-VN"/>
-              </w:rPr>
-              <w:t xml:space="preserve">&gt;&gt; </w:t>
-            </w:r>
-            <w:r>
-              <w:rPr>
-                <w:sz w:val="24"/>
-                <w:szCs w:val="24"/>
-              </w:rPr>
-              <w:t xml:space="preserve">ký ngày </w:t>
-            </w:r>
-            <w:r>
-              <w:rPr>
-                <w:sz w:val="24"/>
-                <w:szCs w:val="24"/>
-                <w:lang w:val="vi-VN"/>
-              </w:rPr>
-              <w:t>&lt;&lt;</w:t>
-            </w:r>
-            <w:r>
-              <w:rPr>
-                <w:sz w:val="24"/>
-                <w:szCs w:val="24"/>
-                <w:lang w:val="vi-VN"/>
-              </w:rPr>
-              <w:t>'42 - Ngày ký hợp đồng mua bán căn hộ</w:t>
-            </w:r>
-            <w:r>
-              <w:rPr>
-                <w:sz w:val="24"/>
-                <w:szCs w:val="24"/>
-                <w:lang w:val="vi-VN"/>
-              </w:rPr>
-              <w:t>&gt;&gt;</w:t>
-            </w:r>
-            <w:r>
-              <w:rPr>
-                <w:sz w:val="24"/>
-                <w:szCs w:val="24"/>
-              </w:rPr>
-              <w:t xml:space="preserve"> giữa Bên bán nhà ở là Công ty TNHH ĐTPT</w:t>
-            </w:r>
-            <w:r>
-              <w:rPr>
-                <w:sz w:val="24"/>
-                <w:szCs w:val="24"/>
-                <w:lang w:val="vi-VN"/>
-              </w:rPr>
-              <w:t xml:space="preserve"> SX Hạ Long</w:t>
-            </w:r>
-            <w:r>
-              <w:rPr>
-                <w:sz w:val="24"/>
-                <w:szCs w:val="24"/>
-              </w:rPr>
-              <w:t xml:space="preserve"> và Bên mua nhà ở là </w:t>
-            </w:r>
-            <w:r>
-              <w:rPr>
-                <w:sz w:val="24"/>
-                <w:szCs w:val="24"/>
-                <w:lang w:val="vi-VN"/>
-              </w:rPr>
-              <w:t>&lt;&lt;</w:t>
-            </w:r>
-            <w:r>
-              <w:rPr>
-                <w:sz w:val="24"/>
-                <w:szCs w:val="24"/>
-                <w:lang w:val="vi-VN"/>
-              </w:rPr>
-              <w:t>1 - Danh xưng người 1</w:t>
-            </w:r>
-            <w:r>
-              <w:rPr>
-                <w:sz w:val="24"/>
-                <w:szCs w:val="24"/>
-                <w:lang w:val="vi-VN"/>
-              </w:rPr>
-              <w:t>&gt;&gt;</w:t>
-            </w:r>
-            <w:r>
-              <w:rPr>
-                <w:sz w:val="24"/>
-                <w:szCs w:val="24"/>
-              </w:rPr>
-              <w:t xml:space="preserve"> </w:t>
-            </w:r>
-            <w:r>
-              <w:rPr>
-                <w:sz w:val="24"/>
-                <w:szCs w:val="24"/>
-                <w:lang w:val="vi-VN"/>
-              </w:rPr>
-              <w:t>&lt;&lt;</w:t>
-            </w:r>
-            <w:r>
-              <w:rPr>
-                <w:sz w:val="24"/>
-                <w:szCs w:val="24"/>
-                <w:lang w:val="vi-VN"/>
-              </w:rPr>
-              <w:t>2 - Họ và tên người 1</w:t>
-            </w:r>
-            <w:r>
-              <w:rPr>
-                <w:sz w:val="24"/>
-                <w:szCs w:val="24"/>
-                <w:lang w:val="vi-VN"/>
-              </w:rPr>
-              <w:t>&gt;&gt;</w:t>
-            </w:r>
-            <w:r>
-              <w:rPr>
-                <w:sz w:val="24"/>
-                <w:szCs w:val="24"/>
-              </w:rPr>
-              <w:t xml:space="preserve"> và </w:t>
-            </w:r>
-            <w:r>
-              <w:rPr>
-                <w:sz w:val="24"/>
-                <w:szCs w:val="24"/>
-                <w:lang w:val="vi-VN"/>
-              </w:rPr>
-              <w:t>&lt;&lt;</w:t>
-            </w:r>
-            <w:r>
-              <w:rPr>
-                <w:sz w:val="24"/>
-                <w:szCs w:val="24"/>
-                <w:lang w:val="vi-VN"/>
-              </w:rPr>
-              <w:t>21 - Danh xưng người 2</w:t>
-            </w:r>
-            <w:r>
-              <w:rPr>
-                <w:sz w:val="24"/>
-                <w:szCs w:val="24"/>
-                <w:lang w:val="vi-VN"/>
-              </w:rPr>
-              <w:t>&gt;&gt;</w:t>
-            </w:r>
-            <w:r>
-              <w:rPr>
-                <w:sz w:val="24"/>
-                <w:szCs w:val="24"/>
-              </w:rPr>
-              <w:t xml:space="preserve"> </w:t>
-            </w:r>
-            <w:r>
-              <w:rPr>
-                <w:sz w:val="24"/>
-                <w:szCs w:val="24"/>
-                <w:lang w:val="vi-VN"/>
-              </w:rPr>
-              <w:t>&lt;&lt;</w:t>
-            </w:r>
-            <w:r>
-              <w:rPr>
-                <w:sz w:val="24"/>
-                <w:szCs w:val="24"/>
-                <w:lang w:val="vi-VN"/>
-              </w:rPr>
-              <w:t>22 - Họ và tên người 2</w:t>
-            </w:r>
-            <w:r>
-              <w:rPr>
-                <w:sz w:val="24"/>
-                <w:szCs w:val="24"/>
-                <w:lang w:val="vi-VN"/>
-              </w:rPr>
-              <w:t>&gt;&gt;</w:t>
+              </w:rPr>
+              <w:t xml:space="preserve">- Mục đích vay: Thanh toán tiền mua Nhà ở số  &lt;&lt;'41 - Số hợp đồng mua bán căn hộ&gt;&gt; ký ngày &lt;&lt;'42 - Ngày ký hợp đồng mua bán căn hộ&gt;&gt; giữa Bên bán nhà ở là Công ty TNHH ĐTPT SX Hạ Long và Bên mua nhà ở là &lt;&lt;1 - Danh xưng người 1&gt;&gt; &lt;&lt;2 - Họ và tên người 1&gt;&gt;</w:t>
+            </w:r>
+            <w:r>
+              <w:t>&lt;&lt; CO_BORROWER_INLINE_START &gt;&gt;</w:t>
+            </w:r>
+            <w:r>
+              <w:rPr>
+                <w:sz w:val="24"/>
+                <w:szCs w:val="24"/>
+              </w:rPr>
+              <w:t xml:space="preserve"> và &lt;&lt;21 - Danh xưng người 2&gt;&gt; &lt;&lt;22 - Họ và tên người 2&gt;&gt;</w:t>
+            </w:r>
+            <w:r>
+              <w:t>&lt;&lt; CO_BORROWER_INLINE_END &gt;&gt;</w:t>
             </w:r>
           </w:p>
           <w:p>
@@ -18035,34 +12743,7 @@
                 <w:sz w:val="24"/>
                 <w:szCs w:val="24"/>
               </w:rPr>
-              <w:t xml:space="preserve">- Thời gian vay: </w:t>
-            </w:r>
-            <w:r>
-              <w:rPr>
-                <w:sz w:val="24"/>
-                <w:szCs w:val="24"/>
-                <w:lang w:val="vi-VN"/>
-              </w:rPr>
-              <w:t>&lt;&lt;</w:t>
-            </w:r>
-            <w:r>
-              <w:t xml:space="preserve"> </w:t>
-            </w:r>
-            <w:r>
-              <w:rPr>
-                <w:sz w:val="24"/>
-                <w:szCs w:val="24"/>
-                <w:lang w:val="vi-VN"/>
-              </w:rPr>
-              <w:t>'58 - Thời gian vay</w:t>
-            </w:r>
-            <w:r>
-              <w:rPr>
-                <w:sz w:val="24"/>
-                <w:szCs w:val="24"/>
-                <w:lang w:val="vi-VN"/>
-              </w:rPr>
-              <w:t>&gt;&gt;</w:t>
+              <w:t>- Thời gian vay: &lt;&lt; '58 - Thời gian vay&gt;&gt;</w:t>
             </w:r>
           </w:p>
           <w:p>
@@ -18240,22 +12921,7 @@
                 <w:sz w:val="24"/>
                 <w:szCs w:val="24"/>
               </w:rPr>
-              <w:t xml:space="preserve">- Tên tài khoản: </w:t>
-            </w:r>
-            <w:r>
-              <w:rPr>
-                <w:sz w:val="24"/>
-                <w:szCs w:val="24"/>
-              </w:rPr>
-              <w:t>Công ty TNHH ĐTPT</w:t>
-            </w:r>
-            <w:r>
-              <w:rPr>
-                <w:sz w:val="24"/>
-                <w:szCs w:val="24"/>
-                <w:lang w:val="vi-VN"/>
-              </w:rPr>
-              <w:t xml:space="preserve"> SX Hạ Long</w:t>
+              <w:t>- Tên tài khoản: Công ty TNHH ĐTPT SX Hạ Long</w:t>
             </w:r>
           </w:p>
           <w:p>
@@ -18286,41 +12952,7 @@
                 <w:sz w:val="24"/>
                 <w:szCs w:val="24"/>
               </w:rPr>
-              <w:t xml:space="preserve">- Số tài khoản: </w:t>
-            </w:r>
-            <w:r>
-              <w:rPr>
-                <w:color w:val="000000"/>
-                <w:sz w:val="24"/>
-                <w:szCs w:val="24"/>
-                <w:lang w:val="vi-VN"/>
-              </w:rPr>
-              <w:t>8640134032</w:t>
-            </w:r>
-            <w:r>
-              <w:rPr>
-                <w:color w:val="000000"/>
-                <w:sz w:val="24"/>
-                <w:szCs w:val="24"/>
-              </w:rPr>
-              <w:t xml:space="preserve"> tại ngân hàng TMCP </w:t>
-            </w:r>
-            <w:r>
-              <w:rPr>
-                <w:color w:val="000000"/>
-                <w:sz w:val="24"/>
-                <w:szCs w:val="24"/>
-              </w:rPr>
-              <w:t>Đầu</w:t>
-            </w:r>
-            <w:r>
-              <w:rPr>
-                <w:color w:val="000000"/>
-                <w:sz w:val="24"/>
-                <w:szCs w:val="24"/>
-                <w:lang w:val="vi-VN"/>
-              </w:rPr>
-              <w:t xml:space="preserve"> tư và Phát triển Việt Nam – CN Tràng Tiền – Hà Nội</w:t>
+              <w:t>- Số tài khoản: 8640134032 tại ngân hàng TMCP Đầu tư và Phát triển Việt Nam – CN Tràng Tiền – Hà Nội</w:t>
             </w:r>
           </w:p>
           <w:p>
@@ -18351,176 +12983,21 @@
                 <w:sz w:val="24"/>
                 <w:szCs w:val="24"/>
               </w:rPr>
-              <w:t xml:space="preserve">- Nội dung chuyển khoản: </w:t>
-            </w:r>
-            <w:r>
-              <w:rPr>
-                <w:sz w:val="24"/>
-                <w:szCs w:val="24"/>
-              </w:rPr>
-              <w:t>:</w:t>
-            </w:r>
-            <w:r>
-              <w:rPr>
-                <w:sz w:val="24"/>
-                <w:szCs w:val="24"/>
-                <w:lang w:val="vi-VN"/>
-              </w:rPr>
-              <w:t>&lt;&lt;</w:t>
-            </w:r>
-            <w:r>
-              <w:t xml:space="preserve"> </w:t>
-            </w:r>
-            <w:r>
-              <w:rPr>
-                <w:sz w:val="24"/>
-                <w:szCs w:val="24"/>
-                <w:lang w:val="vi-VN"/>
-              </w:rPr>
-              <w:t>1 - Danh xưng người 1</w:t>
-            </w:r>
-            <w:r>
-              <w:rPr>
-                <w:sz w:val="24"/>
-                <w:szCs w:val="24"/>
-                <w:lang w:val="vi-VN"/>
-              </w:rPr>
-              <w:t>&gt;&gt;</w:t>
-            </w:r>
-            <w:r>
-              <w:rPr>
-                <w:sz w:val="24"/>
-                <w:szCs w:val="24"/>
-              </w:rPr>
-              <w:t xml:space="preserve"> </w:t>
-            </w:r>
-            <w:r>
-              <w:rPr>
-                <w:sz w:val="24"/>
-                <w:szCs w:val="24"/>
-                <w:lang w:val="vi-VN"/>
-              </w:rPr>
-              <w:t>&lt;&lt;</w:t>
-            </w:r>
-            <w:r>
-              <w:t xml:space="preserve"> </w:t>
-            </w:r>
-            <w:r>
-              <w:rPr>
-                <w:sz w:val="24"/>
-                <w:szCs w:val="24"/>
-                <w:lang w:val="vi-VN"/>
-              </w:rPr>
-              <w:t>2 - Họ và tên người 1</w:t>
-            </w:r>
-            <w:r>
-              <w:rPr>
-                <w:sz w:val="24"/>
-                <w:szCs w:val="24"/>
-                <w:lang w:val="vi-VN"/>
-              </w:rPr>
-              <w:t>&gt;&gt;</w:t>
-            </w:r>
-            <w:r>
-              <w:rPr>
-                <w:sz w:val="24"/>
-                <w:szCs w:val="24"/>
-              </w:rPr>
-              <w:t xml:space="preserve"> </w:t>
-            </w:r>
-            <w:r>
-              <w:rPr>
-                <w:color w:val="000000"/>
-                <w:sz w:val="24"/>
-                <w:szCs w:val="24"/>
-              </w:rPr>
-              <w:t xml:space="preserve">và </w:t>
-            </w:r>
-            <w:r>
-              <w:rPr>
-                <w:sz w:val="24"/>
-                <w:szCs w:val="24"/>
-                <w:lang w:val="vi-VN"/>
-              </w:rPr>
-              <w:t>&lt;&lt;</w:t>
-            </w:r>
-            <w:r>
-              <w:t xml:space="preserve"> </w:t>
-            </w:r>
-            <w:r>
-              <w:rPr>
-                <w:sz w:val="24"/>
-                <w:szCs w:val="24"/>
-                <w:lang w:val="vi-VN"/>
-              </w:rPr>
-              <w:t>21 - Danh xưng người 2</w:t>
-            </w:r>
-            <w:r>
-              <w:rPr>
-                <w:sz w:val="24"/>
-                <w:szCs w:val="24"/>
-                <w:lang w:val="vi-VN"/>
-              </w:rPr>
-              <w:t>&gt;&gt; &lt;&lt;</w:t>
-            </w:r>
-            <w:r>
-              <w:t xml:space="preserve"> </w:t>
-            </w:r>
-            <w:r>
-              <w:rPr>
-                <w:sz w:val="24"/>
-                <w:szCs w:val="24"/>
-                <w:lang w:val="vi-VN"/>
-              </w:rPr>
-              <w:t>22 - Họ và tên người 2</w:t>
-            </w:r>
-            <w:r>
-              <w:rPr>
-                <w:sz w:val="24"/>
-                <w:szCs w:val="24"/>
-                <w:lang w:val="vi-VN"/>
-              </w:rPr>
-              <w:t>&gt;&gt;</w:t>
-            </w:r>
-            <w:r>
-              <w:rPr>
-                <w:color w:val="000000"/>
-                <w:sz w:val="24"/>
-                <w:szCs w:val="24"/>
-              </w:rPr>
-              <w:t xml:space="preserve"> thanh toán </w:t>
-            </w:r>
-            <w:r>
-              <w:rPr>
-                <w:color w:val="000000"/>
-                <w:sz w:val="24"/>
-                <w:szCs w:val="24"/>
-              </w:rPr>
-              <w:t xml:space="preserve">căn </w:t>
-            </w:r>
-            <w:r>
-              <w:rPr>
-                <w:sz w:val="24"/>
-                <w:szCs w:val="24"/>
-                <w:lang w:val="vi-VN"/>
-              </w:rPr>
-              <w:t>&lt;&lt;</w:t>
-            </w:r>
-            <w:r>
-              <w:rPr>
-                <w:sz w:val="24"/>
-                <w:szCs w:val="24"/>
-                <w:lang w:val="vi-VN"/>
-              </w:rPr>
-              <w:t>'43 - số Căn hộ số</w:t>
-            </w:r>
-            <w:r>
-              <w:rPr>
-                <w:sz w:val="24"/>
-                <w:szCs w:val="24"/>
-                <w:lang w:val="vi-VN"/>
-              </w:rPr>
-              <w:t>&gt;&gt; Dự án Prima Bay</w:t>
+              <w:t xml:space="preserve">- Nội dung chuyển khoản: :&lt;&lt; 1 - Danh xưng người 1&gt;&gt; &lt;&lt; 2 - Họ và tên người 1&gt;&gt;</w:t>
+            </w:r>
+            <w:r>
+              <w:t>&lt;&lt; CO_BORROWER_INLINE_START &gt;&gt;</w:t>
+            </w:r>
+            <w:r>
+              <w:rPr>
+                <w:color w:val="000000"/>
+                <w:sz w:val="24"/>
+                <w:szCs w:val="24"/>
+              </w:rPr>
+              <w:t xml:space="preserve"> và &lt;&lt; 21 - Danh xưng người 2&gt;&gt; &lt;&lt; 22 - Họ và tên người 2&gt;&gt; thanh toán căn &lt;&lt;'43 - số Căn hộ số&gt;&gt; Dự án Prima Bay</w:t>
+            </w:r>
+            <w:r>
+              <w:t>&lt;&lt; CO_BORROWER_INLINE_END &gt;&gt;</w:t>
             </w:r>
           </w:p>
         </w:tc>
@@ -18626,72 +13103,7 @@
                 <w:sz w:val="24"/>
                 <w:szCs w:val="24"/>
               </w:rPr>
-              <w:t xml:space="preserve">Chủ đầu tư cam kết hỗ trợ lãi suất cho khách hàng trong vòng </w:t>
-            </w:r>
-            <w:r>
-              <w:rPr>
-                <w:color w:val="000000"/>
-                <w:sz w:val="24"/>
-                <w:szCs w:val="24"/>
-                <w:lang w:val="vi-VN"/>
-              </w:rPr>
-              <w:t>30</w:t>
-            </w:r>
-            <w:r>
-              <w:rPr>
-                <w:color w:val="000000"/>
-                <w:sz w:val="24"/>
-                <w:szCs w:val="24"/>
-              </w:rPr>
-              <w:t xml:space="preserve"> tháng kể từ ngày giải ngân</w:t>
-            </w:r>
-            <w:r>
-              <w:rPr>
-                <w:color w:val="000000"/>
-                <w:sz w:val="24"/>
-                <w:szCs w:val="24"/>
-              </w:rPr>
-              <w:t xml:space="preserve"> và </w:t>
-            </w:r>
-            <w:r>
-              <w:rPr>
-                <w:color w:val="C00000"/>
-                <w:sz w:val="24"/>
-                <w:szCs w:val="24"/>
-              </w:rPr>
-              <w:t>không muộn hơn ngày 30/</w:t>
-            </w:r>
-            <w:r>
-              <w:rPr>
-                <w:color w:val="C00000"/>
-                <w:sz w:val="24"/>
-                <w:szCs w:val="24"/>
-              </w:rPr>
-              <w:t>09</w:t>
-            </w:r>
-            <w:r>
-              <w:rPr>
-                <w:color w:val="C00000"/>
-                <w:sz w:val="24"/>
-                <w:szCs w:val="24"/>
-              </w:rPr>
-              <w:t>/202</w:t>
-            </w:r>
-            <w:r>
-              <w:rPr>
-                <w:color w:val="C00000"/>
-                <w:sz w:val="24"/>
-                <w:szCs w:val="24"/>
-              </w:rPr>
-              <w:t>9</w:t>
-            </w:r>
-            <w:r>
-              <w:rPr>
-                <w:color w:val="000000"/>
-                <w:sz w:val="24"/>
-                <w:szCs w:val="24"/>
-              </w:rPr>
-              <w:t>. Cụ thể:</w:t>
+              <w:t>Chủ đầu tư cam kết hỗ trợ lãi suất cho khách hàng trong vòng 30 tháng kể từ ngày giải ngân và không muộn hơn ngày 30/09/2029. Cụ thể:</w:t>
             </w:r>
           </w:p>
           <w:p>
@@ -18722,62 +13134,7 @@
                 <w:sz w:val="24"/>
                 <w:szCs w:val="24"/>
               </w:rPr>
-              <w:t xml:space="preserve">+ </w:t>
-            </w:r>
-            <w:r>
-              <w:rPr>
-                <w:sz w:val="24"/>
-                <w:szCs w:val="24"/>
-                <w:lang w:val="vi-VN"/>
-              </w:rPr>
-              <w:t>30</w:t>
-            </w:r>
-            <w:r>
-              <w:rPr>
-                <w:color w:val="000000"/>
-                <w:sz w:val="24"/>
-                <w:szCs w:val="24"/>
-              </w:rPr>
-              <w:t xml:space="preserve"> tháng đầu tiên: </w:t>
-            </w:r>
-            <w:r>
-              <w:rPr>
-                <w:b/>
-                <w:bCs/>
-                <w:color w:val="000000"/>
-                <w:sz w:val="24"/>
-                <w:szCs w:val="24"/>
-              </w:rPr>
-              <w:t>11,</w:t>
-            </w:r>
-            <w:r>
-              <w:rPr>
-                <w:b/>
-                <w:bCs/>
-                <w:color w:val="000000"/>
-                <w:sz w:val="24"/>
-                <w:szCs w:val="24"/>
-                <w:lang w:val="vi-VN"/>
-              </w:rPr>
-              <w:t>8</w:t>
-            </w:r>
-            <w:r>
-              <w:rPr>
-                <w:b/>
-                <w:bCs/>
-                <w:color w:val="000000"/>
-                <w:sz w:val="24"/>
-                <w:szCs w:val="24"/>
-              </w:rPr>
-              <w:t>%/năm</w:t>
-            </w:r>
-            <w:r>
-              <w:rPr>
-                <w:color w:val="000000"/>
-                <w:sz w:val="24"/>
-                <w:szCs w:val="24"/>
-              </w:rPr>
-              <w:t>.</w:t>
+              <w:t>+ 30 tháng đầu tiên: 11,8%/năm.</w:t>
             </w:r>
           </w:p>
           <w:p>
@@ -18803,30 +13160,7 @@
                 <w:sz w:val="24"/>
                 <w:szCs w:val="24"/>
               </w:rPr>
-              <w:t xml:space="preserve">+ </w:t>
-            </w:r>
-            <w:r>
-              <w:rPr>
-                <w:sz w:val="24"/>
-                <w:szCs w:val="24"/>
-                <w:lang w:val="fr-FR"/>
-              </w:rPr>
-              <w:t>Sau</w:t>
-            </w:r>
-            <w:r>
-              <w:rPr>
-                <w:sz w:val="24"/>
-                <w:szCs w:val="24"/>
-                <w:lang w:val="vi-VN"/>
-              </w:rPr>
-              <w:t xml:space="preserve"> thời gian áp dụng LSCV cạnh tranh: Áp dụng lãi suất cho vay bằng lãi suất tiêng gửi tiết kiệm cá nhân sau 24 tháng trả lãi sau theo công bố của BIDV từng thời kì (+) 4%/ năm và đản bảo không thấp hơn sàn LSCV của BIDV công bố từng thời kỳ</w:t>
-            </w:r>
-            <w:r>
-              <w:rPr>
-                <w:sz w:val="24"/>
-                <w:szCs w:val="24"/>
-              </w:rPr>
-              <w:t>.</w:t>
+              <w:t>+ Sau thời gian áp dụng LSCV cạnh tranh: Áp dụng lãi suất cho vay bằng lãi suất tiêng gửi tiết kiệm cá nhân sau 24 tháng trả lãi sau theo công bố của BIDV từng thời kì (+) 4%/ năm và đản bảo không thấp hơn sàn LSCV của BIDV công bố từng thời kỳ.</w:t>
             </w:r>
           </w:p>
         </w:tc>
@@ -19045,29 +13379,7 @@
                 <w:szCs w:val="24"/>
                 <w:lang w:val="vi-VN"/>
               </w:rPr>
-              <w:t xml:space="preserve">- </w:t>
-            </w:r>
-            <w:r>
-              <w:rPr>
-                <w:sz w:val="24"/>
-                <w:szCs w:val="24"/>
-              </w:rPr>
-              <w:t xml:space="preserve">Trong </w:t>
-            </w:r>
-            <w:r>
-              <w:rPr>
-                <w:sz w:val="24"/>
-                <w:szCs w:val="24"/>
-                <w:lang w:val="vi-VN"/>
-              </w:rPr>
-              <w:t>24</w:t>
-            </w:r>
-            <w:r>
-              <w:rPr>
-                <w:sz w:val="24"/>
-                <w:szCs w:val="24"/>
-              </w:rPr>
-              <w:t xml:space="preserve"> tháng đầu tiên: tối thiểu 2% x số tiền trả nợ trước hạn.</w:t>
+              <w:t>- Trong 24 tháng đầu tiên: tối thiểu 2% x số tiền trả nợ trước hạn.</w:t>
             </w:r>
           </w:p>
           <w:p>
@@ -19085,117 +13397,30 @@
                 <w:sz w:val="24"/>
                 <w:szCs w:val="24"/>
               </w:rPr>
-              <w:t xml:space="preserve">- Từ tháng </w:t>
-            </w:r>
-            <w:r>
-              <w:rPr>
+              <w:t>- Từ tháng 25 đến hết thời gian vay: tối thiểu 1% x số tiền trả nợ trước hạn.</w:t>
+            </w:r>
+          </w:p>
+          <w:p>
+            <w:pPr>
+              <w:spacing w:after="0" w:line="240" w:lineRule="auto"/>
+              <w:jc w:val="both"/>
+              <w:rPr>
+                <w:b/>
+                <w:bCs/>
                 <w:sz w:val="24"/>
                 <w:szCs w:val="24"/>
                 <w:lang w:val="vi-VN"/>
               </w:rPr>
-              <w:t>25</w:t>
-            </w:r>
-            <w:r>
-              <w:rPr>
-                <w:sz w:val="24"/>
-                <w:szCs w:val="24"/>
-              </w:rPr>
-              <w:t xml:space="preserve"> đến hết thời</w:t>
-            </w:r>
-            <w:r>
-              <w:rPr>
-                <w:sz w:val="24"/>
-                <w:szCs w:val="24"/>
-                <w:lang w:val="vi-VN"/>
-              </w:rPr>
-              <w:t xml:space="preserve"> gian vay: </w:t>
-            </w:r>
-            <w:r>
-              <w:rPr>
-                <w:sz w:val="24"/>
-                <w:szCs w:val="24"/>
-              </w:rPr>
-              <w:t>tối</w:t>
-            </w:r>
-            <w:r>
-              <w:rPr>
-                <w:sz w:val="24"/>
-                <w:szCs w:val="24"/>
-                <w:lang w:val="vi-VN"/>
-              </w:rPr>
-              <w:t xml:space="preserve"> thiểu </w:t>
-            </w:r>
-            <w:r>
-              <w:rPr>
-                <w:sz w:val="24"/>
-                <w:szCs w:val="24"/>
-              </w:rPr>
-              <w:t>1% x số tiền trả nợ trước hạn.</w:t>
-            </w:r>
-          </w:p>
-          <w:p>
-            <w:pPr>
-              <w:spacing w:after="0" w:line="240" w:lineRule="auto"/>
-              <w:jc w:val="both"/>
-              <w:rPr>
-                <w:b/>
-                <w:bCs/>
-                <w:sz w:val="24"/>
-                <w:szCs w:val="24"/>
-                <w:lang w:val="vi-VN"/>
-              </w:rPr>
-            </w:pPr>
-            <w:r>
-              <w:rPr>
-                <w:b/>
-                <w:bCs/>
-                <w:color w:val="000000"/>
-                <w:sz w:val="24"/>
-                <w:szCs w:val="24"/>
-              </w:rPr>
-              <w:t>Trong thời gian Chủ đầu tư cam kết hỗ trợ trả thay lãi vay</w:t>
-            </w:r>
-            <w:r>
-              <w:rPr>
-                <w:b/>
-                <w:bCs/>
-                <w:color w:val="000000"/>
-                <w:sz w:val="24"/>
-                <w:szCs w:val="24"/>
-                <w:lang w:val="vi-VN"/>
-              </w:rPr>
-              <w:t xml:space="preserve"> phí trả nợ trước hạn</w:t>
-            </w:r>
-            <w:r>
-              <w:rPr>
-                <w:b/>
-                <w:bCs/>
-                <w:color w:val="000000"/>
-                <w:sz w:val="24"/>
-                <w:szCs w:val="24"/>
-              </w:rPr>
-              <w:t xml:space="preserve">: </w:t>
-            </w:r>
-            <w:r>
-              <w:rPr>
-                <w:b/>
-                <w:bCs/>
-                <w:color w:val="000000"/>
-                <w:sz w:val="24"/>
-                <w:szCs w:val="24"/>
-                <w:lang w:val="vi-VN"/>
-              </w:rPr>
-              <w:t>1</w:t>
-            </w:r>
-            <w:r>
-              <w:rPr>
-                <w:b/>
-                <w:bCs/>
-                <w:color w:val="000000"/>
-                <w:sz w:val="24"/>
-                <w:szCs w:val="24"/>
-              </w:rPr>
-              <w:t>%* số tiền trả nợ trước hạn. (Thu từ chủ đầu tư trả thay cho khách hàng)</w:t>
+            </w:pPr>
+            <w:r>
+              <w:rPr>
+                <w:b/>
+                <w:bCs/>
+                <w:color w:val="000000"/>
+                <w:sz w:val="24"/>
+                <w:szCs w:val="24"/>
+              </w:rPr>
+              <w:t>Trong thời gian Chủ đầu tư cam kết hỗ trợ trả thay lãi vay phí trả nợ trước hạn: 1%* số tiền trả nợ trước hạn. (Thu từ chủ đầu tư trả thay cho khách hàng)</w:t>
             </w:r>
           </w:p>
           <w:p>
@@ -19219,255 +13444,7 @@
                 <w:szCs w:val="24"/>
                 <w:lang w:val="fr-FR"/>
               </w:rPr>
-              <w:t>*) Trường hợp khách hàng trả nợ trước hạn để chuyển khoản vay sang Ngân hàng khác:</w:t>
-            </w:r>
-            <w:r>
-              <w:rPr>
-                <w:color w:val="0000FF"/>
-                <w:sz w:val="24"/>
-                <w:szCs w:val="24"/>
-                <w:lang w:val="fr-FR"/>
-              </w:rPr>
-              <w:t xml:space="preserve"> </w:t>
-            </w:r>
-            <w:r>
-              <w:rPr>
-                <w:color w:val="0000FF"/>
-                <w:spacing w:val="-4"/>
-                <w:sz w:val="24"/>
-                <w:szCs w:val="24"/>
-              </w:rPr>
-              <w:t>Ngoài phí trả nợ trước hạn,</w:t>
-            </w:r>
-            <w:r>
-              <w:rPr>
-                <w:b/>
-                <w:color w:val="0000FF"/>
-                <w:spacing w:val="-4"/>
-                <w:sz w:val="24"/>
-                <w:szCs w:val="24"/>
-              </w:rPr>
-              <w:t xml:space="preserve"> </w:t>
-            </w:r>
-            <w:r>
-              <w:rPr>
-                <w:color w:val="0000FF"/>
-                <w:spacing w:val="-4"/>
-                <w:sz w:val="24"/>
-                <w:szCs w:val="24"/>
-              </w:rPr>
-              <w:t>Ngân hàng t</w:t>
-            </w:r>
-            <w:r>
-              <w:rPr>
-                <w:color w:val="0000FF"/>
-                <w:sz w:val="24"/>
-                <w:szCs w:val="24"/>
-                <w:lang w:val="fr-FR"/>
-              </w:rPr>
-              <w:t xml:space="preserve">hu hồi lãi suất cạnh tranh </w:t>
-            </w:r>
-            <w:r>
-              <w:rPr>
-                <w:sz w:val="24"/>
-                <w:szCs w:val="24"/>
-              </w:rPr>
-              <w:t>nhằm đảm bảo mức lãi suất khoản vay tối thiểu bằng Lãi suất tiết kiệm Online</w:t>
-            </w:r>
-            <w:r>
-              <w:rPr>
-                <w:sz w:val="24"/>
-                <w:szCs w:val="24"/>
-                <w:lang w:val="vi-VN"/>
-              </w:rPr>
-              <w:t xml:space="preserve"> VNĐ trả lãi sau KHCN kỳ hạn 24 tháng được BIDV niêm yết từng thời kỳ </w:t>
-            </w:r>
-            <w:r>
-              <w:rPr>
-                <w:sz w:val="24"/>
-                <w:szCs w:val="24"/>
-              </w:rPr>
-              <w:t xml:space="preserve">+ 4%/năm </w:t>
-            </w:r>
-            <w:r>
-              <w:rPr>
-                <w:color w:val="0000FF"/>
-                <w:sz w:val="24"/>
-                <w:szCs w:val="24"/>
-                <w:lang w:val="fr-FR"/>
-              </w:rPr>
-              <w:t xml:space="preserve">trong thời gian áp dụng cố định </w:t>
-            </w:r>
-            <w:r>
-              <w:rPr>
-                <w:color w:val="0000FF"/>
-                <w:sz w:val="24"/>
-                <w:szCs w:val="24"/>
-                <w:lang w:val="fr-FR"/>
-              </w:rPr>
-              <w:t>LSCV</w:t>
-            </w:r>
-            <w:r>
-              <w:rPr>
-                <w:color w:val="0000FF"/>
-                <w:sz w:val="24"/>
-                <w:szCs w:val="24"/>
-                <w:lang w:val="fr-FR"/>
-              </w:rPr>
-              <w:t xml:space="preserve"> cạnh tranh, cụ thể số tiền thu hồi bằng: </w:t>
-            </w:r>
-            <w:r>
-              <w:rPr>
-                <w:color w:val="0000FF"/>
-                <w:sz w:val="24"/>
-                <w:szCs w:val="24"/>
-                <w:lang w:val="vi-VN"/>
-              </w:rPr>
-              <w:t xml:space="preserve">(Bằng </w:t>
-            </w:r>
-            <w:r>
-              <w:rPr>
-                <w:color w:val="0000FF"/>
-                <w:sz w:val="24"/>
-                <w:szCs w:val="24"/>
-                <w:lang w:val="fr-FR"/>
-              </w:rPr>
-              <w:t>Lãi</w:t>
-            </w:r>
-            <w:r>
-              <w:rPr>
-                <w:color w:val="0000FF"/>
-                <w:sz w:val="24"/>
-                <w:szCs w:val="24"/>
-                <w:lang w:val="vi-VN"/>
-              </w:rPr>
-              <w:t xml:space="preserve"> suất tiết kiệm online</w:t>
-            </w:r>
-            <w:r>
-              <w:rPr>
-                <w:color w:val="0000FF"/>
-                <w:sz w:val="24"/>
-                <w:szCs w:val="24"/>
-                <w:lang w:val="vi-VN"/>
-              </w:rPr>
-              <w:t xml:space="preserve"> VND trả lãi sau KHCN kỳ hạn 24 tháng được BIDV niêm yết + 4%/năm tại thời điểm giải ngân lần đầu</w:t>
-            </w:r>
-            <w:r>
-              <w:rPr>
-                <w:color w:val="0000FF"/>
-                <w:sz w:val="24"/>
-                <w:szCs w:val="24"/>
-                <w:lang w:val="fr-FR"/>
-              </w:rPr>
-              <w:t xml:space="preserve"> – Lãi suất cho vay thực tế của khoản vay áp dụng trong thời gian cố định </w:t>
-            </w:r>
-            <w:r>
-              <w:rPr>
-                <w:color w:val="0000FF"/>
-                <w:sz w:val="24"/>
-                <w:szCs w:val="24"/>
-                <w:lang w:val="fr-FR"/>
-              </w:rPr>
-              <w:t>LSCV</w:t>
-            </w:r>
-            <w:r>
-              <w:rPr>
-                <w:color w:val="0000FF"/>
-                <w:sz w:val="24"/>
-                <w:szCs w:val="24"/>
-                <w:lang w:val="fr-FR"/>
-              </w:rPr>
-              <w:t xml:space="preserve"> </w:t>
-            </w:r>
-            <w:r>
-              <w:rPr>
-                <w:color w:val="0000FF"/>
-                <w:sz w:val="24"/>
-                <w:szCs w:val="24"/>
-                <w:lang w:val="fr-FR"/>
-              </w:rPr>
-              <w:t>cạnh</w:t>
-            </w:r>
-            <w:r>
-              <w:rPr>
-                <w:color w:val="0000FF"/>
-                <w:sz w:val="24"/>
-                <w:szCs w:val="24"/>
-                <w:lang w:val="vi-VN"/>
-              </w:rPr>
-              <w:t xml:space="preserve"> tranh</w:t>
-            </w:r>
-            <w:r>
-              <w:rPr>
-                <w:color w:val="0000FF"/>
-                <w:sz w:val="24"/>
-                <w:szCs w:val="24"/>
-                <w:lang w:val="fr-FR"/>
-              </w:rPr>
-              <w:t xml:space="preserve">) * Số tiền trả nợ trước hạn * Thời gian áp dụng </w:t>
-            </w:r>
-            <w:r>
-              <w:rPr>
-                <w:color w:val="0000FF"/>
-                <w:sz w:val="24"/>
-                <w:szCs w:val="24"/>
-                <w:lang w:val="fr-FR"/>
-              </w:rPr>
-              <w:t>LSCV</w:t>
-            </w:r>
-            <w:r>
-              <w:rPr>
-                <w:color w:val="0000FF"/>
-                <w:sz w:val="24"/>
-                <w:szCs w:val="24"/>
-                <w:lang w:val="fr-FR"/>
-              </w:rPr>
-              <w:t xml:space="preserve"> </w:t>
-            </w:r>
-            <w:r>
-              <w:rPr>
-                <w:color w:val="0000FF"/>
-                <w:sz w:val="24"/>
-                <w:szCs w:val="24"/>
-                <w:lang w:val="fr-FR"/>
-              </w:rPr>
-              <w:t>cạnh</w:t>
-            </w:r>
-            <w:r>
-              <w:rPr>
-                <w:color w:val="0000FF"/>
-                <w:sz w:val="24"/>
-                <w:szCs w:val="24"/>
-                <w:lang w:val="vi-VN"/>
-              </w:rPr>
-              <w:t xml:space="preserve"> tranh</w:t>
-            </w:r>
-            <w:r>
-              <w:rPr>
-                <w:color w:val="0000FF"/>
-                <w:sz w:val="24"/>
-                <w:szCs w:val="24"/>
-                <w:lang w:val="fr-FR"/>
-              </w:rPr>
-              <w:t xml:space="preserve"> (ngày)/365</w:t>
-            </w:r>
-            <w:r>
-              <w:rPr>
-                <w:color w:val="0000FF"/>
-                <w:sz w:val="24"/>
-                <w:szCs w:val="24"/>
-                <w:lang w:val="vi-VN"/>
-              </w:rPr>
-              <w:t>).</w:t>
-            </w:r>
-            <w:r>
-              <w:rPr>
-                <w:color w:val="0000FF"/>
-                <w:sz w:val="24"/>
-                <w:szCs w:val="24"/>
-                <w:lang w:val="fr-FR"/>
-              </w:rPr>
-              <w:t xml:space="preserve"> </w:t>
+              <w:t xml:space="preserve">*) Trường hợp khách hàng trả nợ trước hạn để chuyển khoản vay sang Ngân hàng khác: Ngoài phí trả nợ trước hạn, Ngân hàng thu hồi lãi suất cạnh tranh nhằm đảm bảo mức lãi suất khoản vay tối thiểu bằng Lãi suất tiết kiệm Online VNĐ trả lãi sau KHCN kỳ hạn 24 tháng được BIDV niêm yết từng thời kỳ + 4%/năm trong thời gian áp dụng cố định LSCV cạnh tranh, cụ thể số tiền thu hồi bằng: (Bằng Lãi suất tiết kiệm online VND trả lãi sau KHCN kỳ hạn 24 tháng được BIDV niêm yết + 4%/năm tại thời điểm giải ngân lần đầu – Lãi suất cho vay thực tế của khoản vay áp dụng trong thời gian cố định LSCV cạnh tranh) * Số tiền trả nợ trước hạn * Thời gian áp dụng LSCV cạnh tranh (ngày)/365). </w:t>
             </w:r>
           </w:p>
           <w:p>
@@ -19483,6 +13460,8 @@
                 <w:lang w:val="vi-VN"/>
               </w:rPr>
             </w:pPr>
+            <w:proofErr w:type="gramStart"/>
+            <w:proofErr w:type="gramEnd"/>
             <w:r>
               <w:rPr>
                 <w:color w:val="0000FF"/>
@@ -19490,27 +13469,7 @@
                 <w:szCs w:val="24"/>
                 <w:lang w:val="fr-FR"/>
               </w:rPr>
-              <w:t xml:space="preserve">Phí trả nợ trước </w:t>
-            </w:r>
-            <w:proofErr w:type="gramStart"/>
-            <w:r>
-              <w:rPr>
-                <w:color w:val="0000FF"/>
-                <w:sz w:val="24"/>
-                <w:szCs w:val="24"/>
-                <w:lang w:val="fr-FR"/>
-              </w:rPr>
-              <w:t>hạn:</w:t>
-            </w:r>
-            <w:proofErr w:type="gramEnd"/>
-            <w:r>
-              <w:rPr>
-                <w:color w:val="0000FF"/>
-                <w:sz w:val="24"/>
-                <w:szCs w:val="24"/>
-                <w:lang w:val="fr-FR"/>
-              </w:rPr>
-              <w:t xml:space="preserve"> Thực hiện theo quy định tại biểu phí của BIDV từng thời kỳ.</w:t>
+              <w:t>Phí trả nợ trước hạn: Thực hiện theo quy định tại biểu phí của BIDV từng thời kỳ.</w:t>
             </w:r>
           </w:p>
           <w:p>
@@ -19603,24 +13562,7 @@
                 <w:sz w:val="24"/>
                 <w:szCs w:val="24"/>
               </w:rPr>
-              <w:t xml:space="preserve">- Thời gian ân hạn Gốc: </w:t>
-            </w:r>
-            <w:r>
-              <w:rPr>
-                <w:b/>
-                <w:sz w:val="24"/>
-                <w:szCs w:val="24"/>
-              </w:rPr>
-              <w:t xml:space="preserve">30 tháng </w:t>
-            </w:r>
-            <w:r>
-              <w:rPr>
-                <w:b/>
-                <w:sz w:val="24"/>
-                <w:szCs w:val="24"/>
-                <w:lang w:val="vi-VN"/>
-              </w:rPr>
-              <w:t>nhưng không vượt quá thời gian Chủ đầu tư cam kết hỗ trợ trả lãi vay thay cho KHCN vay vốn</w:t>
+              <w:t>- Thời gian ân hạn Gốc: 30 tháng nhưng không vượt quá thời gian Chủ đầu tư cam kết hỗ trợ trả lãi vay thay cho KHCN vay vốn</w:t>
             </w:r>
           </w:p>
           <w:p>
@@ -19638,54 +13580,7 @@
                 <w:sz w:val="24"/>
                 <w:szCs w:val="24"/>
               </w:rPr>
-              <w:t>-  Khách hàng cam kết trả nợ gốc cho Ngân hàng trong</w:t>
-            </w:r>
-            <w:r>
-              <w:rPr>
-                <w:sz w:val="24"/>
-                <w:szCs w:val="24"/>
-                <w:lang w:val="vi-VN"/>
-              </w:rPr>
-              <w:t xml:space="preserve"> &lt;&lt;</w:t>
-            </w:r>
-            <w:r>
-              <w:rPr>
-                <w:sz w:val="24"/>
-                <w:szCs w:val="24"/>
-                <w:lang w:val="vi-VN"/>
-              </w:rPr>
-              <w:t>'58 - Thời gian vay</w:t>
-            </w:r>
-            <w:r>
-              <w:rPr>
-                <w:sz w:val="24"/>
-                <w:szCs w:val="24"/>
-                <w:lang w:val="vi-VN"/>
-              </w:rPr>
-              <w:t>&gt;&gt;</w:t>
-            </w:r>
-            <w:r>
-              <w:rPr>
-                <w:sz w:val="24"/>
-                <w:szCs w:val="24"/>
-              </w:rPr>
-              <w:t xml:space="preserve"> (mỗi kỳ 01</w:t>
-            </w:r>
-            <w:r>
-              <w:rPr>
-                <w:sz w:val="24"/>
-                <w:szCs w:val="24"/>
-                <w:lang w:val="vi-VN"/>
-              </w:rPr>
-              <w:t xml:space="preserve"> </w:t>
-            </w:r>
-            <w:r>
-              <w:rPr>
-                <w:color w:val="C00000"/>
-                <w:sz w:val="24"/>
-                <w:szCs w:val="24"/>
-              </w:rPr>
-              <w:t>tháng) vào ngày 25 hàng tháng. Số tiền trả nợ mỗi kỳ như sau:</w:t>
+              <w:t>-  Khách hàng cam kết trả nợ gốc cho Ngân hàng trong &lt;&lt;'58 - Thời gian vay&gt;&gt; (mỗi kỳ 01 tháng) vào ngày 25 hàng tháng. Số tiền trả nợ mỗi kỳ như sau:</w:t>
             </w:r>
           </w:p>
           <w:tbl>
@@ -20344,43 +14239,14 @@
                 <w:szCs w:val="24"/>
               </w:rPr>
             </w:pPr>
-            <w:r>
-              <w:rPr>
-                <w:sz w:val="24"/>
-                <w:szCs w:val="24"/>
-              </w:rPr>
-              <w:t>Lãi: Lãi được trả vào ngày 25 hàng tháng, kỳ trả nợ lãi đầu tiên: 25/</w:t>
-            </w:r>
             <w:proofErr w:type="gramStart"/>
-            <w:r>
-              <w:rPr>
-                <w:sz w:val="24"/>
-                <w:szCs w:val="24"/>
-              </w:rPr>
-              <w:t>…./</w:t>
-            </w:r>
             <w:proofErr w:type="gramEnd"/>
             <w:r>
               <w:rPr>
                 <w:sz w:val="24"/>
                 <w:szCs w:val="24"/>
               </w:rPr>
-              <w:t>20</w:t>
-            </w:r>
-            <w:r>
-              <w:rPr>
-                <w:sz w:val="24"/>
-                <w:szCs w:val="24"/>
-                <w:lang w:val="vi-VN"/>
-              </w:rPr>
-              <w:t>…</w:t>
-            </w:r>
-            <w:r>
-              <w:rPr>
-                <w:sz w:val="24"/>
-                <w:szCs w:val="24"/>
-              </w:rPr>
-              <w:t>.</w:t>
+              <w:t>Lãi: Lãi được trả vào ngày 25 hàng tháng, kỳ trả nợ lãi đầu tiên: 25/…./20….</w:t>
             </w:r>
           </w:p>
           <w:p>
@@ -20501,59 +14367,14 @@
                 <w:szCs w:val="24"/>
               </w:rPr>
             </w:pPr>
-            <w:r>
-              <w:rPr>
-                <w:sz w:val="24"/>
-                <w:szCs w:val="24"/>
-              </w:rPr>
-              <w:t>- Ký Hợp đồng thế chấp Quyền tài sản</w:t>
-            </w:r>
-            <w:r>
-              <w:rPr>
-                <w:sz w:val="24"/>
-                <w:szCs w:val="24"/>
-                <w:lang w:val="vi-VN"/>
-              </w:rPr>
-              <w:t xml:space="preserve"> </w:t>
-            </w:r>
             <w:proofErr w:type="gramStart"/>
-            <w:r>
-              <w:rPr>
-                <w:sz w:val="24"/>
-                <w:szCs w:val="24"/>
-                <w:lang w:val="vi-VN"/>
-              </w:rPr>
-              <w:t xml:space="preserve">( </w:t>
-            </w:r>
-            <w:r>
-              <w:rPr>
-                <w:sz w:val="24"/>
-                <w:szCs w:val="24"/>
-              </w:rPr>
-              <w:t>không</w:t>
-            </w:r>
             <w:proofErr w:type="gramEnd"/>
             <w:r>
               <w:rPr>
                 <w:sz w:val="24"/>
                 <w:szCs w:val="24"/>
               </w:rPr>
-              <w:t xml:space="preserve"> bắt buộc qua công chứng</w:t>
-            </w:r>
-            <w:r>
-              <w:rPr>
-                <w:sz w:val="24"/>
-                <w:szCs w:val="24"/>
-                <w:lang w:val="vi-VN"/>
-              </w:rPr>
-              <w:t>)</w:t>
-            </w:r>
-            <w:r>
-              <w:rPr>
-                <w:sz w:val="24"/>
-                <w:szCs w:val="24"/>
-              </w:rPr>
-              <w:t>, đăng ký giao dịch bảo đảm, ký quản lý tài sản ba bên theo quy định Ngân hàng.</w:t>
+              <w:t>- Ký Hợp đồng thế chấp Quyền tài sản ( không bắt buộc qua công chứng), đăng ký giao dịch bảo đảm, ký quản lý tài sản ba bên theo quy định Ngân hàng.</w:t>
             </w:r>
           </w:p>
           <w:p>
@@ -20587,59 +14408,7 @@
                 <w:sz w:val="24"/>
                 <w:szCs w:val="24"/>
               </w:rPr>
-              <w:t>- Phòng QTTD thực hiện phong tỏa số tiền</w:t>
-            </w:r>
-            <w:r>
-              <w:rPr>
-                <w:sz w:val="24"/>
-                <w:szCs w:val="24"/>
-                <w:lang w:val="vi-VN"/>
-              </w:rPr>
-              <w:t xml:space="preserve"> &lt;&lt;</w:t>
-            </w:r>
-            <w:r>
-              <w:rPr>
-                <w:sz w:val="24"/>
-                <w:szCs w:val="24"/>
-                <w:lang w:val="vi-VN"/>
-              </w:rPr>
-              <w:t>'57 - Số tiền duy trì TK TT</w:t>
-            </w:r>
-            <w:r>
-              <w:rPr>
-                <w:sz w:val="24"/>
-                <w:szCs w:val="24"/>
-                <w:lang w:val="vi-VN"/>
-              </w:rPr>
-              <w:t xml:space="preserve">&gt;&gt; </w:t>
-            </w:r>
-            <w:r>
-              <w:rPr>
-                <w:sz w:val="24"/>
-                <w:szCs w:val="24"/>
-              </w:rPr>
-              <w:t>đồng của</w:t>
-            </w:r>
-            <w:r>
-              <w:rPr>
-                <w:sz w:val="24"/>
-                <w:szCs w:val="24"/>
-              </w:rPr>
-              <w:t xml:space="preserve"> khách hàng t</w:t>
-            </w:r>
-            <w:r>
-              <w:rPr>
-                <w:sz w:val="24"/>
-                <w:szCs w:val="24"/>
-              </w:rPr>
-              <w:t>rên</w:t>
-            </w:r>
-            <w:r>
-              <w:rPr>
-                <w:sz w:val="24"/>
-                <w:szCs w:val="24"/>
-              </w:rPr>
-              <w:t xml:space="preserve"> tài khoản khách hàng mở tại BIDV.</w:t>
+              <w:t>- Phòng QTTD thực hiện phong tỏa số tiền &lt;&lt;'57 - Số tiền duy trì TK TT&gt;&gt; đồng của khách hàng trên tài khoản khách hàng mở tại BIDV.</w:t>
             </w:r>
           </w:p>
         </w:tc>
@@ -20819,15 +14588,7 @@
                 <w:sz w:val="24"/>
                 <w:szCs w:val="24"/>
               </w:rPr>
-              <w:t xml:space="preserve">Quản lý trước và trong quá </w:t>
-            </w:r>
-            <w:r>
-              <w:rPr>
-                <w:sz w:val="24"/>
-                <w:szCs w:val="24"/>
-              </w:rPr>
-              <w:lastRenderedPageBreak/>
-              <w:t>trình cấp tín dụng</w:t>
+              <w:t>Quản lý trước và trong quá trình cấp tín dụng</w:t>
             </w:r>
           </w:p>
         </w:tc>
@@ -20911,15 +14672,7 @@
                 <w:sz w:val="24"/>
                 <w:szCs w:val="24"/>
               </w:rPr>
-              <w:t>+ Xác thực các nguồn thu nhập thực tế của Khách hàng, đảm bảo có đủ khả năng trả nợ cho BIDV để quyết định cho vay phù hợ</w:t>
-            </w:r>
-            <w:r>
-              <w:rPr>
-                <w:color w:val="000000"/>
-                <w:sz w:val="24"/>
-                <w:szCs w:val="24"/>
-              </w:rPr>
-              <w:t>p</w:t>
+              <w:t>+ Xác thực các nguồn thu nhập thực tế của Khách hàng, đảm bảo có đủ khả năng trả nợ cho BIDV để quyết định cho vay phù hợp</w:t>
             </w:r>
           </w:p>
           <w:p>
@@ -21036,23 +14789,7 @@
                 <w:sz w:val="24"/>
                 <w:szCs w:val="24"/>
               </w:rPr>
-              <w:t>+</w:t>
-            </w:r>
-            <w:r>
-              <w:rPr>
-                <w:color w:val="000000"/>
-                <w:sz w:val="24"/>
-                <w:szCs w:val="24"/>
-              </w:rPr>
-              <w:t xml:space="preserve"> </w:t>
-            </w:r>
-            <w:r>
-              <w:rPr>
-                <w:color w:val="000000"/>
-                <w:sz w:val="24"/>
-                <w:szCs w:val="24"/>
-              </w:rPr>
-              <w:t>Khách hàng cam kết và hoàn toàn chịu trách nhiệm trước pháp luật về việc chỉ vay vốn tại BIDV để mua, nhận chuyển nhượng/xây dựng, cải tạo, sửa chữa nhà ở/đất ở hình thành từ vốn vay. Trường hợp phát hiện Khách hàng vay vốn trùng lắp, khách hàng phải thực hiện trả nợ gốc, lãi vay và tất toán khoản vay trước hạn bắt buộc.</w:t>
+              <w:t>+ Khách hàng cam kết và hoàn toàn chịu trách nhiệm trước pháp luật về việc chỉ vay vốn tại BIDV để mua, nhận chuyển nhượng/xây dựng, cải tạo, sửa chữa nhà ở/đất ở hình thành từ vốn vay. Trường hợp phát hiện Khách hàng vay vốn trùng lắp, khách hàng phải thực hiện trả nợ gốc, lãi vay và tất toán khoản vay trước hạn bắt buộc.</w:t>
             </w:r>
           </w:p>
           <w:p>
@@ -21072,15 +14809,27 @@
                 <w:sz w:val="24"/>
                 <w:szCs w:val="24"/>
               </w:rPr>
-              <w:t xml:space="preserve">+ </w:t>
-            </w:r>
-            <w:r>
+              <w:t xml:space="preserve">+ Chậm nhất tại thời điểm Chủ đầu tư bàn giao nhà ở cho khách hàng quy định tại Hợp đồng mua bán: </w:t>
+            </w:r>
+          </w:p>
+          <w:p>
+            <w:pPr>
+              <w:widowControl w:val="0"/>
+              <w:spacing w:after="0" w:line="240" w:lineRule="auto"/>
+              <w:jc w:val="both"/>
               <w:rPr>
                 <w:color w:val="C00000"/>
                 <w:sz w:val="24"/>
                 <w:szCs w:val="24"/>
               </w:rPr>
-              <w:t xml:space="preserve">Chậm nhất tại thời điểm Chủ đầu tư bàn giao nhà ở cho khách hàng quy định tại Hợp đồng mua bán: </w:t>
+            </w:pPr>
+            <w:r>
+              <w:rPr>
+                <w:color w:val="C00000"/>
+                <w:sz w:val="24"/>
+                <w:szCs w:val="24"/>
+              </w:rPr>
+              <w:t>Khách hàng phải cung cấp hồ sơ chứng minh vốn tự có đã thanh toán cho Chủ đầu tư theo Hợp đồng mua bán nhà ở với số tiền tối thiểu đáp ứng tỷ lệ vốn tự có trên tổng số tiền đã thanh toán cho Chủ đầu tư đã cam kết tại Hợp đồng tín dụng và phương án vay được phê duyệt; đồng thời đảm bảo giá trị tài sản bảo đảm sau khi nhân hệ số tối thiểu 100% dư nợ vay.</w:t>
             </w:r>
           </w:p>
           <w:p>
@@ -21100,7 +14849,7 @@
                 <w:sz w:val="24"/>
                 <w:szCs w:val="24"/>
               </w:rPr>
-              <w:t>Khách hàng phải cung cấp hồ sơ chứng minh vốn tự có đã thanh toán cho Chủ đầu tư theo Hợp đồng mua bán nhà ở với số tiền tối thiểu đáp ứng tỷ lệ vốn tự có trên tổng số tiền đã thanh toán cho Chủ đầu tư đã cam kết tại Hợp đồng tín dụng và phương án vay được phê duyệt; đồng thời đảm bảo giá trị tài sản bảo đảm sau khi nhân hệ số tối thiểu 100% dư nợ vay.</w:t>
+              <w:t xml:space="preserve"> Trường hợp không thể cung cấp, khách hàng phải trả nợ vay, tất toán khoản vay trước hạn bắt buộc.</w:t>
             </w:r>
           </w:p>
           <w:p>
@@ -21109,26 +14858,18 @@
               <w:spacing w:after="0" w:line="240" w:lineRule="auto"/>
               <w:jc w:val="both"/>
               <w:rPr>
-                <w:color w:val="C00000"/>
-                <w:sz w:val="24"/>
-                <w:szCs w:val="24"/>
-              </w:rPr>
-            </w:pPr>
-            <w:r>
-              <w:rPr>
-                <w:color w:val="C00000"/>
-                <w:sz w:val="24"/>
-                <w:szCs w:val="24"/>
-              </w:rPr>
-              <w:t xml:space="preserve"> </w:t>
-            </w:r>
-            <w:r>
-              <w:rPr>
-                <w:color w:val="C00000"/>
-                <w:sz w:val="24"/>
-                <w:szCs w:val="24"/>
-              </w:rPr>
-              <w:t>Trường hợp không thể cung cấp, khách hàng phải trả nợ vay, tất toán khoản vay trước hạn bắt buộc.</w:t>
+                <w:color w:val="000000" w:themeColor="text1"/>
+                <w:sz w:val="24"/>
+                <w:szCs w:val="24"/>
+              </w:rPr>
+            </w:pPr>
+            <w:r>
+              <w:rPr>
+                <w:color w:val="000000" w:themeColor="text1"/>
+                <w:sz w:val="24"/>
+                <w:szCs w:val="24"/>
+              </w:rPr>
+              <w:t>+ Khách hàng cam kết thế chấp tài sản đảm bảo hiện tại là quyền tài sản phát sinh từ HĐMB nhà ở. Sau khi bàn giao nhà, Chủ đầu tư sẽ cấp Giấy chứng nhận quyền sử dụng đất quyền sở hữu nhà ở và tài sản khác gắn liền với đất ở. Sau tối đa 01 tháng kể từ khi được nhận Giấy chứng nhận quyền sử dụng đất quyền sở hữu nhà ở và tài sản khác gắn liền với đất ở (đối với tài sản hình thành từ vốn vay), khách hàng cam kết hoàn thiện các thủ tục thế chấp công chứng và đăng ký giao dịch đảm bảo với Ngân hàng và chịu mọi chi phí phát sinh trong quá trình ký công chứng và đăng ký giao dịch bảo đảm. Trường hợp khách hàng không hoàn thiện, BIDV yêu cầu Khách hàng trả nợ gốc và lãi vay, tất toán khoản vay trước hạn bắt buộc.</w:t>
             </w:r>
           </w:p>
           <w:p>
@@ -21137,18 +14878,18 @@
               <w:spacing w:after="0" w:line="240" w:lineRule="auto"/>
               <w:jc w:val="both"/>
               <w:rPr>
-                <w:color w:val="000000" w:themeColor="text1"/>
-                <w:sz w:val="24"/>
-                <w:szCs w:val="24"/>
-              </w:rPr>
-            </w:pPr>
-            <w:r>
-              <w:rPr>
-                <w:color w:val="000000" w:themeColor="text1"/>
-                <w:sz w:val="24"/>
-                <w:szCs w:val="24"/>
-              </w:rPr>
-              <w:t>+ Khách hàng cam kết thế chấp tài sản đảm bảo hiện tại là quyền tài sản phát sinh từ HĐMB nhà ở. Sau khi bàn giao nhà, Chủ đầu tư sẽ cấp Giấy chứng nhận quyền sử dụng đất quyền sở hữu nhà ở và tài sản khác gắn liền với đất ở. Sau tối đa 01 tháng kể từ khi được nhận Giấy chứng nhận quyền sử dụng đất quyền sở hữu nhà ở và tài sản khác gắn liền với đất ở (đối với tài sản hình thành từ vốn vay), khách hàng cam kết hoàn thiện các thủ tục thế chấp công chứng và đăng ký giao dịch đảm bảo với Ngân hàng và chịu mọi chi phí phát sinh trong quá trình ký công chứng và đăng ký giao dịch bảo đảm. Trường hợp khách hàng không hoàn thiện, BIDV yêu cầu Khách hàng trả nợ gốc và lãi vay, tất toán khoản vay trước hạn bắt buộc.</w:t>
+                <w:color w:val="000000"/>
+                <w:sz w:val="24"/>
+                <w:szCs w:val="24"/>
+              </w:rPr>
+            </w:pPr>
+            <w:r>
+              <w:rPr>
+                <w:color w:val="000000"/>
+                <w:sz w:val="24"/>
+                <w:szCs w:val="24"/>
+              </w:rPr>
+              <w:t xml:space="preserve">+ Trong thời gian được Chủ đầu tư là Công ty TNHH ĐTPT SX Hạ Long </w:t>
             </w:r>
           </w:p>
           <w:p>
@@ -21168,30 +14909,7 @@
                 <w:sz w:val="24"/>
                 <w:szCs w:val="24"/>
               </w:rPr>
-              <w:t xml:space="preserve">+ Trong thời gian được Chủ đầu tư là </w:t>
-            </w:r>
-            <w:r>
-              <w:rPr>
-                <w:sz w:val="24"/>
-                <w:szCs w:val="24"/>
-              </w:rPr>
-              <w:t>Công ty TNHH ĐTPT</w:t>
-            </w:r>
-            <w:r>
-              <w:rPr>
-                <w:sz w:val="24"/>
-                <w:szCs w:val="24"/>
-                <w:lang w:val="vi-VN"/>
-              </w:rPr>
-              <w:t xml:space="preserve"> SX Hạ Long</w:t>
-            </w:r>
-            <w:r>
-              <w:rPr>
-                <w:sz w:val="24"/>
-                <w:szCs w:val="24"/>
-                <w:lang w:val="vi-VN"/>
-              </w:rPr>
-              <w:t xml:space="preserve"> </w:t>
+              <w:t xml:space="preserve">     Công ty TNHH ĐTPT SX Hạ Long phối hợp cùng với BIDV thực hiện thanh toán tiền lãi vay theo Thỏa thuận ba bên về việc hỗ trợ và chi hộ một phần tiền lãi vay và phí trả nợ trước hạn của Bên Vay đã ký.</w:t>
             </w:r>
           </w:p>
           <w:p>
@@ -21211,78 +14929,7 @@
                 <w:sz w:val="24"/>
                 <w:szCs w:val="24"/>
               </w:rPr>
-              <w:t xml:space="preserve">     </w:t>
-            </w:r>
-            <w:r>
-              <w:rPr>
-                <w:sz w:val="24"/>
-                <w:szCs w:val="24"/>
-              </w:rPr>
-              <w:t>Công ty TNHH ĐTPT</w:t>
-            </w:r>
-            <w:r>
-              <w:rPr>
-                <w:sz w:val="24"/>
-                <w:szCs w:val="24"/>
-                <w:lang w:val="vi-VN"/>
-              </w:rPr>
-              <w:t xml:space="preserve"> SX Hạ Long</w:t>
-            </w:r>
-            <w:r>
-              <w:rPr>
-                <w:color w:val="000000"/>
-                <w:sz w:val="24"/>
-                <w:szCs w:val="24"/>
-              </w:rPr>
-              <w:t xml:space="preserve"> </w:t>
-            </w:r>
-            <w:r>
-              <w:rPr>
-                <w:color w:val="000000"/>
-                <w:sz w:val="24"/>
-                <w:szCs w:val="24"/>
-              </w:rPr>
-              <w:t xml:space="preserve">phối hợp cùng với BIDV thực hiện thanh toán </w:t>
-            </w:r>
-            <w:r>
-              <w:rPr>
-                <w:color w:val="000000"/>
-                <w:sz w:val="24"/>
-                <w:szCs w:val="24"/>
-              </w:rPr>
-              <w:t>tiền lãi</w:t>
-            </w:r>
-            <w:r>
-              <w:rPr>
-                <w:color w:val="000000"/>
-                <w:sz w:val="24"/>
-                <w:szCs w:val="24"/>
-              </w:rPr>
-              <w:t xml:space="preserve"> vay theo T</w:t>
-            </w:r>
-            <w:r>
-              <w:rPr>
-                <w:color w:val="000000"/>
-                <w:sz w:val="24"/>
-                <w:szCs w:val="24"/>
-              </w:rPr>
-              <w:t xml:space="preserve">hỏa thuận </w:t>
-            </w:r>
-            <w:r>
-              <w:rPr>
-                <w:color w:val="000000"/>
-                <w:sz w:val="24"/>
-                <w:szCs w:val="24"/>
-              </w:rPr>
-              <w:t>ba bên về việc hỗ trợ và chi hộ một phần tiền lãi vay và phí trả nợ trước hạn của Bên Vay</w:t>
-            </w:r>
-            <w:r>
-              <w:rPr>
-                <w:color w:val="000000"/>
-                <w:sz w:val="24"/>
-                <w:szCs w:val="24"/>
-              </w:rPr>
-              <w:t xml:space="preserve"> đã ký.</w:t>
+              <w:t xml:space="preserve">     Trong trường hợp Công ty TNHH ĐTPT SX Hạ Long không thực hiện đúng cam kết trong việc trả thay lãi vay theo Hợp đồng tín dụng, Ngân hàng có quyền yêu cầu và Khách hàng là Bên vay có nghĩa vụ phải thực hiện trả lãi vay đã phát sinh chưa trả theo đúng mức Lãi suất cho vay thực tế được BIDV quy định tại Hợp đồng tín dụng này (bao gồm cả phần lãi vay Công ty TNHH ĐTPT SX Hạ Long trả thay nhưng chưa trả theo đúng cam kết)</w:t>
             </w:r>
           </w:p>
           <w:p>
@@ -21302,61 +14949,7 @@
                 <w:sz w:val="24"/>
                 <w:szCs w:val="24"/>
               </w:rPr>
-              <w:t xml:space="preserve">     Trong trường hợp </w:t>
-            </w:r>
-            <w:r>
-              <w:rPr>
-                <w:sz w:val="24"/>
-                <w:szCs w:val="24"/>
-              </w:rPr>
-              <w:t>Công ty TNHH ĐTPT</w:t>
-            </w:r>
-            <w:r>
-              <w:rPr>
-                <w:sz w:val="24"/>
-                <w:szCs w:val="24"/>
-                <w:lang w:val="vi-VN"/>
-              </w:rPr>
-              <w:t xml:space="preserve"> SX Hạ Long</w:t>
-            </w:r>
-            <w:r>
-              <w:rPr>
-                <w:color w:val="000000"/>
-                <w:sz w:val="24"/>
-                <w:szCs w:val="24"/>
-              </w:rPr>
-              <w:t xml:space="preserve"> </w:t>
-            </w:r>
-            <w:r>
-              <w:rPr>
-                <w:color w:val="000000"/>
-                <w:sz w:val="24"/>
-                <w:szCs w:val="24"/>
-              </w:rPr>
-              <w:t xml:space="preserve">không thực hiện đúng cam kết trong việc trả thay lãi vay theo Hợp đồng tín dụng, Ngân hàng có quyền yêu cầu và Khách hàng là Bên vay có nghĩa vụ phải thực hiện trả lãi vay đã phát sinh chưa trả theo đúng mức Lãi suất cho vay thực tế được BIDV quy định tại Hợp đồng tín dụng này (bao gồm cả phần lãi vay </w:t>
-            </w:r>
-            <w:r>
-              <w:rPr>
-                <w:sz w:val="24"/>
-                <w:szCs w:val="24"/>
-              </w:rPr>
-              <w:t>Công ty TNHH ĐTPT</w:t>
-            </w:r>
-            <w:r>
-              <w:rPr>
-                <w:sz w:val="24"/>
-                <w:szCs w:val="24"/>
-                <w:lang w:val="vi-VN"/>
-              </w:rPr>
-              <w:t xml:space="preserve"> SX Hạ Long</w:t>
-            </w:r>
-            <w:r>
-              <w:rPr>
-                <w:color w:val="000000"/>
-                <w:sz w:val="24"/>
-                <w:szCs w:val="24"/>
-              </w:rPr>
-              <w:t xml:space="preserve"> trả thay nhưng chưa trả theo đúng cam kết)</w:t>
+              <w:t>+ Khách hàng cam kết huy động mọi nguồn thu hợp pháp, xử lý tài sản khác để trả nợ Ngân hàng trong trường hợp nguồn thu của khách hàng không đủ để trả nợ theo phương án đã được Ngân hàng thẩm định và phê duyệt.</w:t>
             </w:r>
           </w:p>
           <w:p>
@@ -21376,7 +14969,7 @@
                 <w:sz w:val="24"/>
                 <w:szCs w:val="24"/>
               </w:rPr>
-              <w:t>+ Khách hàng cam kết huy động mọi nguồn thu hợp pháp, xử lý tài sản khác để trả nợ Ngân hàng trong trường hợp nguồn thu của khách hàng không đủ để trả nợ theo phương án đã được Ngân hàng thẩm định và phê duyệt.</w:t>
+              <w:t>+ Trong quá trình vay vốn, nếu Bên vay chậm trả nợ gốc/lãi trên 03 lần hoặc để phát sinh nợ quá hạn từ 30 ngày trở lên, BIDV có quyền điều chỉnh các nội dung vay vốn (hạn mức cho vay, lãi suất cho vay,...) theo các quy định hiện hành của BIDV.</w:t>
             </w:r>
           </w:p>
           <w:p>
@@ -21396,16 +14989,7 @@
                 <w:sz w:val="24"/>
                 <w:szCs w:val="24"/>
               </w:rPr>
-              <w:t xml:space="preserve">+ Trong quá trình vay vốn, nếu Bên vay chậm trả nợ gốc/lãi trên 03 lần hoặc </w:t>
-            </w:r>
-            <w:r>
-              <w:rPr>
-                <w:color w:val="000000"/>
-                <w:sz w:val="24"/>
-                <w:szCs w:val="24"/>
-              </w:rPr>
-              <w:lastRenderedPageBreak/>
-              <w:t>để phát sinh nợ quá hạn từ 30 ngày trở lên, BIDV có quyền điều chỉnh các nội dung vay vốn (hạn mức cho vay, lãi suất cho vay,...) theo các quy định hiện hành của BIDV.</w:t>
+              <w:t>+ KH cam kết không phát sinh nợ nhóm 2, nợ xấu, nợ bán VAMC tại BIDV và các TCTD trong thời gian cố định LSCV cạnh tranh. Trường hợp phát sinh nợ nhóm 2, nợ xấu, nợ bán VAMC tại BIDV và các TCTD trong thời gian cố định LSCV cạnh tranh, BIDV điều chỉnh LSCV về LSCV thông thường theo quy định của BIDV từng thời kỳ.</w:t>
             </w:r>
           </w:p>
           <w:p>
@@ -21425,7 +15009,7 @@
                 <w:sz w:val="24"/>
                 <w:szCs w:val="24"/>
               </w:rPr>
-              <w:t>+ KH cam kết không phát sinh nợ nhóm 2, nợ xấu, nợ bán VAMC tại BIDV và các TCTD trong thời gian cố định LSCV cạnh tranh. Trường hợp phát sinh nợ nhóm 2, nợ xấu, nợ bán VAMC tại BIDV và các TCTD trong thời gian cố định LSCV cạnh tranh, BIDV điều chỉnh LSCV về LSCV thông thường theo quy định của BIDV từng thời kỳ.</w:t>
+              <w:t>+ Khách hàng cam kết ủy quyền cho BIDV có toàn quyền xem xét, phong tỏa và trích chuyển các số dư trên tài khoản thanh toán và các giấy tờ có giá khác mà khách hàng/bên đồng trả nợ đứng tên tại BIDV để thu nợ nếu vi phạm các cam kết tại BIDV.</w:t>
             </w:r>
           </w:p>
           <w:p>
@@ -21445,7 +15029,7 @@
                 <w:sz w:val="24"/>
                 <w:szCs w:val="24"/>
               </w:rPr>
-              <w:t>+ Khách hàng cam kết ủy quyền cho BIDV có toàn quyền xem xét, phong tỏa và trích chuyển các số dư trên tài khoản thanh toán và các giấy tờ có giá khác mà khách hàng/bên đồng trả nợ đứng tên tại BIDV để thu nợ nếu vi phạm các cam kết tại BIDV.</w:t>
+              <w:t>+ Kể từ thời điểm được Chủ đầu tư bàn giao, đưa vào sử dụng nhà ở và trong suốt thời gian khi còn dư nợ tại BIDV, Khách hàng cung cấp cho BIDV hồ sơ chứng minh đã mua bảo hiểm cháy, nổ bắt buộc đối với căn hộ chung cư hình thành từ vốn vay tại các doanh nghiệp bảo hiểm kinh doanh nghiệp vụ bảo hiểm cháy, nổ theo quy định pháp luật, với số tiền bảo hiểm tối thiểu bằng dư nợ tại mọi thời điểm (có yêu cầu chuyển quyền thụ hưởng bảo hiểm về cho BIDV trong trường hợp sử dụng Nhà ở chung cư Hình thành từ vốn vay làm tài sản bảo đảm).</w:t>
             </w:r>
           </w:p>
           <w:p>
@@ -21465,23 +15049,7 @@
                 <w:sz w:val="24"/>
                 <w:szCs w:val="24"/>
               </w:rPr>
-              <w:t xml:space="preserve">+ </w:t>
-            </w:r>
-            <w:r>
-              <w:rPr>
-                <w:color w:val="0000FF"/>
-                <w:sz w:val="24"/>
-                <w:szCs w:val="24"/>
-              </w:rPr>
-              <w:t>Kể từ thời điểm được Chủ đầu tư bàn giao, đưa vào sử dụng nhà ở và trong suốt thời gian khi còn dư nợ tại BIDV, Khách hàng cung cấp cho BIDV hồ sơ chứng minh đã mua bảo hiểm cháy, nổ bắt buộc đối với căn hộ chung cư hình thành từ vốn vay tại các doanh nghiệp bảo hiểm kinh doanh nghiệp vụ bảo hiểm cháy, nổ theo quy định pháp luật, với số tiền bảo hiểm tối thiểu bằng dư nợ tại mọi thời điểm (có yêu cầu chuyển quyền thụ hưởng bảo hiểm về cho BIDV trong trường hợp sử dụng Nhà ở chung cư Hình thành từ vốn vay làm tài sản bảo đảm)</w:t>
-            </w:r>
-            <w:r>
-              <w:rPr>
-                <w:color w:val="000000"/>
-                <w:sz w:val="24"/>
-                <w:szCs w:val="24"/>
-              </w:rPr>
-              <w:t>.</w:t>
+              <w:t>+  Khách hàng cam kết không bán, sang tên, chuyển nhượng, thế chấp nhà ở hình thành từ vốn vay tại các TCTD khác ngoài BIDV trong thời gian còn dư nợ khoản vay theo gói tín dụng. Trường hợp KH vi phạm, BIDV thực hiện thu nợ và tất toán khoản vay trước hạn bắt buộc.</w:t>
             </w:r>
           </w:p>
           <w:p>
@@ -21501,7 +15069,7 @@
                 <w:sz w:val="24"/>
                 <w:szCs w:val="24"/>
               </w:rPr>
-              <w:t>+  Khách hàng cam kết không bán, sang tên, chuyển nhượng, thế chấp nhà ở hình thành từ vốn vay tại các TCTD khác ngoài BIDV trong thời gian còn dư nợ khoản vay theo gói tín dụng. Trường hợp KH vi phạm, BIDV thực hiện thu nợ và tất toán khoản vay trước hạn bắt buộc.</w:t>
+              <w:t>+ Khách hàng cam kết tài sản thế chấp, vốn tự có tham gia, nguồn tiền trả nợ có nguồn gốc hợp pháp, bảo đảm tuân thủ quy định của pháp luật về phòng chống rửa tiền, chống tài trợ khủng bố, tuân thủ cấm vận</w:t>
             </w:r>
           </w:p>
           <w:p>
@@ -21521,15 +15089,7 @@
                 <w:sz w:val="24"/>
                 <w:szCs w:val="24"/>
               </w:rPr>
-              <w:t xml:space="preserve">+ </w:t>
-            </w:r>
-            <w:r>
-              <w:rPr>
-                <w:color w:val="000000"/>
-                <w:sz w:val="24"/>
-                <w:szCs w:val="24"/>
-              </w:rPr>
-              <w:t>Khách hàng cam kết tài sản thế chấp, vốn tự có tham gia, nguồn tiền trả nợ có nguồn gốc hợp pháp, bảo đảm tuân thủ quy định của pháp luật về phòng chống rửa tiền, chống tài trợ khủng bố, tuân thủ cấm vận</w:t>
+              <w:t>+ Khách hàng cam kết khi có bất kỳ thay đổi tình hình nhân thân, tình hình tài chính và các nguồn thu nhập trả nợ của khách hàng theo phương án vay vốn đã được BIDV thẩm định, phê duyệt thì phải báo ngay cho ngân hàng.</w:t>
             </w:r>
           </w:p>
           <w:p>
@@ -21549,111 +15109,7 @@
                 <w:sz w:val="24"/>
                 <w:szCs w:val="24"/>
               </w:rPr>
-              <w:t>+ Khách hàng cam kết khi có bất kỳ thay đổi tình hình nhân thân, tình hình tài chính và các nguồn thu nhập trả nợ của khách hàng theo phương án vay vốn đã được BIDV thẩm định, phê duyệt thì phải báo ngay cho ngân hàng.</w:t>
-            </w:r>
-          </w:p>
-          <w:p>
-            <w:pPr>
-              <w:widowControl w:val="0"/>
-              <w:spacing w:after="0" w:line="240" w:lineRule="auto"/>
-              <w:jc w:val="both"/>
-              <w:rPr>
-                <w:color w:val="000000"/>
-                <w:sz w:val="24"/>
-                <w:szCs w:val="24"/>
-              </w:rPr>
-            </w:pPr>
-            <w:r>
-              <w:rPr>
-                <w:color w:val="000000"/>
-                <w:sz w:val="24"/>
-                <w:szCs w:val="24"/>
-              </w:rPr>
-              <w:t xml:space="preserve">+ </w:t>
-            </w:r>
-            <w:r>
-              <w:rPr>
-                <w:color w:val="000000"/>
-                <w:sz w:val="24"/>
-                <w:szCs w:val="24"/>
-              </w:rPr>
-              <w:t xml:space="preserve">Tối thiểu trong thời gian còn dư nợ theo Hợp đồng tín dụng này, Khách hàng có nghĩa vụ duy trì số dư tiền gửi trên tài khoản thanh toán của Khách hàng mở tại BIDV với số dư bình quân hàng tháng tối thiểu 1 kỳ trả nợ gốc lãi quy đổi hàng tháng và không thấp hơn </w:t>
-            </w:r>
-            <w:r>
-              <w:rPr>
-                <w:color w:val="000000"/>
-                <w:sz w:val="24"/>
-                <w:szCs w:val="24"/>
-                <w:lang w:val="vi-VN"/>
-              </w:rPr>
-              <w:t>&lt;&lt;</w:t>
-            </w:r>
-            <w:r>
-              <w:t xml:space="preserve"> </w:t>
-            </w:r>
-            <w:r>
-              <w:rPr>
-                <w:color w:val="000000"/>
-                <w:sz w:val="24"/>
-                <w:szCs w:val="24"/>
-                <w:lang w:val="vi-VN"/>
-              </w:rPr>
-              <w:t>'57 - Số tiền duy trì TK TT</w:t>
-            </w:r>
-            <w:r>
-              <w:rPr>
-                <w:color w:val="000000"/>
-                <w:sz w:val="24"/>
-                <w:szCs w:val="24"/>
-                <w:lang w:val="vi-VN"/>
-              </w:rPr>
-              <w:t>&gt;&gt; đồng</w:t>
-            </w:r>
-            <w:r>
-              <w:rPr>
-                <w:color w:val="000000"/>
-                <w:sz w:val="24"/>
-                <w:szCs w:val="24"/>
-              </w:rPr>
-              <w:t xml:space="preserve"> nhằm đảm bảo khả năng trả nợ gốc, lãi vay. Trường hợp khách hàng không duy trì đủ số dư tiền gửi trên tài khoản thanh toán hàng tháng tối thiểu </w:t>
-            </w:r>
-            <w:r>
-              <w:rPr>
-                <w:color w:val="000000"/>
-                <w:sz w:val="24"/>
-                <w:szCs w:val="24"/>
-                <w:lang w:val="vi-VN"/>
-              </w:rPr>
-              <w:t>&lt;&lt;</w:t>
-            </w:r>
-            <w:r>
-              <w:t xml:space="preserve"> </w:t>
-            </w:r>
-            <w:r>
-              <w:rPr>
-                <w:color w:val="000000"/>
-                <w:sz w:val="24"/>
-                <w:szCs w:val="24"/>
-                <w:lang w:val="vi-VN"/>
-              </w:rPr>
-              <w:t xml:space="preserve">'57 - Số tiền duy trì TK TT </w:t>
-            </w:r>
-            <w:r>
-              <w:rPr>
-                <w:color w:val="000000"/>
-                <w:sz w:val="24"/>
-                <w:szCs w:val="24"/>
-                <w:lang w:val="vi-VN"/>
-              </w:rPr>
-              <w:t>&gt;&gt;</w:t>
-            </w:r>
-            <w:r>
-              <w:rPr>
-                <w:color w:val="000000"/>
-                <w:sz w:val="24"/>
-                <w:szCs w:val="24"/>
-              </w:rPr>
-              <w:t xml:space="preserve"> đồng, BIDV dừng áp dụng lãi suất cho vay cạnh tranh kể từ thời điểm phát sinh và điều chỉnh về mức lãi suất cho vay sau thời gian áp dụng LSCV cạnh tranh tại Hợp đồng tín dụng.</w:t>
+              <w:t>+ Tối thiểu trong thời gian còn dư nợ theo Hợp đồng tín dụng này, Khách hàng có nghĩa vụ duy trì số dư tiền gửi trên tài khoản thanh toán của Khách hàng mở tại BIDV với số dư bình quân hàng tháng tối thiểu 1 kỳ trả nợ gốc lãi quy đổi hàng tháng và không thấp hơn &lt;&lt; '57 - Số tiền duy trì TK TT&gt;&gt; đồng nhằm đảm bảo khả năng trả nợ gốc, lãi vay. Trường hợp khách hàng không duy trì đủ số dư tiền gửi trên tài khoản thanh toán hàng tháng tối thiểu &lt;&lt; '57 - Số tiền duy trì TK TT &gt;&gt; đồng, BIDV dừng áp dụng lãi suất cho vay cạnh tranh kể từ thời điểm phát sinh và điều chỉnh về mức lãi suất cho vay sau thời gian áp dụng LSCV cạnh tranh tại Hợp đồng tín dụng.</w:t>
             </w:r>
           </w:p>
         </w:tc>
@@ -21678,54 +15134,7 @@
           <w:sz w:val="24"/>
           <w:szCs w:val="24"/>
         </w:rPr>
-        <w:lastRenderedPageBreak/>
-        <w:t>Cán bộ QLKH</w:t>
-      </w:r>
-      <w:r>
-        <w:rPr>
-          <w:b/>
-          <w:bCs/>
-          <w:sz w:val="24"/>
-          <w:szCs w:val="24"/>
-        </w:rPr>
-        <w:tab/>
-      </w:r>
-      <w:r>
-        <w:rPr>
-          <w:b/>
-          <w:bCs/>
-          <w:sz w:val="24"/>
-          <w:szCs w:val="24"/>
-        </w:rPr>
-        <w:tab/>
-      </w:r>
-      <w:r>
-        <w:rPr>
-          <w:b/>
-          <w:bCs/>
-          <w:sz w:val="24"/>
-          <w:szCs w:val="24"/>
-        </w:rPr>
-        <w:tab/>
-      </w:r>
-      <w:r>
-        <w:rPr>
-          <w:b/>
-          <w:bCs/>
-          <w:sz w:val="24"/>
-          <w:szCs w:val="24"/>
-        </w:rPr>
-        <w:tab/>
-      </w:r>
-      <w:r>
-        <w:rPr>
-          <w:b/>
-          <w:bCs/>
-          <w:color w:val="000000"/>
-          <w:sz w:val="24"/>
-          <w:szCs w:val="24"/>
-        </w:rPr>
-        <w:t>Cán bộ thẩm định</w:t>
+        <w:t>Cán bộ QLKH				Cán bộ thẩm định</w:t>
       </w:r>
     </w:p>
     <w:p>
